--- a/downloads/workbook/ai-1-week-36.docx
+++ b/downloads/workbook/ai-1-week-36.docx
@@ -1328,6 +1328,178 @@
         <w:t>Project connection: Present the Helpful Classroom Sorter’s versions, test records, baseline, failures and next investigation as an evidence portfolio.</w:t>
       </w:r>
     </w:p>
+    <w:p>
+      <w:pPr>
+        <w:pStyle w:val="Heading1"/>
+      </w:pPr>
+      <w:r>
+        <w:t>19. Project portfolio milestone</w:t>
+      </w:r>
+    </w:p>
+    <w:p>
+      <w:r>
+        <w:t>Project: Helpful Classroom Sorter</w:t>
+      </w:r>
+    </w:p>
+    <w:p>
+      <w:r>
+        <w:t>Current milestone: Present and defend. Demonstrate the system, explain one failure and justify the next improvement with evidence.</w:t>
+      </w:r>
+    </w:p>
+    <w:p>
+      <w:r>
+        <w:t>Present the Helpful Classroom Sorter’s versions, test records, baseline, failures and next investigation as an evidence portfolio.</w:t>
+      </w:r>
+    </w:p>
+    <w:tbl>
+      <w:tblPr>
+        <w:tblStyle w:val="LightShading-Accent1"/>
+        <w:tblW w:type="auto" w:w="0"/>
+        <w:tblLook w:firstColumn="1" w:firstRow="1" w:lastColumn="0" w:lastRow="0" w:noHBand="0" w:noVBand="1" w:val="04A0"/>
+      </w:tblPr>
+      <w:tblGrid>
+        <w:gridCol w:w="5112"/>
+        <w:gridCol w:w="5112"/>
+      </w:tblGrid>
+      <w:tr>
+        <w:trPr>
+          <w:tblHeader/>
+        </w:trPr>
+        <w:tc>
+          <w:tcPr>
+            <w:tcW w:type="dxa" w:w="5112"/>
+          </w:tcPr>
+          <w:p>
+            <w:r>
+              <w:t>Evidence to keep</w:t>
+            </w:r>
+          </w:p>
+        </w:tc>
+        <w:tc>
+          <w:tcPr>
+            <w:tcW w:type="dxa" w:w="5112"/>
+          </w:tcPr>
+          <w:p>
+            <w:r>
+              <w:t>My record</w:t>
+            </w:r>
+          </w:p>
+        </w:tc>
+      </w:tr>
+      <w:tr>
+        <w:tc>
+          <w:tcPr>
+            <w:tcW w:type="dxa" w:w="5112"/>
+          </w:tcPr>
+          <w:p>
+            <w:r>
+              <w:t>This week’s input and deciding step</w:t>
+            </w:r>
+          </w:p>
+        </w:tc>
+        <w:tc>
+          <w:tcPr>
+            <w:tcW w:type="dxa" w:w="5112"/>
+          </w:tcPr>
+          <w:p>
+            <w:r/>
+          </w:p>
+        </w:tc>
+      </w:tr>
+      <w:tr>
+        <w:tc>
+          <w:tcPr>
+            <w:tcW w:type="dxa" w:w="5112"/>
+          </w:tcPr>
+          <w:p>
+            <w:r>
+              <w:t>Prediction and actual result (or labelled paper trace)</w:t>
+            </w:r>
+          </w:p>
+        </w:tc>
+        <w:tc>
+          <w:tcPr>
+            <w:tcW w:type="dxa" w:w="5112"/>
+          </w:tcPr>
+          <w:p>
+            <w:r/>
+          </w:p>
+        </w:tc>
+      </w:tr>
+      <w:tr>
+        <w:tc>
+          <w:tcPr>
+            <w:tcW w:type="dxa" w:w="5112"/>
+          </w:tcPr>
+          <w:p>
+            <w:r>
+              <w:t>One change since the previous checkpoint and why</w:t>
+            </w:r>
+          </w:p>
+        </w:tc>
+        <w:tc>
+          <w:tcPr>
+            <w:tcW w:type="dxa" w:w="5112"/>
+          </w:tcPr>
+          <w:p>
+            <w:r/>
+          </w:p>
+        </w:tc>
+      </w:tr>
+      <w:tr>
+        <w:tc>
+          <w:tcPr>
+            <w:tcW w:type="dxa" w:w="5112"/>
+          </w:tcPr>
+          <w:p>
+            <w:r>
+              <w:t>One error or limit and the next test</w:t>
+            </w:r>
+          </w:p>
+        </w:tc>
+        <w:tc>
+          <w:tcPr>
+            <w:tcW w:type="dxa" w:w="5112"/>
+          </w:tcPr>
+          <w:p>
+            <w:r/>
+          </w:p>
+        </w:tc>
+      </w:tr>
+    </w:tbl>
+    <w:p>
+      <w:pPr>
+        <w:pStyle w:val="Heading3"/>
+      </w:pPr>
+      <w:r>
+        <w:t>Explain what this week adds to your project. Reuse last week’s record rather than starting again.</w:t>
+      </w:r>
+    </w:p>
+    <w:p>
+      <w:r>
+        <w:t>________________________________________________________________</w:t>
+      </w:r>
+    </w:p>
+    <w:p>
+      <w:r>
+        <w:t>________________________________________________________________</w:t>
+      </w:r>
+    </w:p>
+    <w:p>
+      <w:r>
+        <w:t>________________________________________________________________</w:t>
+      </w:r>
+    </w:p>
+    <w:p>
+      <w:r>
+        <w:t>________________________________________________________________</w:t>
+      </w:r>
+    </w:p>
+    <w:p>
+      <w:r>
+        <w:t>________________________________________________________________</w:t>
+      </w:r>
+    </w:p>
     <w:sectPr>
       <w:pgSz w:w="12240" w:h="15840"/>
       <w:pgMar w:top="936" w:right="1008" w:bottom="936" w:left="1008" w:header="720" w:footer="720" w:gutter="0"/>

--- a/downloads/workbook/ai-1-week-36.docx
+++ b/downloads/workbook/ai-1-week-36.docx
@@ -1500,6 +1500,240 @@
         <w:t>________________________________________________________________</w:t>
       </w:r>
     </w:p>
+    <w:p>
+      <w:pPr>
+        <w:pStyle w:val="Heading1"/>
+      </w:pPr>
+      <w:r>
+        <w:t>20. Supported practice and learning evidence</w:t>
+      </w:r>
+    </w:p>
+    <w:p>
+      <w:r>
+        <w:t>Use this supported practice once, in the browser or on paper. Keep the reserved independent assessment for a separate first attempt before teacher feedback.</w:t>
+      </w:r>
+    </w:p>
+    <w:p>
+      <w:r>
+        <w:t>A fictional paper sorter team prepares an exhibition evidence board.</w:t>
+      </w:r>
+    </w:p>
+    <w:p>
+      <w:pPr>
+        <w:pStyle w:val="Heading3"/>
+      </w:pPr>
+      <w:r>
+        <w:t>Practice 1: explain the deciding evidence</w:t>
+      </w:r>
+    </w:p>
+    <w:p>
+      <w:r>
+        <w:t>Which labelled step matches this detail? Prototype did not beat baseline on this measured outcome; explain its failures.</w:t>
+      </w:r>
+    </w:p>
+    <w:p>
+      <w:r>
+        <w:t>1. Keep incomplete work</w:t>
+      </w:r>
+    </w:p>
+    <w:p>
+      <w:r>
+        <w:t>2. Describe contract</w:t>
+      </w:r>
+    </w:p>
+    <w:p>
+      <w:r>
+        <w:t>3. Show results</w:t>
+      </w:r>
+    </w:p>
+    <w:p>
+      <w:r>
+        <w:t>4. Defend conclusion</w:t>
+      </w:r>
+    </w:p>
+    <w:p>
+      <w:pPr>
+        <w:pStyle w:val="Heading3"/>
+      </w:pPr>
+      <w:r>
+        <w:t>My selected conclusion, deciding fact and explanation</w:t>
+      </w:r>
+    </w:p>
+    <w:p>
+      <w:r>
+        <w:t>________________________________________________________________</w:t>
+      </w:r>
+    </w:p>
+    <w:p>
+      <w:r>
+        <w:t>________________________________________________________________</w:t>
+      </w:r>
+    </w:p>
+    <w:p>
+      <w:r>
+        <w:t>________________________________________________________________</w:t>
+      </w:r>
+    </w:p>
+    <w:p>
+      <w:r>
+        <w:t>________________________________________________________________</w:t>
+      </w:r>
+    </w:p>
+    <w:p>
+      <w:r>
+        <w:t>________________________________________________________________</w:t>
+      </w:r>
+    </w:p>
+    <w:p>
+      <w:r>
+        <w:t>Hint if needed: Read the steps in the pictorial case. Match the supplied detail to the stage that performs or records it.</w:t>
+      </w:r>
+    </w:p>
+    <w:p>
+      <w:r>
+        <w:t>After your attempt, compare with the supported explanation: Defend conclusion Prototype did not beat baseline on this measured outcome; explain its failures. An exhibition should make the evidence inspectable. A polished demonstration is not a substitute for the reserved-case record. The shared cases allow a direct descriptive comparison of pass rates; missing timing data prevents a claim that the prototype is faster. Unrun cases must not be treated as successes.</w:t>
+      </w:r>
+    </w:p>
+    <w:p>
+      <w:pPr>
+        <w:pStyle w:val="Heading3"/>
+      </w:pPr>
+      <w:r>
+        <w:t>Practice 2: explain the deciding evidence</w:t>
+      </w:r>
+    </w:p>
+    <w:p>
+      <w:r>
+        <w:t>Changed-case practice: Someone adds the two unrun cases to the denominator as failures. Which conclusion is supported by the supplied facts?</w:t>
+      </w:r>
+    </w:p>
+    <w:p>
+      <w:r>
+        <w:t>1. We can decide the result without examining the changed input or the procedure.</w:t>
+      </w:r>
+    </w:p>
+    <w:p>
+      <w:r>
+        <w:t>2. This one example guarantees correct results for every future input.</w:t>
+      </w:r>
+    </w:p>
+    <w:p>
+      <w:r>
+        <w:t>3. That reports a different measure, 8/12 completed successes out of planned cases.</w:t>
+      </w:r>
+    </w:p>
+    <w:p>
+      <w:pPr>
+        <w:pStyle w:val="Heading3"/>
+      </w:pPr>
+      <w:r>
+        <w:t>My selected conclusion, deciding fact and explanation</w:t>
+      </w:r>
+    </w:p>
+    <w:p>
+      <w:r>
+        <w:t>________________________________________________________________</w:t>
+      </w:r>
+    </w:p>
+    <w:p>
+      <w:r>
+        <w:t>________________________________________________________________</w:t>
+      </w:r>
+    </w:p>
+    <w:p>
+      <w:r>
+        <w:t>________________________________________________________________</w:t>
+      </w:r>
+    </w:p>
+    <w:p>
+      <w:r>
+        <w:t>________________________________________________________________</w:t>
+      </w:r>
+    </w:p>
+    <w:p>
+      <w:r>
+        <w:t>________________________________________________________________</w:t>
+      </w:r>
+    </w:p>
+    <w:p>
+      <w:r>
+        <w:t>Hint if needed: Use the changed condition and the deciding step in the pictorial trace. The answer must say what follows from those facts.</w:t>
+      </w:r>
+    </w:p>
+    <w:p>
+      <w:r>
+        <w:t>After your attempt, compare with the supported explanation: That reports a different measure, 8/12 completed successes out of planned cases. It cannot be called the original attempted-case pass rate; distinguish completion from evaluated correctness.</w:t>
+      </w:r>
+    </w:p>
+    <w:p>
+      <w:pPr>
+        <w:pStyle w:val="Heading3"/>
+      </w:pPr>
+      <w:r>
+        <w:t>Repair a missing building block</w:t>
+      </w:r>
+    </w:p>
+    <w:p>
+      <w:r>
+        <w:t>Review Improve One Cause (ai-1/35). Goal: Repair a located defect without changing the agreed requirements. Short practice: Explain why “our repaired version now picks something” is not enough to show success at 6.. Return to this week and explain what you changed.</w:t>
+      </w:r>
+    </w:p>
+    <w:p>
+      <w:r>
+        <w:t>Review Test Normal Cases (ai-1/33). Goal: Plan routine cases with expected results derived from the requirements. Short practice: Why is none correct for 8 but incorrect for 6? Use both capacity cards.. Return to this week and explain what you changed.</w:t>
+      </w:r>
+    </w:p>
+    <w:p>
+      <w:r>
+        <w:t>Review Choose Inputs and Outputs (ai-1/30). Goal: Turn the project outcome into precise input and output requirements. Short practice: Trace requests 10 and blank. Why should they not receive the same explanation?. Return to this week and explain what you changed.</w:t>
+      </w:r>
+    </w:p>
+    <w:p>
+      <w:pPr>
+        <w:pStyle w:val="Heading3"/>
+      </w:pPr>
+      <w:r>
+        <w:t>Keep your completed work</w:t>
+      </w:r>
+    </w:p>
+    <w:p>
+      <w:r>
+        <w:t>Use Download completed work in the hosted lesson to export your answers, reflections, practice feedback and code-run evidence. Open the HTML copy to read or print it. Drafts stay in this browser when storage is available; clear drafts on a shared device.</w:t>
+      </w:r>
+    </w:p>
+    <w:p>
+      <w:pPr>
+        <w:pStyle w:val="Heading3"/>
+      </w:pPr>
+      <w:r>
+        <w:t>What I repaired, the evidence I kept and the next test</w:t>
+      </w:r>
+    </w:p>
+    <w:p>
+      <w:r>
+        <w:t>________________________________________________________________</w:t>
+      </w:r>
+    </w:p>
+    <w:p>
+      <w:r>
+        <w:t>________________________________________________________________</w:t>
+      </w:r>
+    </w:p>
+    <w:p>
+      <w:r>
+        <w:t>________________________________________________________________</w:t>
+      </w:r>
+    </w:p>
+    <w:p>
+      <w:r>
+        <w:t>________________________________________________________________</w:t>
+      </w:r>
+    </w:p>
+    <w:p>
+      <w:r>
+        <w:t>________________________________________________________________</w:t>
+      </w:r>
+    </w:p>
     <w:sectPr>
       <w:pgSz w:w="12240" w:h="15840"/>
       <w:pgMar w:top="936" w:right="1008" w:bottom="936" w:left="1008" w:header="720" w:footer="720" w:gutter="0"/>

--- a/downloads/workbook/ai-1-week-36.docx
+++ b/downloads/workbook/ai-1-week-36.docx
@@ -30,6 +30,17 @@
     </w:p>
     <w:p>
       <w:r>
+        <w:t>Record your starting explanation for Expo and Defense before opening notes. Show any later correction separately.</w:t>
+      </w:r>
+    </w:p>
+    <w:p>
+      <w:pPr>
+        <w:spacing w:line="336" w:lineRule="auto" w:after="180"/>
+      </w:pPr>
+      <w:r>
+        <w:rPr>
+          <w:b w:val="0"/>
+        </w:rPr>
         <w:t>Try the recall before opening notes. Then use a different colour or a labelled second line to correct your explanation.</w:t>
       </w:r>
     </w:p>
@@ -42,7 +53,13 @@
       </w:r>
     </w:p>
     <w:p>
-      <w:r>
+      <w:pPr>
+        <w:spacing w:line="336" w:lineRule="auto" w:after="180"/>
+      </w:pPr>
+      <w:r>
+        <w:rPr>
+          <w:b w:val="0"/>
+        </w:rPr>
         <w:t>Without opening the old lesson, explain one key idea from Improve One Cause. Give an example and a mistake that the idea helps you avoid.</w:t>
       </w:r>
     </w:p>
@@ -78,7 +95,13 @@
       </w:r>
     </w:p>
     <w:p>
-      <w:r>
+      <w:pPr>
+        <w:spacing w:line="336" w:lineRule="auto" w:after="180"/>
+      </w:pPr>
+      <w:r>
+        <w:rPr>
+          <w:b w:val="0"/>
+        </w:rPr>
         <w:t>Without opening the old lesson, explain one key idea from Test Normal Cases. Give an example and a mistake that the idea helps you avoid.</w:t>
       </w:r>
     </w:p>
@@ -114,8 +137,38 @@
       </w:r>
     </w:p>
     <w:p>
-      <w:r>
-        <w:t>Without opening the old lesson, explain one key idea from Choose Inputs and Outputs. Give an example and a mistake that the idea helps you avoid.</w:t>
+      <w:pPr>
+        <w:spacing w:line="336" w:lineRule="auto" w:after="180"/>
+      </w:pPr>
+      <w:r>
+        <w:rPr>
+          <w:b w:val="0"/>
+        </w:rPr>
+        <w:t xml:space="preserve">Without opening the old lesson, explain one key idea from Choose </w:t>
+      </w:r>
+      <w:r>
+        <w:rPr>
+          <w:b/>
+        </w:rPr>
+        <w:t>Input</w:t>
+      </w:r>
+      <w:r>
+        <w:rPr>
+          <w:b w:val="0"/>
+        </w:rPr>
+        <w:t xml:space="preserve">s and </w:t>
+      </w:r>
+      <w:r>
+        <w:rPr>
+          <w:b/>
+        </w:rPr>
+        <w:t>Output</w:t>
+      </w:r>
+      <w:r>
+        <w:rPr>
+          <w:b w:val="0"/>
+        </w:rPr>
+        <w:t>s. Give an example and a mistake that the idea helps you avoid.</w:t>
       </w:r>
     </w:p>
     <w:p>
@@ -151,7 +204,30 @@
     </w:p>
     <w:p>
       <w:r>
-        <w:t>Use W2: Keep the final evaluation record for Evaluating and explaining your project. Record the answer once; the lesson and workbook refer to the same attempt.</w:t>
+        <w:t>Complete the supported Expo and Defense trace and record the first step you can explain without help.</w:t>
+      </w:r>
+    </w:p>
+    <w:p>
+      <w:pPr>
+        <w:spacing w:line="336" w:lineRule="auto" w:after="180"/>
+      </w:pPr>
+      <w:r>
+        <w:rPr>
+          <w:b w:val="0"/>
+        </w:rPr>
+        <w:t xml:space="preserve">Use W2: Keep the </w:t>
+      </w:r>
+      <w:r>
+        <w:rPr>
+          <w:b/>
+        </w:rPr>
+        <w:t>final evaluation</w:t>
+      </w:r>
+      <w:r>
+        <w:rPr>
+          <w:b w:val="0"/>
+        </w:rPr>
+        <w:t xml:space="preserve"> record for Evaluating and explaining your project. Record the answer once; the lesson and workbook refer to the same attempt.</w:t>
       </w:r>
     </w:p>
     <w:tbl>
@@ -279,7 +355,29 @@
     </w:p>
     <w:p>
       <w:r>
-        <w:t>Use the worked case for Evaluating and explaining your project. Proposed explanation: “A polished presentation proves the system works”. Decide whether this explanation is supported. Point to the step or supplied fact that decides; explain your repair if needed.</w:t>
+        <w:t>Check the proposed Expo and Defense explanation against the supplied facts before discussing it.</w:t>
+      </w:r>
+    </w:p>
+    <w:p>
+      <w:pPr>
+        <w:spacing w:line="336" w:lineRule="auto" w:after="180"/>
+      </w:pPr>
+      <w:r>
+        <w:rPr>
+          <w:b w:val="0"/>
+        </w:rPr>
+        <w:t>Use the worked case for Evaluating and explaining your project. Proposed explanation: “A polished presentation proves the system works”. Decide whether this explanation is supported.</w:t>
+      </w:r>
+    </w:p>
+    <w:p>
+      <w:pPr>
+        <w:spacing w:line="336" w:lineRule="auto" w:after="180"/>
+      </w:pPr>
+      <w:r>
+        <w:rPr>
+          <w:b w:val="0"/>
+        </w:rPr>
+        <w:t>Point to the step or supplied fact that decides; explain your repair if needed.</w:t>
       </w:r>
     </w:p>
     <w:p>
@@ -319,6 +417,11 @@
       </w:r>
     </w:p>
     <w:p>
+      <w:r>
+        <w:t>Write one first attempt at the reserved independent case before feedback. Repeated copies of that case refer to the same recorded attempt.</w:t>
+      </w:r>
+    </w:p>
+    <w:p>
       <w:pPr>
         <w:pStyle w:val="Heading3"/>
       </w:pPr>
@@ -327,8 +430,49 @@
       </w:r>
     </w:p>
     <w:p>
-      <w:r>
-        <w:t>A fictional library adviser and its manual baseline face the same 6 reserved cases. The candidate has 4 full passes; the baseline has 5. One additional planned case is unrun by both. No speed data was collected. The team says “ours is faster and more reliable everywhere” and repairs it after seeing the failures. Explain what the counts support, two unsupported claims and how to label a rerun of the revealed cases.</w:t>
+      <w:pPr>
+        <w:spacing w:line="336" w:lineRule="auto" w:after="180"/>
+      </w:pPr>
+      <w:r>
+        <w:rPr>
+          <w:b w:val="0"/>
+        </w:rPr>
+        <w:t xml:space="preserve">A fictional library adviser and its manual </w:t>
+      </w:r>
+      <w:r>
+        <w:rPr>
+          <w:b/>
+        </w:rPr>
+        <w:t>baseline</w:t>
+      </w:r>
+      <w:r>
+        <w:rPr>
+          <w:b w:val="0"/>
+        </w:rPr>
+        <w:t xml:space="preserve"> face the same 6 reserved cases. The candidate has 4 full passes; the </w:t>
+      </w:r>
+      <w:r>
+        <w:rPr>
+          <w:b/>
+        </w:rPr>
+        <w:t>baseline</w:t>
+      </w:r>
+      <w:r>
+        <w:rPr>
+          <w:b w:val="0"/>
+        </w:rPr>
+        <w:t xml:space="preserve"> has 5. One additional planned case is unrun by both. No speed data was collected.</w:t>
+      </w:r>
+    </w:p>
+    <w:p>
+      <w:pPr>
+        <w:spacing w:line="336" w:lineRule="auto" w:after="180"/>
+      </w:pPr>
+      <w:r>
+        <w:rPr>
+          <w:b w:val="0"/>
+        </w:rPr>
+        <w:t>The team says “ours is faster and more reliable everywhere” and repairs it after seeing the failures. Explain what the counts support, two unsupported claims and how to label a rerun of the revealed cases.</w:t>
       </w:r>
     </w:p>
     <w:p>
@@ -375,8 +519,26 @@
       </w:r>
     </w:p>
     <w:p>
-      <w:r>
-        <w:t>Attempt this case before feedback. Record any help. Earlier examples below are further practice; a case already practised with feedback cannot establish fresh transfer.</w:t>
+      <w:pPr>
+        <w:spacing w:line="336" w:lineRule="auto" w:after="180"/>
+      </w:pPr>
+      <w:r>
+        <w:rPr>
+          <w:b w:val="0"/>
+        </w:rPr>
+        <w:t xml:space="preserve">Attempt this case before feedback. Record any help. Earlier examples below are further practice; a case already practised with feedback cannot establish fresh </w:t>
+      </w:r>
+      <w:r>
+        <w:rPr>
+          <w:b/>
+        </w:rPr>
+        <w:t>transfer</w:t>
+      </w:r>
+      <w:r>
+        <w:rPr>
+          <w:b w:val="0"/>
+        </w:rPr>
+        <w:t>.</w:t>
       </w:r>
     </w:p>
     <w:p>
@@ -389,7 +551,31 @@
     </w:p>
     <w:p>
       <w:r>
-        <w:t>Defend a sorter with 10/12 routine successes and 2/4 mixed-material successes. Report overall and separate results, show one failure and propose a justified next step. What claim would overstate the evidence?</w:t>
+        <w:t>Connect the Expo and Defense target to a trace and a justified conclusion.</w:t>
+      </w:r>
+    </w:p>
+    <w:p>
+      <w:pPr>
+        <w:spacing w:line="336" w:lineRule="auto" w:after="180"/>
+        <w:shd w:fill="F5F1FB"/>
+      </w:pPr>
+      <w:r>
+        <w:rPr>
+          <w:b w:val="0"/>
+        </w:rPr>
+        <w:t xml:space="preserve">Defend a sorter with 10/12 routine successes and 2/4 mixed-material successes. Report overall and separate results, show one failure and propose a justified next step. What claim would overstate the </w:t>
+      </w:r>
+      <w:r>
+        <w:rPr>
+          <w:b/>
+        </w:rPr>
+        <w:t>evidence</w:t>
+      </w:r>
+      <w:r>
+        <w:rPr>
+          <w:b w:val="0"/>
+        </w:rPr>
+        <w:t>?</w:t>
       </w:r>
     </w:p>
     <w:p>
@@ -402,17 +588,46 @@
     </w:p>
     <w:p>
       <w:r>
+        <w:t>Solve the supplied Expo and Defense case and show the deciding evidence.</w:t>
+      </w:r>
+    </w:p>
+    <w:p>
+      <w:pPr>
+        <w:spacing w:line="336" w:lineRule="auto" w:after="180"/>
+      </w:pPr>
+      <w:r>
+        <w:rPr>
+          <w:b w:val="0"/>
+        </w:rPr>
         <w:t>The expo poster says always correct after six classroom passes.</w:t>
       </w:r>
     </w:p>
     <w:p>
-      <w:r>
+      <w:pPr>
+        <w:spacing w:line="336" w:lineRule="auto" w:after="180"/>
+      </w:pPr>
+      <w:r>
+        <w:rPr>
+          <w:b w:val="0"/>
+        </w:rPr>
         <w:t>Write a defensible claim.</w:t>
       </w:r>
     </w:p>
     <w:p>
-      <w:r>
-        <w:t>Show your trace, calculation or evidence</w:t>
+      <w:pPr>
+        <w:spacing w:line="336" w:lineRule="auto" w:after="180"/>
+      </w:pPr>
+      <w:r>
+        <w:rPr>
+          <w:b w:val="0"/>
+        </w:rPr>
+        <w:t xml:space="preserve">Show your trace, calculation or </w:t>
+      </w:r>
+      <w:r>
+        <w:rPr>
+          <w:b/>
+        </w:rPr>
+        <w:t>evidence</w:t>
       </w:r>
     </w:p>
     <w:p>
@@ -458,11 +673,40 @@
     </w:p>
     <w:p>
       <w:r>
-        <w:t>At the expo, a team says our sorter never fails after testing four cards. Replace the claim with an evidence-based statement and name a next test.</w:t>
-      </w:r>
-    </w:p>
-    <w:p>
-      <w:r>
+        <w:t>Apply the procedure to the changed case and record why the conclusion follows.</w:t>
+      </w:r>
+    </w:p>
+    <w:p>
+      <w:pPr>
+        <w:spacing w:line="336" w:lineRule="auto" w:after="180"/>
+      </w:pPr>
+      <w:r>
+        <w:rPr>
+          <w:b w:val="0"/>
+        </w:rPr>
+        <w:t xml:space="preserve">At the expo, a team says our sorter never fails after testing four cards. Replace the claim with an </w:t>
+      </w:r>
+      <w:r>
+        <w:rPr>
+          <w:b/>
+        </w:rPr>
+        <w:t>evidence</w:t>
+      </w:r>
+      <w:r>
+        <w:rPr>
+          <w:b w:val="0"/>
+        </w:rPr>
+        <w:t>-based statement and name a next test.</w:t>
+      </w:r>
+    </w:p>
+    <w:p>
+      <w:pPr>
+        <w:spacing w:line="336" w:lineRule="auto" w:after="180"/>
+      </w:pPr>
+      <w:r>
+        <w:rPr>
+          <w:b w:val="0"/>
+        </w:rPr>
         <w:t>My independent answer and reason</w:t>
       </w:r>
     </w:p>
@@ -517,7 +761,30 @@
     </w:p>
     <w:p>
       <w:r>
-        <w:t>Create a changed input, boundary case or missing-information case. Write the expected answer or safe response before testing.</w:t>
+        <w:t>Specify a changed input, expected result and observation separately.</w:t>
+      </w:r>
+    </w:p>
+    <w:p>
+      <w:pPr>
+        <w:spacing w:line="336" w:lineRule="auto" w:after="180"/>
+      </w:pPr>
+      <w:r>
+        <w:rPr>
+          <w:b w:val="0"/>
+        </w:rPr>
+        <w:t xml:space="preserve">Create a changed </w:t>
+      </w:r>
+      <w:r>
+        <w:rPr>
+          <w:b/>
+        </w:rPr>
+        <w:t>input</w:t>
+      </w:r>
+      <w:r>
+        <w:rPr>
+          <w:b w:val="0"/>
+        </w:rPr>
+        <w:t>, boundary case or missing-information case. Write the expected answer or safe response before testing.</w:t>
       </w:r>
     </w:p>
     <w:tbl>
@@ -646,12 +913,53 @@
     </w:p>
     <w:p>
       <w:r>
-        <w:t>Present the final Classroom Sorter portfolio and complete the AI-1 certification defense.</w:t>
-      </w:r>
-    </w:p>
-    <w:p>
-      <w:r>
-        <w:t>The project change and evidence I will keep</w:t>
+        <w:t>Justify what Expo and Defense adds to Helpful Classroom Sorter and keep the evidence.</w:t>
+      </w:r>
+    </w:p>
+    <w:p>
+      <w:pPr>
+        <w:spacing w:line="336" w:lineRule="auto" w:after="180"/>
+      </w:pPr>
+      <w:r>
+        <w:rPr>
+          <w:b w:val="0"/>
+        </w:rPr>
+        <w:t xml:space="preserve">Present the final Classroom Sorter portfolio and complete the AI-1 certification </w:t>
+      </w:r>
+      <w:r>
+        <w:rPr>
+          <w:b/>
+        </w:rPr>
+        <w:t>defense</w:t>
+      </w:r>
+      <w:r>
+        <w:rPr>
+          <w:b w:val="0"/>
+        </w:rPr>
+        <w:t>.</w:t>
+      </w:r>
+    </w:p>
+    <w:p>
+      <w:pPr>
+        <w:spacing w:line="336" w:lineRule="auto" w:after="180"/>
+      </w:pPr>
+      <w:r>
+        <w:rPr>
+          <w:b w:val="0"/>
+        </w:rPr>
+        <w:t xml:space="preserve">The project change and </w:t>
+      </w:r>
+      <w:r>
+        <w:rPr>
+          <w:b/>
+        </w:rPr>
+        <w:t>evidence</w:t>
+      </w:r>
+      <w:r>
+        <w:rPr>
+          <w:b w:val="0"/>
+        </w:rPr>
+        <w:t xml:space="preserve"> I will keep</w:t>
       </w:r>
     </w:p>
     <w:p>
@@ -697,11 +1005,54 @@
     </w:p>
     <w:p>
       <w:r>
-        <w:t>I can explain the mechanism. I can show evidence. I can handle a changed case. I can name a limit. Mark each as not yet, with help or independently, and attach supporting work.</w:t>
-      </w:r>
-    </w:p>
-    <w:p>
-      <w:r>
+        <w:t>Judge explanation, evidence, transfer and limits separately; attach the work behind your judgement.</w:t>
+      </w:r>
+    </w:p>
+    <w:p>
+      <w:pPr>
+        <w:pStyle w:val="ListBullet"/>
+      </w:pPr>
+      <w:r>
+        <w:t>I can explain the mechanism.</w:t>
+      </w:r>
+    </w:p>
+    <w:p>
+      <w:pPr>
+        <w:pStyle w:val="ListBullet"/>
+      </w:pPr>
+      <w:r>
+        <w:t>I can show evidence.</w:t>
+      </w:r>
+    </w:p>
+    <w:p>
+      <w:pPr>
+        <w:pStyle w:val="ListBullet"/>
+      </w:pPr>
+      <w:r>
+        <w:t>I can handle a changed case.</w:t>
+      </w:r>
+    </w:p>
+    <w:p>
+      <w:pPr>
+        <w:pStyle w:val="ListBullet"/>
+      </w:pPr>
+      <w:r>
+        <w:t>I can name a limit.</w:t>
+      </w:r>
+    </w:p>
+    <w:p>
+      <w:r>
+        <w:t>Mark each as not yet, with help or independently, and attach supporting work.</w:t>
+      </w:r>
+    </w:p>
+    <w:p>
+      <w:pPr>
+        <w:spacing w:line="336" w:lineRule="auto" w:after="180"/>
+      </w:pPr>
+      <w:r>
+        <w:rPr>
+          <w:b w:val="0"/>
+        </w:rPr>
         <w:t>Teacher review ____________________  Next step ____________________</w:t>
       </w:r>
     </w:p>
@@ -715,7 +1066,31 @@
     </w:p>
     <w:p>
       <w:r>
-        <w:t>Defend a sorter with 10/12 routine successes and 2/4 mixed-material successes. Report overall and separate results, show one failure and propose a justified next step. What claim would overstate the evidence?</w:t>
+        <w:t>Use this earlier case as transfer practice. A case already discussed with feedback is not fresh assessment evidence.</w:t>
+      </w:r>
+    </w:p>
+    <w:p>
+      <w:pPr>
+        <w:spacing w:line="336" w:lineRule="auto" w:after="180"/>
+        <w:shd w:fill="F5F1FB"/>
+      </w:pPr>
+      <w:r>
+        <w:rPr>
+          <w:b w:val="0"/>
+        </w:rPr>
+        <w:t xml:space="preserve">Defend a sorter with 10/12 routine successes and 2/4 mixed-material successes. Report overall and separate results, show one failure and propose a justified next step. What claim would overstate the </w:t>
+      </w:r>
+      <w:r>
+        <w:rPr>
+          <w:b/>
+        </w:rPr>
+        <w:t>evidence</w:t>
+      </w:r>
+      <w:r>
+        <w:rPr>
+          <w:b w:val="0"/>
+        </w:rPr>
+        <w:t>?</w:t>
       </w:r>
     </w:p>
     <w:p>
@@ -762,7 +1137,13 @@
       </w:r>
     </w:p>
     <w:p>
-      <w:r>
+      <w:pPr>
+        <w:spacing w:line="336" w:lineRule="auto" w:after="180"/>
+      </w:pPr>
+      <w:r>
+        <w:rPr>
+          <w:b w:val="0"/>
+        </w:rPr>
         <w:t>Record support used: none, hint or teacher explanation.</w:t>
       </w:r>
     </w:p>
@@ -776,7 +1157,77 @@
     </w:p>
     <w:p>
       <w:r>
-        <w:t>Before final cases are revealed, record your version label, where its complete instructions are saved, the agreed input and matching rules, the manual baseline and any known limitation. Confirm that the instructions stay unchanged while the assigned catalogue is used as input.</w:t>
+        <w:t>Record the fixed candidate. Apply the supplied Expo and Defense facts and keep your reasoning.</w:t>
+      </w:r>
+    </w:p>
+    <w:p>
+      <w:pPr>
+        <w:spacing w:line="336" w:lineRule="auto" w:after="180"/>
+      </w:pPr>
+      <w:r>
+        <w:rPr>
+          <w:b w:val="0"/>
+        </w:rPr>
+        <w:t xml:space="preserve">Before final cases are revealed, record your version label, where its complete instructions are saved, the agreed </w:t>
+      </w:r>
+      <w:r>
+        <w:rPr>
+          <w:b/>
+        </w:rPr>
+        <w:t>input</w:t>
+      </w:r>
+      <w:r>
+        <w:rPr>
+          <w:b w:val="0"/>
+        </w:rPr>
+        <w:t xml:space="preserve"> and matching rules, the manual </w:t>
+      </w:r>
+      <w:r>
+        <w:rPr>
+          <w:b/>
+        </w:rPr>
+        <w:t>baseline</w:t>
+      </w:r>
+      <w:r>
+        <w:rPr>
+          <w:b w:val="0"/>
+        </w:rPr>
+        <w:t xml:space="preserve"> and any known </w:t>
+      </w:r>
+      <w:r>
+        <w:rPr>
+          <w:b/>
+        </w:rPr>
+        <w:t>limitation</w:t>
+      </w:r>
+      <w:r>
+        <w:rPr>
+          <w:b w:val="0"/>
+        </w:rPr>
+        <w:t>.</w:t>
+      </w:r>
+    </w:p>
+    <w:p>
+      <w:pPr>
+        <w:spacing w:line="336" w:lineRule="auto" w:after="180"/>
+      </w:pPr>
+      <w:r>
+        <w:rPr>
+          <w:b w:val="0"/>
+        </w:rPr>
+        <w:t xml:space="preserve">Confirm that the instructions stay unchanged while the assigned catalogue is used as </w:t>
+      </w:r>
+      <w:r>
+        <w:rPr>
+          <w:b/>
+        </w:rPr>
+        <w:t>input</w:t>
+      </w:r>
+      <w:r>
+        <w:rPr>
+          <w:b w:val="0"/>
+        </w:rPr>
+        <w:t>.</w:t>
       </w:r>
     </w:p>
     <w:p>
@@ -827,7 +1278,53 @@
     </w:p>
     <w:p>
       <w:r>
-        <w:t>Use a separate sheet for the teacher’s reserved cases. For every case record its ID and inputs, catalogue and candidate labels, both methods’ observed outputs and reasons, and results after checking. Preserve failure traces. Here summarise each method’s full passes over attempted cases and list unrun cases. State what the comparison supports.</w:t>
+        <w:t>Keep the final evaluation record. Apply the supplied Expo and Defense facts and keep your reasoning.</w:t>
+      </w:r>
+    </w:p>
+    <w:p>
+      <w:pPr>
+        <w:spacing w:line="336" w:lineRule="auto" w:after="180"/>
+      </w:pPr>
+      <w:r>
+        <w:rPr>
+          <w:b w:val="0"/>
+        </w:rPr>
+        <w:t xml:space="preserve">Use a separate sheet for the teacher’s reserved cases. For every case record its ID and </w:t>
+      </w:r>
+      <w:r>
+        <w:rPr>
+          <w:b/>
+        </w:rPr>
+        <w:t>input</w:t>
+      </w:r>
+      <w:r>
+        <w:rPr>
+          <w:b w:val="0"/>
+        </w:rPr>
+        <w:t xml:space="preserve">s, catalogue and candidate labels, both methods’ observed </w:t>
+      </w:r>
+      <w:r>
+        <w:rPr>
+          <w:b/>
+        </w:rPr>
+        <w:t>output</w:t>
+      </w:r>
+      <w:r>
+        <w:rPr>
+          <w:b w:val="0"/>
+        </w:rPr>
+        <w:t>s and reasons, and results after checking. Preserve failure traces.</w:t>
+      </w:r>
+    </w:p>
+    <w:p>
+      <w:pPr>
+        <w:spacing w:line="336" w:lineRule="auto" w:after="180"/>
+      </w:pPr>
+      <w:r>
+        <w:rPr>
+          <w:b w:val="0"/>
+        </w:rPr>
+        <w:t>Here summarise each method’s full passes over attempted cases and list unrun cases. State what the comparison supports.</w:t>
       </w:r>
     </w:p>
     <w:p>
@@ -878,7 +1375,41 @@
     </w:p>
     <w:p>
       <w:r>
-        <w:t>Write a two-minute explanation of the problem, one trace, your actual comparison, a limitation and a next action. Explain why this is a written-rule design rather than a model trained on examples. State which personal information is unnecessary and who decides whether to act.</w:t>
+        <w:t>Prepare your evidence defence. Apply the supplied Expo and Defense facts and keep your reasoning.</w:t>
+      </w:r>
+    </w:p>
+    <w:p>
+      <w:pPr>
+        <w:spacing w:line="336" w:lineRule="auto" w:after="180"/>
+      </w:pPr>
+      <w:r>
+        <w:rPr>
+          <w:b w:val="0"/>
+        </w:rPr>
+        <w:t xml:space="preserve">Write a two-minute explanation of the problem, one trace, your actual comparison, a </w:t>
+      </w:r>
+      <w:r>
+        <w:rPr>
+          <w:b/>
+        </w:rPr>
+        <w:t>limitation</w:t>
+      </w:r>
+      <w:r>
+        <w:rPr>
+          <w:b w:val="0"/>
+        </w:rPr>
+        <w:t xml:space="preserve"> and a next action. Explain why this is a written-rule design rather than a model trained on examples.</w:t>
+      </w:r>
+    </w:p>
+    <w:p>
+      <w:pPr>
+        <w:spacing w:line="336" w:lineRule="auto" w:after="180"/>
+      </w:pPr>
+      <w:r>
+        <w:rPr>
+          <w:b w:val="0"/>
+        </w:rPr>
+        <w:t>State which personal information is unnecessary and who decides whether to act.</w:t>
       </w:r>
     </w:p>
     <w:p>
@@ -934,7 +1465,53 @@
     </w:p>
     <w:p>
       <w:r>
-        <w:t>A fictional library adviser and its manual baseline face the same 6 reserved cases. The candidate has 4 full passes; the baseline has 5. One additional planned case is unrun by both. No speed data was collected. The team says “ours is faster and more reliable everywhere” and repairs it after seeing the failures. Explain what the counts support, two unsupported claims and how to label a rerun of the revealed cases.</w:t>
+        <w:t>Attempt before feedback. If this repeats the selected independent case, reuse that first attempt; otherwise keep a separate record. Judge a different project independently. Apply the supplied Expo and Defense facts and keep your reasoning.</w:t>
+      </w:r>
+    </w:p>
+    <w:p>
+      <w:pPr>
+        <w:spacing w:line="336" w:lineRule="auto" w:after="180"/>
+      </w:pPr>
+      <w:r>
+        <w:rPr>
+          <w:b w:val="0"/>
+        </w:rPr>
+        <w:t xml:space="preserve">A fictional library adviser and its manual </w:t>
+      </w:r>
+      <w:r>
+        <w:rPr>
+          <w:b/>
+        </w:rPr>
+        <w:t>baseline</w:t>
+      </w:r>
+      <w:r>
+        <w:rPr>
+          <w:b w:val="0"/>
+        </w:rPr>
+        <w:t xml:space="preserve"> face the same 6 reserved cases. The candidate has 4 full passes; the </w:t>
+      </w:r>
+      <w:r>
+        <w:rPr>
+          <w:b/>
+        </w:rPr>
+        <w:t>baseline</w:t>
+      </w:r>
+      <w:r>
+        <w:rPr>
+          <w:b w:val="0"/>
+        </w:rPr>
+        <w:t xml:space="preserve"> has 5. One additional planned case is unrun by both. No speed data was collected.</w:t>
+      </w:r>
+    </w:p>
+    <w:p>
+      <w:pPr>
+        <w:spacing w:line="336" w:lineRule="auto" w:after="180"/>
+      </w:pPr>
+      <w:r>
+        <w:rPr>
+          <w:b w:val="0"/>
+        </w:rPr>
+        <w:t>The team says “ours is faster and more reliable everywhere” and repairs it after seeing the failures. Explain what the counts support, two unsupported claims and how to label a rerun of the revealed cases.</w:t>
       </w:r>
     </w:p>
     <w:p>
@@ -990,7 +1567,41 @@
     </w:p>
     <w:p>
       <w:r>
-        <w:t>Use your own records to complete: Under these conditions, our saved version showed… The baseline showed… We still do not know… Our next action is… Include one privacy or human-control choice. If a case failed, explain its consequence without deleting the result.</w:t>
+        <w:t>Write your final conclusion. Apply the supplied Expo and Defense facts and keep your reasoning.</w:t>
+      </w:r>
+    </w:p>
+    <w:p>
+      <w:pPr>
+        <w:spacing w:line="336" w:lineRule="auto" w:after="180"/>
+      </w:pPr>
+      <w:r>
+        <w:rPr>
+          <w:b w:val="0"/>
+        </w:rPr>
+        <w:t xml:space="preserve">Use your own records to complete: Under these conditions, our saved version showed… The </w:t>
+      </w:r>
+      <w:r>
+        <w:rPr>
+          <w:b/>
+        </w:rPr>
+        <w:t>baseline</w:t>
+      </w:r>
+      <w:r>
+        <w:rPr>
+          <w:b w:val="0"/>
+        </w:rPr>
+        <w:t xml:space="preserve"> showed… We still do not know… Our next action is… Include one privacy or human-control choice.</w:t>
+      </w:r>
+    </w:p>
+    <w:p>
+      <w:pPr>
+        <w:spacing w:line="336" w:lineRule="auto" w:after="180"/>
+      </w:pPr>
+      <w:r>
+        <w:rPr>
+          <w:b w:val="0"/>
+        </w:rPr>
+        <w:t>If a case failed, explain its consequence without deleting the result.</w:t>
       </w:r>
     </w:p>
     <w:p>
@@ -1037,6 +1648,11 @@
       </w:pPr>
       <w:r>
         <w:t>17. Feedback, return check and learning record</w:t>
+      </w:r>
+    </w:p>
+    <w:p>
+      <w:r>
+        <w:t>Record the first repaired step and a different case to revisit after a delay.</w:t>
       </w:r>
     </w:p>
     <w:tbl>
@@ -1176,7 +1792,13 @@
       </w:tr>
     </w:tbl>
     <w:p>
-      <w:r>
+      <w:pPr>
+        <w:spacing w:line="336" w:lineRule="auto" w:after="180"/>
+      </w:pPr>
+      <w:r>
+        <w:rPr>
+          <w:b w:val="0"/>
+        </w:rPr>
         <w:t>Revisit this idea with your teacher after a delay. Familiarity is different from explaining and using it on a changed case.</w:t>
       </w:r>
     </w:p>
@@ -1190,16 +1812,75 @@
     </w:p>
     <w:p>
       <w:r>
-        <w:t>A fictional paper sorter team prepares an exhibition evidence board.</w:t>
-      </w:r>
-    </w:p>
-    <w:p>
-      <w:r>
-        <w:t>Both prototype and manual baseline attempt the same 10 reserved cases. Prototype passes 8; baseline passes 9.</w:t>
-      </w:r>
-    </w:p>
-    <w:p>
-      <w:r>
+        <w:t>A fictional paper sorter team prepares an exhibition evidence board. Explain the labelled step before checking the changed condition.</w:t>
+      </w:r>
+    </w:p>
+    <w:p>
+      <w:pPr>
+        <w:spacing w:line="336" w:lineRule="auto" w:after="180"/>
+      </w:pPr>
+      <w:r>
+        <w:rPr>
+          <w:b w:val="0"/>
+        </w:rPr>
+        <w:t xml:space="preserve">A fictional paper sorter team prepares an exhibition </w:t>
+      </w:r>
+      <w:r>
+        <w:rPr>
+          <w:b/>
+        </w:rPr>
+        <w:t>evidence</w:t>
+      </w:r>
+      <w:r>
+        <w:rPr>
+          <w:b w:val="0"/>
+        </w:rPr>
+        <w:t xml:space="preserve"> board.</w:t>
+      </w:r>
+    </w:p>
+    <w:p>
+      <w:pPr>
+        <w:spacing w:line="336" w:lineRule="auto" w:after="180"/>
+      </w:pPr>
+      <w:r>
+        <w:rPr>
+          <w:b w:val="0"/>
+        </w:rPr>
+        <w:t xml:space="preserve">Both prototype and manual </w:t>
+      </w:r>
+      <w:r>
+        <w:rPr>
+          <w:b/>
+        </w:rPr>
+        <w:t>baseline</w:t>
+      </w:r>
+      <w:r>
+        <w:rPr>
+          <w:b w:val="0"/>
+        </w:rPr>
+        <w:t xml:space="preserve"> attempt the same 10 reserved cases. Prototype passes 8; </w:t>
+      </w:r>
+      <w:r>
+        <w:rPr>
+          <w:b/>
+        </w:rPr>
+        <w:t>baseline</w:t>
+      </w:r>
+      <w:r>
+        <w:rPr>
+          <w:b w:val="0"/>
+        </w:rPr>
+        <w:t xml:space="preserve"> passes 9.</w:t>
+      </w:r>
+    </w:p>
+    <w:p>
+      <w:pPr>
+        <w:spacing w:line="336" w:lineRule="auto" w:after="180"/>
+      </w:pPr>
+      <w:r>
+        <w:rPr>
+          <w:b w:val="0"/>
+        </w:rPr>
         <w:t>Two additional planned cases are unrun. No timing or pupil-satisfaction measures were collected.</w:t>
       </w:r>
     </w:p>
@@ -1276,8 +1957,26 @@
       </w:r>
     </w:p>
     <w:p>
-      <w:r>
-        <w:t>Write one defensible success statement and one claim the evidence cannot support.</w:t>
+      <w:pPr>
+        <w:spacing w:line="336" w:lineRule="auto" w:after="180"/>
+      </w:pPr>
+      <w:r>
+        <w:rPr>
+          <w:b w:val="0"/>
+        </w:rPr>
+        <w:t xml:space="preserve">Write one defensible success statement and one claim the </w:t>
+      </w:r>
+      <w:r>
+        <w:rPr>
+          <w:b/>
+        </w:rPr>
+        <w:t>evidence</w:t>
+      </w:r>
+      <w:r>
+        <w:rPr>
+          <w:b w:val="0"/>
+        </w:rPr>
+        <w:t xml:space="preserve"> cannot support.</w:t>
       </w:r>
     </w:p>
     <w:p>
@@ -1319,13 +2018,70 @@
       </w:r>
     </w:p>
     <w:p>
-      <w:r>
-        <w:t>Support used: alone / hint / worked example. This record is practice evidence.</w:t>
-      </w:r>
-    </w:p>
-    <w:p>
-      <w:r>
-        <w:t>Project connection: Present the Helpful Classroom Sorter’s versions, test records, baseline, failures and next investigation as an evidence portfolio.</w:t>
+      <w:pPr>
+        <w:pStyle w:val="Heading3"/>
+      </w:pPr>
+      <w:r>
+        <w:t>Record the help used</w:t>
+      </w:r>
+    </w:p>
+    <w:p>
+      <w:pPr>
+        <w:spacing w:line="336" w:lineRule="auto" w:after="180"/>
+        <w:shd w:fill="F1F6F8"/>
+      </w:pPr>
+      <w:r>
+        <w:rPr>
+          <w:b w:val="0"/>
+        </w:rPr>
+        <w:t xml:space="preserve">Support used: alone / hint / worked example. This record is practice </w:t>
+      </w:r>
+      <w:r>
+        <w:rPr>
+          <w:b/>
+        </w:rPr>
+        <w:t>evidence</w:t>
+      </w:r>
+      <w:r>
+        <w:rPr>
+          <w:b w:val="0"/>
+        </w:rPr>
+        <w:t>.</w:t>
+      </w:r>
+    </w:p>
+    <w:p>
+      <w:pPr>
+        <w:spacing w:line="336" w:lineRule="auto" w:after="180"/>
+      </w:pPr>
+      <w:r>
+        <w:rPr>
+          <w:b w:val="0"/>
+        </w:rPr>
+        <w:t xml:space="preserve">Project connection: Present the Helpful Classroom Sorter’s versions, test records, </w:t>
+      </w:r>
+      <w:r>
+        <w:rPr>
+          <w:b/>
+        </w:rPr>
+        <w:t>baseline</w:t>
+      </w:r>
+      <w:r>
+        <w:rPr>
+          <w:b w:val="0"/>
+        </w:rPr>
+        <w:t xml:space="preserve">, failures and next investigation as an </w:t>
+      </w:r>
+      <w:r>
+        <w:rPr>
+          <w:b/>
+        </w:rPr>
+        <w:t>evidence</w:t>
+      </w:r>
+      <w:r>
+        <w:rPr>
+          <w:b w:val="0"/>
+        </w:rPr>
+        <w:t xml:space="preserve"> portfolio.</w:t>
       </w:r>
     </w:p>
     <w:p>
@@ -1338,17 +2094,76 @@
     </w:p>
     <w:p>
       <w:r>
+        <w:t>Keep this week’s input, deciding step, result and limit together in the Helpful Classroom Sorter record.</w:t>
+      </w:r>
+    </w:p>
+    <w:p>
+      <w:pPr>
+        <w:spacing w:line="336" w:lineRule="auto" w:after="180"/>
+      </w:pPr>
+      <w:r>
+        <w:rPr>
+          <w:b w:val="0"/>
+        </w:rPr>
         <w:t>Project: Helpful Classroom Sorter</w:t>
       </w:r>
     </w:p>
     <w:p>
-      <w:r>
-        <w:t>Current milestone: Present and defend. Demonstrate the system, explain one failure and justify the next improvement with evidence.</w:t>
-      </w:r>
-    </w:p>
-    <w:p>
-      <w:r>
-        <w:t>Present the Helpful Classroom Sorter’s versions, test records, baseline, failures and next investigation as an evidence portfolio.</w:t>
+      <w:pPr>
+        <w:spacing w:line="336" w:lineRule="auto" w:after="180"/>
+      </w:pPr>
+      <w:r>
+        <w:rPr>
+          <w:b w:val="0"/>
+        </w:rPr>
+        <w:t xml:space="preserve">Current milestone: Present and defend. Demonstrate the system, explain one failure and justify the next improvement with </w:t>
+      </w:r>
+      <w:r>
+        <w:rPr>
+          <w:b/>
+        </w:rPr>
+        <w:t>evidence</w:t>
+      </w:r>
+      <w:r>
+        <w:rPr>
+          <w:b w:val="0"/>
+        </w:rPr>
+        <w:t>.</w:t>
+      </w:r>
+    </w:p>
+    <w:p>
+      <w:pPr>
+        <w:spacing w:line="336" w:lineRule="auto" w:after="180"/>
+      </w:pPr>
+      <w:r>
+        <w:rPr>
+          <w:b w:val="0"/>
+        </w:rPr>
+        <w:t xml:space="preserve">Present the Helpful Classroom Sorter’s versions, test records, </w:t>
+      </w:r>
+      <w:r>
+        <w:rPr>
+          <w:b/>
+        </w:rPr>
+        <w:t>baseline</w:t>
+      </w:r>
+      <w:r>
+        <w:rPr>
+          <w:b w:val="0"/>
+        </w:rPr>
+        <w:t xml:space="preserve">, failures and next investigation as an </w:t>
+      </w:r>
+      <w:r>
+        <w:rPr>
+          <w:b/>
+        </w:rPr>
+        <w:t>evidence</w:t>
+      </w:r>
+      <w:r>
+        <w:rPr>
+          <w:b w:val="0"/>
+        </w:rPr>
+        <w:t xml:space="preserve"> portfolio.</w:t>
       </w:r>
     </w:p>
     <w:tbl>
@@ -1510,12 +2325,41 @@
     </w:p>
     <w:p>
       <w:r>
+        <w:t>Try the supported questions before comparing with hints and feedback. Record what you repaired and the evidence you retained.</w:t>
+      </w:r>
+    </w:p>
+    <w:p>
+      <w:pPr>
+        <w:spacing w:line="336" w:lineRule="auto" w:after="180"/>
+      </w:pPr>
+      <w:r>
+        <w:rPr>
+          <w:b w:val="0"/>
+        </w:rPr>
         <w:t>Use this supported practice once, in the browser or on paper. Keep the reserved independent assessment for a separate first attempt before teacher feedback.</w:t>
       </w:r>
     </w:p>
     <w:p>
-      <w:r>
-        <w:t>A fictional paper sorter team prepares an exhibition evidence board.</w:t>
+      <w:pPr>
+        <w:spacing w:line="336" w:lineRule="auto" w:after="180"/>
+      </w:pPr>
+      <w:r>
+        <w:rPr>
+          <w:b w:val="0"/>
+        </w:rPr>
+        <w:t xml:space="preserve">A fictional paper sorter team prepares an exhibition </w:t>
+      </w:r>
+      <w:r>
+        <w:rPr>
+          <w:b/>
+        </w:rPr>
+        <w:t>evidence</w:t>
+      </w:r>
+      <w:r>
+        <w:rPr>
+          <w:b w:val="0"/>
+        </w:rPr>
+        <w:t xml:space="preserve"> board.</w:t>
       </w:r>
     </w:p>
     <w:p>
@@ -1527,27 +2371,73 @@
       </w:r>
     </w:p>
     <w:p>
-      <w:r>
-        <w:t>Which labelled step matches this detail? Prototype did not beat baseline on this measured outcome; explain its failures.</w:t>
-      </w:r>
-    </w:p>
-    <w:p>
-      <w:r>
+      <w:pPr>
+        <w:spacing w:line="336" w:lineRule="auto" w:after="180"/>
+      </w:pPr>
+      <w:r>
+        <w:rPr>
+          <w:b w:val="0"/>
+        </w:rPr>
+        <w:t xml:space="preserve">Which labelled step matches this detail? Prototype did not beat </w:t>
+      </w:r>
+      <w:r>
+        <w:rPr>
+          <w:b/>
+        </w:rPr>
+        <w:t>baseline</w:t>
+      </w:r>
+      <w:r>
+        <w:rPr>
+          <w:b w:val="0"/>
+        </w:rPr>
+        <w:t xml:space="preserve"> on this measured outcome; explain its failures.</w:t>
+      </w:r>
+    </w:p>
+    <w:p>
+      <w:pPr>
+        <w:spacing w:line="336" w:lineRule="auto" w:after="180"/>
+        <w:shd w:fill="F4F9FC"/>
+      </w:pPr>
+      <w:r>
+        <w:rPr>
+          <w:b w:val="0"/>
+        </w:rPr>
         <w:t>1. Keep incomplete work</w:t>
       </w:r>
     </w:p>
     <w:p>
-      <w:r>
+      <w:pPr>
+        <w:spacing w:line="336" w:lineRule="auto" w:after="180"/>
+        <w:shd w:fill="F4F9FC"/>
+      </w:pPr>
+      <w:r>
+        <w:rPr>
+          <w:b w:val="0"/>
+        </w:rPr>
         <w:t>2. Describe contract</w:t>
       </w:r>
     </w:p>
     <w:p>
-      <w:r>
+      <w:pPr>
+        <w:spacing w:line="336" w:lineRule="auto" w:after="180"/>
+        <w:shd w:fill="F4F9FC"/>
+      </w:pPr>
+      <w:r>
+        <w:rPr>
+          <w:b w:val="0"/>
+        </w:rPr>
         <w:t>3. Show results</w:t>
       </w:r>
     </w:p>
     <w:p>
-      <w:r>
+      <w:pPr>
+        <w:spacing w:line="336" w:lineRule="auto" w:after="180"/>
+        <w:shd w:fill="F4F9FC"/>
+      </w:pPr>
+      <w:r>
+        <w:rPr>
+          <w:b w:val="0"/>
+        </w:rPr>
         <w:t>4. Defend conclusion</w:t>
       </w:r>
     </w:p>
@@ -1585,40 +2475,190 @@
       </w:r>
     </w:p>
     <w:p>
-      <w:r>
+      <w:pPr>
+        <w:pStyle w:val="Heading3"/>
+      </w:pPr>
+      <w:r>
+        <w:t>Hint · try first</w:t>
+      </w:r>
+    </w:p>
+    <w:p>
+      <w:pPr>
+        <w:spacing w:line="336" w:lineRule="auto" w:after="180"/>
+        <w:shd w:fill="F1F6F8"/>
+      </w:pPr>
+      <w:r>
+        <w:rPr>
+          <w:b w:val="0"/>
+        </w:rPr>
         <w:t>Hint if needed: Read the steps in the pictorial case. Match the supplied detail to the stage that performs or records it.</w:t>
       </w:r>
     </w:p>
     <w:p>
-      <w:r>
-        <w:t>After your attempt, compare with the supported explanation: Defend conclusion Prototype did not beat baseline on this measured outcome; explain its failures. An exhibition should make the evidence inspectable. A polished demonstration is not a substitute for the reserved-case record. The shared cases allow a direct descriptive comparison of pass rates; missing timing data prevents a claim that the prototype is faster. Unrun cases must not be treated as successes.</w:t>
-      </w:r>
-    </w:p>
-    <w:p>
       <w:pPr>
         <w:pStyle w:val="Heading3"/>
       </w:pPr>
       <w:r>
+        <w:t>Feedback · compare after trying</w:t>
+      </w:r>
+    </w:p>
+    <w:p>
+      <w:pPr>
+        <w:spacing w:line="336" w:lineRule="auto" w:after="180"/>
+        <w:shd w:fill="F1F6FC"/>
+      </w:pPr>
+      <w:r>
+        <w:rPr>
+          <w:b w:val="0"/>
+        </w:rPr>
+        <w:t xml:space="preserve">After your attempt, compare with the supported explanation: Defend conclusion Prototype did not beat </w:t>
+      </w:r>
+      <w:r>
+        <w:rPr>
+          <w:b/>
+        </w:rPr>
+        <w:t>baseline</w:t>
+      </w:r>
+      <w:r>
+        <w:rPr>
+          <w:b w:val="0"/>
+        </w:rPr>
+        <w:t xml:space="preserve"> on this measured outcome; explain its failures. An exhibition should make the </w:t>
+      </w:r>
+      <w:r>
+        <w:rPr>
+          <w:b/>
+        </w:rPr>
+        <w:t>evidence</w:t>
+      </w:r>
+      <w:r>
+        <w:rPr>
+          <w:b w:val="0"/>
+        </w:rPr>
+        <w:t xml:space="preserve"> inspectable.</w:t>
+      </w:r>
+    </w:p>
+    <w:p>
+      <w:pPr>
+        <w:spacing w:line="336" w:lineRule="auto" w:after="180"/>
+        <w:shd w:fill="F1F6FC"/>
+      </w:pPr>
+      <w:r>
+        <w:rPr>
+          <w:b w:val="0"/>
+        </w:rPr>
+        <w:t xml:space="preserve">A polished </w:t>
+      </w:r>
+      <w:r>
+        <w:rPr>
+          <w:b/>
+        </w:rPr>
+        <w:t>demonstration</w:t>
+      </w:r>
+      <w:r>
+        <w:rPr>
+          <w:b w:val="0"/>
+        </w:rPr>
+        <w:t xml:space="preserve"> is not a substitute for the reserved-case record. The shared cases allow a direct descriptive comparison of pass rates; missing timing data prevents a claim that the prototype is faster.</w:t>
+      </w:r>
+    </w:p>
+    <w:p>
+      <w:pPr>
+        <w:spacing w:line="336" w:lineRule="auto" w:after="180"/>
+        <w:shd w:fill="F1F6FC"/>
+      </w:pPr>
+      <w:r>
+        <w:rPr>
+          <w:b w:val="0"/>
+        </w:rPr>
+        <w:t>Unrun cases must not be treated as successes.</w:t>
+      </w:r>
+    </w:p>
+    <w:p>
+      <w:pPr>
+        <w:pStyle w:val="Heading3"/>
+      </w:pPr>
+      <w:r>
         <w:t>Practice 2: explain the deciding evidence</w:t>
       </w:r>
     </w:p>
     <w:p>
-      <w:r>
+      <w:pPr>
+        <w:pStyle w:val="Heading3"/>
+      </w:pPr>
+      <w:r>
+        <w:t>Changed case · predict first</w:t>
+      </w:r>
+    </w:p>
+    <w:p>
+      <w:pPr>
+        <w:spacing w:line="336" w:lineRule="auto" w:after="180"/>
+        <w:shd w:fill="F5F1FB"/>
+      </w:pPr>
+      <w:r>
+        <w:rPr>
+          <w:b w:val="0"/>
+        </w:rPr>
         <w:t>Changed-case practice: Someone adds the two unrun cases to the denominator as failures. Which conclusion is supported by the supplied facts?</w:t>
       </w:r>
     </w:p>
     <w:p>
-      <w:r>
-        <w:t>1. We can decide the result without examining the changed input or the procedure.</w:t>
-      </w:r>
-    </w:p>
-    <w:p>
-      <w:r>
-        <w:t>2. This one example guarantees correct results for every future input.</w:t>
-      </w:r>
-    </w:p>
-    <w:p>
-      <w:r>
+      <w:pPr>
+        <w:spacing w:line="336" w:lineRule="auto" w:after="180"/>
+        <w:shd w:fill="F4F9FC"/>
+      </w:pPr>
+      <w:r>
+        <w:rPr>
+          <w:b w:val="0"/>
+        </w:rPr>
+        <w:t xml:space="preserve">1. We can decide the result without examining the changed </w:t>
+      </w:r>
+      <w:r>
+        <w:rPr>
+          <w:b/>
+        </w:rPr>
+        <w:t>input</w:t>
+      </w:r>
+      <w:r>
+        <w:rPr>
+          <w:b w:val="0"/>
+        </w:rPr>
+        <w:t xml:space="preserve"> or the procedure.</w:t>
+      </w:r>
+    </w:p>
+    <w:p>
+      <w:pPr>
+        <w:spacing w:line="336" w:lineRule="auto" w:after="180"/>
+        <w:shd w:fill="F4F9FC"/>
+      </w:pPr>
+      <w:r>
+        <w:rPr>
+          <w:b w:val="0"/>
+        </w:rPr>
+        <w:t xml:space="preserve">2. This one example guarantees correct results for every future </w:t>
+      </w:r>
+      <w:r>
+        <w:rPr>
+          <w:b/>
+        </w:rPr>
+        <w:t>input</w:t>
+      </w:r>
+      <w:r>
+        <w:rPr>
+          <w:b w:val="0"/>
+        </w:rPr>
+        <w:t>.</w:t>
+      </w:r>
+    </w:p>
+    <w:p>
+      <w:pPr>
+        <w:spacing w:line="336" w:lineRule="auto" w:after="180"/>
+        <w:shd w:fill="F4F9FC"/>
+      </w:pPr>
+      <w:r>
+        <w:rPr>
+          <w:b w:val="0"/>
+        </w:rPr>
         <w:t>3. That reports a different measure, 8/12 completed successes out of planned cases.</w:t>
       </w:r>
     </w:p>
@@ -1656,36 +2696,177 @@
       </w:r>
     </w:p>
     <w:p>
-      <w:r>
+      <w:pPr>
+        <w:pStyle w:val="Heading3"/>
+      </w:pPr>
+      <w:r>
+        <w:t>Hint · try first</w:t>
+      </w:r>
+    </w:p>
+    <w:p>
+      <w:pPr>
+        <w:spacing w:line="336" w:lineRule="auto" w:after="180"/>
+        <w:shd w:fill="F1F6F8"/>
+      </w:pPr>
+      <w:r>
+        <w:rPr>
+          <w:b w:val="0"/>
+        </w:rPr>
         <w:t>Hint if needed: Use the changed condition and the deciding step in the pictorial trace. The answer must say what follows from those facts.</w:t>
       </w:r>
     </w:p>
     <w:p>
-      <w:r>
-        <w:t>After your attempt, compare with the supported explanation: That reports a different measure, 8/12 completed successes out of planned cases. It cannot be called the original attempted-case pass rate; distinguish completion from evaluated correctness.</w:t>
-      </w:r>
-    </w:p>
-    <w:p>
       <w:pPr>
         <w:pStyle w:val="Heading3"/>
       </w:pPr>
       <w:r>
+        <w:t>Feedback · compare after trying</w:t>
+      </w:r>
+    </w:p>
+    <w:p>
+      <w:pPr>
+        <w:spacing w:line="336" w:lineRule="auto" w:after="180"/>
+        <w:shd w:fill="F1F6FC"/>
+      </w:pPr>
+      <w:r>
+        <w:rPr>
+          <w:b w:val="0"/>
+        </w:rPr>
+        <w:t>After your attempt, compare with the supported explanation: That reports a different measure, 8/12 completed successes out of planned cases.</w:t>
+      </w:r>
+    </w:p>
+    <w:p>
+      <w:pPr>
+        <w:spacing w:line="336" w:lineRule="auto" w:after="180"/>
+        <w:shd w:fill="F1F6FC"/>
+      </w:pPr>
+      <w:r>
+        <w:rPr>
+          <w:b w:val="0"/>
+        </w:rPr>
+        <w:t>It cannot be called the original attempted-case pass rate; distinguish completion from evaluated correctness.</w:t>
+      </w:r>
+    </w:p>
+    <w:p>
+      <w:pPr>
+        <w:pStyle w:val="Heading3"/>
+      </w:pPr>
+      <w:r>
         <w:t>Repair a missing building block</w:t>
       </w:r>
     </w:p>
     <w:p>
-      <w:r>
-        <w:t>Review Improve One Cause (ai-1/35). Goal: Repair a located defect without changing the agreed requirements. Short practice: Explain why “our repaired version now picks something” is not enough to show success at 6.. Return to this week and explain what you changed.</w:t>
-      </w:r>
-    </w:p>
-    <w:p>
-      <w:r>
-        <w:t>Review Test Normal Cases (ai-1/33). Goal: Plan routine cases with expected results derived from the requirements. Short practice: Why is none correct for 8 but incorrect for 6? Use both capacity cards.. Return to this week and explain what you changed.</w:t>
-      </w:r>
-    </w:p>
-    <w:p>
-      <w:r>
-        <w:t>Review Choose Inputs and Outputs (ai-1/30). Goal: Turn the project outcome into precise input and output requirements. Short practice: Trace requests 10 and blank. Why should they not receive the same explanation?. Return to this week and explain what you changed.</w:t>
+      <w:pPr>
+        <w:spacing w:line="336" w:lineRule="auto" w:after="180"/>
+      </w:pPr>
+      <w:r>
+        <w:rPr>
+          <w:b w:val="0"/>
+        </w:rPr>
+        <w:t>Review Improve One Cause (ai-1/35). Goal: Repair a located defect without changing the agreed requirements. Short practice: Explain why “our repaired version now picks something” is not enough to show success at 6..</w:t>
+      </w:r>
+    </w:p>
+    <w:p>
+      <w:pPr>
+        <w:spacing w:line="336" w:lineRule="auto" w:after="180"/>
+      </w:pPr>
+      <w:r>
+        <w:rPr>
+          <w:b w:val="0"/>
+        </w:rPr>
+        <w:t>Return to this week and explain what you changed.</w:t>
+      </w:r>
+    </w:p>
+    <w:p>
+      <w:pPr>
+        <w:spacing w:line="336" w:lineRule="auto" w:after="180"/>
+      </w:pPr>
+      <w:r>
+        <w:rPr>
+          <w:b w:val="0"/>
+        </w:rPr>
+        <w:t>Review Test Normal Cases (ai-1/33). Goal: Plan routine cases with expected results derived from the requirements. Short practice: Why is none correct for 8 but incorrect for 6? Use both capacity cards..</w:t>
+      </w:r>
+    </w:p>
+    <w:p>
+      <w:pPr>
+        <w:spacing w:line="336" w:lineRule="auto" w:after="180"/>
+      </w:pPr>
+      <w:r>
+        <w:rPr>
+          <w:b w:val="0"/>
+        </w:rPr>
+        <w:t>Return to this week and explain what you changed.</w:t>
+      </w:r>
+    </w:p>
+    <w:p>
+      <w:pPr>
+        <w:spacing w:line="336" w:lineRule="auto" w:after="180"/>
+      </w:pPr>
+      <w:r>
+        <w:rPr>
+          <w:b w:val="0"/>
+        </w:rPr>
+        <w:t xml:space="preserve">Review Choose </w:t>
+      </w:r>
+      <w:r>
+        <w:rPr>
+          <w:b/>
+        </w:rPr>
+        <w:t>Input</w:t>
+      </w:r>
+      <w:r>
+        <w:rPr>
+          <w:b w:val="0"/>
+        </w:rPr>
+        <w:t xml:space="preserve">s and </w:t>
+      </w:r>
+      <w:r>
+        <w:rPr>
+          <w:b/>
+        </w:rPr>
+        <w:t>Output</w:t>
+      </w:r>
+      <w:r>
+        <w:rPr>
+          <w:b w:val="0"/>
+        </w:rPr>
+        <w:t xml:space="preserve">s (ai-1/30). Goal: Turn the project outcome into precise </w:t>
+      </w:r>
+      <w:r>
+        <w:rPr>
+          <w:b/>
+        </w:rPr>
+        <w:t>input</w:t>
+      </w:r>
+      <w:r>
+        <w:rPr>
+          <w:b w:val="0"/>
+        </w:rPr>
+        <w:t xml:space="preserve"> and </w:t>
+      </w:r>
+      <w:r>
+        <w:rPr>
+          <w:b/>
+        </w:rPr>
+        <w:t>output</w:t>
+      </w:r>
+      <w:r>
+        <w:rPr>
+          <w:b w:val="0"/>
+        </w:rPr>
+        <w:t xml:space="preserve"> requirements. Short practice: Trace requests 10 and blank. Why should they not receive the same explanation?.</w:t>
+      </w:r>
+    </w:p>
+    <w:p>
+      <w:pPr>
+        <w:spacing w:line="336" w:lineRule="auto" w:after="180"/>
+      </w:pPr>
+      <w:r>
+        <w:rPr>
+          <w:b w:val="0"/>
+        </w:rPr>
+        <w:t>Return to this week and explain what you changed.</w:t>
       </w:r>
     </w:p>
     <w:p>
@@ -1697,8 +2878,37 @@
       </w:r>
     </w:p>
     <w:p>
-      <w:r>
-        <w:t>Use Download completed work in the hosted lesson to export your answers, reflections, practice feedback and code-run evidence. Open the HTML copy to read or print it. Drafts stay in this browser when storage is available; clear drafts on a shared device.</w:t>
+      <w:pPr>
+        <w:spacing w:line="336" w:lineRule="auto" w:after="180"/>
+      </w:pPr>
+      <w:r>
+        <w:rPr>
+          <w:b w:val="0"/>
+        </w:rPr>
+        <w:t xml:space="preserve">Use Download completed work in the hosted lesson to export your answers, reflections, practice feedback and code-run </w:t>
+      </w:r>
+      <w:r>
+        <w:rPr>
+          <w:b/>
+        </w:rPr>
+        <w:t>evidence</w:t>
+      </w:r>
+      <w:r>
+        <w:rPr>
+          <w:b w:val="0"/>
+        </w:rPr>
+        <w:t>. Open the HTML copy to read or print it.</w:t>
+      </w:r>
+    </w:p>
+    <w:p>
+      <w:pPr>
+        <w:spacing w:line="336" w:lineRule="auto" w:after="180"/>
+      </w:pPr>
+      <w:r>
+        <w:rPr>
+          <w:b w:val="0"/>
+        </w:rPr>
+        <w:t>Drafts stay in this browser when storage is available; clear drafts on a shared device.</w:t>
       </w:r>
     </w:p>
     <w:p>
@@ -1712,6 +2922,848 @@
     <w:p>
       <w:r>
         <w:t>________________________________________________________________</w:t>
+      </w:r>
+    </w:p>
+    <w:p>
+      <w:r>
+        <w:t>________________________________________________________________</w:t>
+      </w:r>
+    </w:p>
+    <w:p>
+      <w:r>
+        <w:t>________________________________________________________________</w:t>
+      </w:r>
+    </w:p>
+    <w:p>
+      <w:r>
+        <w:t>________________________________________________________________</w:t>
+      </w:r>
+    </w:p>
+    <w:p>
+      <w:r>
+        <w:t>________________________________________________________________</w:t>
+      </w:r>
+    </w:p>
+    <w:p>
+      <w:pPr>
+        <w:pStyle w:val="Heading1"/>
+      </w:pPr>
+      <w:r>
+        <w:t>21. Visual concept journey</w:t>
+      </w:r>
+    </w:p>
+    <w:p>
+      <w:r>
+        <w:t>Explain each Expo and Defense picture from its labels, then record a relevant limit.</w:t>
+      </w:r>
+    </w:p>
+    <w:p>
+      <w:pPr>
+        <w:pStyle w:val="Heading3"/>
+      </w:pPr>
+      <w:r>
+        <w:t>01. Expo and Defense: the case</w:t>
+      </w:r>
+    </w:p>
+    <w:p>
+      <w:r>
+        <w:drawing>
+          <wp:inline xmlns:a="http://schemas.openxmlformats.org/drawingml/2006/main" xmlns:pic="http://schemas.openxmlformats.org/drawingml/2006/picture">
+            <wp:extent cx="5486400" cy="3142488"/>
+            <wp:docPr id="3" name="Picture 3" descr="A fictional paper sorter team prepares an exhibition evidence board. Supplied facts: Both prototype and manual baseline attempt the same 10 reserved cases. Prototype passes 8; baseline passes 9. Two additional planned cases are unrun. No timing or pupil-satisfaction measures were collected."/>
+            <wp:cNvGraphicFramePr>
+              <a:graphicFrameLocks noChangeAspect="1"/>
+            </wp:cNvGraphicFramePr>
+            <a:graphic>
+              <a:graphicData uri="http://schemas.openxmlformats.org/drawingml/2006/picture">
+                <pic:pic>
+                  <pic:nvPicPr>
+                    <pic:cNvPr id="0" name="academy-story-ai-1-36-01.png"/>
+                    <pic:cNvPicPr/>
+                  </pic:nvPicPr>
+                  <pic:blipFill>
+                    <a:blip r:embed="rId11"/>
+                    <a:stretch>
+                      <a:fillRect/>
+                    </a:stretch>
+                  </pic:blipFill>
+                  <pic:spPr>
+                    <a:xfrm>
+                      <a:off x="0" y="0"/>
+                      <a:ext cx="5486400" cy="3142488"/>
+                    </a:xfrm>
+                    <a:prstGeom prst="rect"/>
+                  </pic:spPr>
+                </pic:pic>
+              </a:graphicData>
+            </a:graphic>
+          </wp:inline>
+        </w:drawing>
+      </w:r>
+    </w:p>
+    <w:p>
+      <w:pPr>
+        <w:spacing w:line="336" w:lineRule="auto" w:after="180"/>
+      </w:pPr>
+      <w:r>
+        <w:rPr>
+          <w:b w:val="0"/>
+        </w:rPr>
+        <w:t xml:space="preserve">A fictional paper sorter team prepares an exhibition </w:t>
+      </w:r>
+      <w:r>
+        <w:rPr>
+          <w:b/>
+        </w:rPr>
+        <w:t>evidence</w:t>
+      </w:r>
+      <w:r>
+        <w:rPr>
+          <w:b w:val="0"/>
+        </w:rPr>
+        <w:t xml:space="preserve"> board. Supplied facts: Both prototype and manual </w:t>
+      </w:r>
+      <w:r>
+        <w:rPr>
+          <w:b/>
+        </w:rPr>
+        <w:t>baseline</w:t>
+      </w:r>
+      <w:r>
+        <w:rPr>
+          <w:b w:val="0"/>
+        </w:rPr>
+        <w:t xml:space="preserve"> attempt the same 10 reserved cases. Prototype passes 8; </w:t>
+      </w:r>
+      <w:r>
+        <w:rPr>
+          <w:b/>
+        </w:rPr>
+        <w:t>baseline</w:t>
+      </w:r>
+      <w:r>
+        <w:rPr>
+          <w:b w:val="0"/>
+        </w:rPr>
+        <w:t xml:space="preserve"> passes 9.</w:t>
+      </w:r>
+    </w:p>
+    <w:p>
+      <w:pPr>
+        <w:spacing w:line="336" w:lineRule="auto" w:after="180"/>
+      </w:pPr>
+      <w:r>
+        <w:rPr>
+          <w:b w:val="0"/>
+        </w:rPr>
+        <w:t>Two additional planned cases are unrun. No timing or pupil-satisfaction measures were collected.</w:t>
+      </w:r>
+    </w:p>
+    <w:p>
+      <w:pPr>
+        <w:spacing w:line="336" w:lineRule="auto" w:after="180"/>
+        <w:shd w:fill="F5F1FB"/>
+      </w:pPr>
+      <w:r>
+        <w:rPr>
+          <w:b w:val="0"/>
+        </w:rPr>
+        <w:t>Point to the given fact that matters most. Explain why it matters.</w:t>
+      </w:r>
+    </w:p>
+    <w:p>
+      <w:pPr>
+        <w:pStyle w:val="Heading3"/>
+      </w:pPr>
+      <w:r>
+        <w:t>My picture explanation, deciding evidence and one limit</w:t>
+      </w:r>
+    </w:p>
+    <w:p>
+      <w:r>
+        <w:t>________________________________________________________________</w:t>
+      </w:r>
+    </w:p>
+    <w:p>
+      <w:r>
+        <w:t>________________________________________________________________</w:t>
+      </w:r>
+    </w:p>
+    <w:p>
+      <w:r>
+        <w:t>________________________________________________________________</w:t>
+      </w:r>
+    </w:p>
+    <w:p>
+      <w:r>
+        <w:t>________________________________________________________________</w:t>
+      </w:r>
+    </w:p>
+    <w:p>
+      <w:pPr>
+        <w:pStyle w:val="Heading3"/>
+      </w:pPr>
+      <w:r>
+        <w:t>02. Follow the deciding steps</w:t>
+      </w:r>
+    </w:p>
+    <w:p>
+      <w:r>
+        <w:drawing>
+          <wp:inline xmlns:a="http://schemas.openxmlformats.org/drawingml/2006/main" xmlns:pic="http://schemas.openxmlformats.org/drawingml/2006/picture">
+            <wp:extent cx="5486400" cy="4005072"/>
+            <wp:docPr id="4" name="Picture 4" descr="Describe contract: Show the task, inputs, rule and reserved case selection. → Show results: Prototype 8/10=80%; baseline 9/10=90% on attempted cases. → Keep incomplete work: Two unrun cases remain visible, without pass/fail labels. → Defend conclusion: Prototype did not beat baseline on this measured outcome; explain its failures."/>
+            <wp:cNvGraphicFramePr>
+              <a:graphicFrameLocks noChangeAspect="1"/>
+            </wp:cNvGraphicFramePr>
+            <a:graphic>
+              <a:graphicData uri="http://schemas.openxmlformats.org/drawingml/2006/picture">
+                <pic:pic>
+                  <pic:nvPicPr>
+                    <pic:cNvPr id="0" name="academy-story-ai-1-36-02.png"/>
+                    <pic:cNvPicPr/>
+                  </pic:nvPicPr>
+                  <pic:blipFill>
+                    <a:blip r:embed="rId12"/>
+                    <a:stretch>
+                      <a:fillRect/>
+                    </a:stretch>
+                  </pic:blipFill>
+                  <pic:spPr>
+                    <a:xfrm>
+                      <a:off x="0" y="0"/>
+                      <a:ext cx="5486400" cy="4005072"/>
+                    </a:xfrm>
+                    <a:prstGeom prst="rect"/>
+                  </pic:spPr>
+                </pic:pic>
+              </a:graphicData>
+            </a:graphic>
+          </wp:inline>
+        </w:drawing>
+      </w:r>
+    </w:p>
+    <w:p>
+      <w:pPr>
+        <w:spacing w:line="336" w:lineRule="auto" w:after="180"/>
+      </w:pPr>
+      <w:r>
+        <w:rPr>
+          <w:b w:val="0"/>
+        </w:rPr>
+        <w:t xml:space="preserve">Describe contract: Show the task, </w:t>
+      </w:r>
+      <w:r>
+        <w:rPr>
+          <w:b/>
+        </w:rPr>
+        <w:t>input</w:t>
+      </w:r>
+      <w:r>
+        <w:rPr>
+          <w:b w:val="0"/>
+        </w:rPr>
+        <w:t>s, rule and reserved case selection. → Show results: Prototype 8/10=</w:t>
+      </w:r>
+      <w:r>
+        <w:rPr>
+          <w:b/>
+        </w:rPr>
+        <w:t>80%</w:t>
+      </w:r>
+      <w:r>
+        <w:rPr>
+          <w:b w:val="0"/>
+        </w:rPr>
+        <w:t xml:space="preserve">; </w:t>
+      </w:r>
+      <w:r>
+        <w:rPr>
+          <w:b/>
+        </w:rPr>
+        <w:t>baseline</w:t>
+      </w:r>
+      <w:r>
+        <w:rPr>
+          <w:b w:val="0"/>
+        </w:rPr>
+        <w:t xml:space="preserve"> 9/10=90% on attempted cases. → Keep incomplete work: Two unrun cases remain visible, without pass/fail labels. → Defend conclusion: Prototype did not beat </w:t>
+      </w:r>
+      <w:r>
+        <w:rPr>
+          <w:b/>
+        </w:rPr>
+        <w:t>baseline</w:t>
+      </w:r>
+      <w:r>
+        <w:rPr>
+          <w:b w:val="0"/>
+        </w:rPr>
+        <w:t xml:space="preserve"> on this measured outcome; explain its failures.</w:t>
+      </w:r>
+    </w:p>
+    <w:p>
+      <w:pPr>
+        <w:spacing w:line="336" w:lineRule="auto" w:after="180"/>
+        <w:shd w:fill="F5F1FB"/>
+      </w:pPr>
+      <w:r>
+        <w:rPr>
+          <w:b w:val="0"/>
+        </w:rPr>
+        <w:t xml:space="preserve">Point to each numbered stage and explain which recorded </w:t>
+      </w:r>
+      <w:r>
+        <w:rPr>
+          <w:b/>
+        </w:rPr>
+        <w:t>input</w:t>
+      </w:r>
+      <w:r>
+        <w:rPr>
+          <w:b w:val="0"/>
+        </w:rPr>
+        <w:t xml:space="preserve"> it uses.</w:t>
+      </w:r>
+    </w:p>
+    <w:p>
+      <w:pPr>
+        <w:pStyle w:val="Heading3"/>
+      </w:pPr>
+      <w:r>
+        <w:t>My picture explanation, deciding evidence and one limit</w:t>
+      </w:r>
+    </w:p>
+    <w:p>
+      <w:r>
+        <w:t>________________________________________________________________</w:t>
+      </w:r>
+    </w:p>
+    <w:p>
+      <w:r>
+        <w:t>________________________________________________________________</w:t>
+      </w:r>
+    </w:p>
+    <w:p>
+      <w:r>
+        <w:t>________________________________________________________________</w:t>
+      </w:r>
+    </w:p>
+    <w:p>
+      <w:r>
+        <w:t>________________________________________________________________</w:t>
+      </w:r>
+    </w:p>
+    <w:p>
+      <w:pPr>
+        <w:pStyle w:val="Heading3"/>
+      </w:pPr>
+      <w:r>
+        <w:t>03. Shared reserved-case comparison</w:t>
+      </w:r>
+    </w:p>
+    <w:p>
+      <w:r>
+        <w:drawing>
+          <wp:inline xmlns:a="http://schemas.openxmlformats.org/drawingml/2006/main" xmlns:pic="http://schemas.openxmlformats.org/drawingml/2006/picture">
+            <wp:extent cx="5486400" cy="2834640"/>
+            <wp:docPr id="5" name="Picture 5" descr="Shared reserved-case comparison. Units: passes out of 10 attempted. Prototype: 8. Manual baseline: 9."/>
+            <wp:cNvGraphicFramePr>
+              <a:graphicFrameLocks noChangeAspect="1"/>
+            </wp:cNvGraphicFramePr>
+            <a:graphic>
+              <a:graphicData uri="http://schemas.openxmlformats.org/drawingml/2006/picture">
+                <pic:pic>
+                  <pic:nvPicPr>
+                    <pic:cNvPr id="0" name="academy-story-ai-1-36-03.png"/>
+                    <pic:cNvPicPr/>
+                  </pic:nvPicPr>
+                  <pic:blipFill>
+                    <a:blip r:embed="rId13"/>
+                    <a:stretch>
+                      <a:fillRect/>
+                    </a:stretch>
+                  </pic:blipFill>
+                  <pic:spPr>
+                    <a:xfrm>
+                      <a:off x="0" y="0"/>
+                      <a:ext cx="5486400" cy="2834640"/>
+                    </a:xfrm>
+                    <a:prstGeom prst="rect"/>
+                  </pic:spPr>
+                </pic:pic>
+              </a:graphicData>
+            </a:graphic>
+          </wp:inline>
+        </w:drawing>
+      </w:r>
+    </w:p>
+    <w:p>
+      <w:pPr>
+        <w:spacing w:line="336" w:lineRule="auto" w:after="180"/>
+      </w:pPr>
+      <w:r>
+        <w:rPr>
+          <w:b w:val="0"/>
+        </w:rPr>
+        <w:t xml:space="preserve">Shared reserved-case comparison. Units: passes out of 10 attempted. Prototype: 8. Manual </w:t>
+      </w:r>
+      <w:r>
+        <w:rPr>
+          <w:b/>
+        </w:rPr>
+        <w:t>baseline</w:t>
+      </w:r>
+      <w:r>
+        <w:rPr>
+          <w:b w:val="0"/>
+        </w:rPr>
+        <w:t>: 9.</w:t>
+      </w:r>
+    </w:p>
+    <w:p>
+      <w:pPr>
+        <w:spacing w:line="336" w:lineRule="auto" w:after="180"/>
+        <w:shd w:fill="F5F1FB"/>
+      </w:pPr>
+      <w:r>
+        <w:rPr>
+          <w:b w:val="0"/>
+        </w:rPr>
+        <w:t>Read the labels and values. Explain the relationship the model shows.</w:t>
+      </w:r>
+    </w:p>
+    <w:p>
+      <w:pPr>
+        <w:pStyle w:val="Heading3"/>
+      </w:pPr>
+      <w:r>
+        <w:t>My picture explanation, deciding evidence and one limit</w:t>
+      </w:r>
+    </w:p>
+    <w:p>
+      <w:r>
+        <w:t>________________________________________________________________</w:t>
+      </w:r>
+    </w:p>
+    <w:p>
+      <w:r>
+        <w:t>________________________________________________________________</w:t>
+      </w:r>
+    </w:p>
+    <w:p>
+      <w:r>
+        <w:t>________________________________________________________________</w:t>
+      </w:r>
+    </w:p>
+    <w:p>
+      <w:r>
+        <w:t>________________________________________________________________</w:t>
+      </w:r>
+    </w:p>
+    <w:p>
+      <w:pPr>
+        <w:pStyle w:val="Heading3"/>
+      </w:pPr>
+      <w:r>
+        <w:t>04. Change one thing. Trace what follows.</w:t>
+      </w:r>
+    </w:p>
+    <w:p>
+      <w:r>
+        <w:drawing>
+          <wp:inline xmlns:a="http://schemas.openxmlformats.org/drawingml/2006/main" xmlns:pic="http://schemas.openxmlformats.org/drawingml/2006/picture">
+            <wp:extent cx="5486400" cy="3179064"/>
+            <wp:docPr id="6" name="Picture 6" descr="Original case: Prototype did not beat baseline on this measured outcome; explain its failures. Changed condition: Someone adds the two unrun cases to the denominator as failures. Expected result: That reports a different measure, 8/12 completed successes out of planned cases. Reason: It cannot be called the original attempted-case pass rate; distinguish completion from evaluated correctness."/>
+            <wp:cNvGraphicFramePr>
+              <a:graphicFrameLocks noChangeAspect="1"/>
+            </wp:cNvGraphicFramePr>
+            <a:graphic>
+              <a:graphicData uri="http://schemas.openxmlformats.org/drawingml/2006/picture">
+                <pic:pic>
+                  <pic:nvPicPr>
+                    <pic:cNvPr id="0" name="academy-story-ai-1-36-04.png"/>
+                    <pic:cNvPicPr/>
+                  </pic:nvPicPr>
+                  <pic:blipFill>
+                    <a:blip r:embed="rId14"/>
+                    <a:stretch>
+                      <a:fillRect/>
+                    </a:stretch>
+                  </pic:blipFill>
+                  <pic:spPr>
+                    <a:xfrm>
+                      <a:off x="0" y="0"/>
+                      <a:ext cx="5486400" cy="3179064"/>
+                    </a:xfrm>
+                    <a:prstGeom prst="rect"/>
+                  </pic:spPr>
+                </pic:pic>
+              </a:graphicData>
+            </a:graphic>
+          </wp:inline>
+        </w:drawing>
+      </w:r>
+    </w:p>
+    <w:p>
+      <w:pPr>
+        <w:spacing w:line="336" w:lineRule="auto" w:after="180"/>
+      </w:pPr>
+      <w:r>
+        <w:rPr>
+          <w:b w:val="0"/>
+        </w:rPr>
+        <w:t xml:space="preserve">Original case: Prototype did not beat </w:t>
+      </w:r>
+      <w:r>
+        <w:rPr>
+          <w:b/>
+        </w:rPr>
+        <w:t>baseline</w:t>
+      </w:r>
+      <w:r>
+        <w:rPr>
+          <w:b w:val="0"/>
+        </w:rPr>
+        <w:t xml:space="preserve"> on this measured outcome; explain its failures. Changed condition: Someone adds the two unrun cases to the denominator as failures.</w:t>
+      </w:r>
+    </w:p>
+    <w:p>
+      <w:pPr>
+        <w:spacing w:line="336" w:lineRule="auto" w:after="180"/>
+      </w:pPr>
+      <w:r>
+        <w:rPr>
+          <w:b w:val="0"/>
+        </w:rPr>
+        <w:t>Expected result: That reports a different measure, 8/12 completed successes out of planned cases. Reason: It cannot be called the original attempted-case pass rate; distinguish completion from evaluated correctness.</w:t>
+      </w:r>
+    </w:p>
+    <w:p>
+      <w:pPr>
+        <w:spacing w:line="336" w:lineRule="auto" w:after="180"/>
+        <w:shd w:fill="F5F1FB"/>
+      </w:pPr>
+      <w:r>
+        <w:rPr>
+          <w:b w:val="0"/>
+        </w:rPr>
+        <w:t>Predict before checking the worked changed-case result. Name what changed and what the supplied facts allow you to conclude.</w:t>
+      </w:r>
+    </w:p>
+    <w:p>
+      <w:pPr>
+        <w:pStyle w:val="Heading3"/>
+      </w:pPr>
+      <w:r>
+        <w:t>My picture explanation, deciding evidence and one limit</w:t>
+      </w:r>
+    </w:p>
+    <w:p>
+      <w:r>
+        <w:t>________________________________________________________________</w:t>
+      </w:r>
+    </w:p>
+    <w:p>
+      <w:r>
+        <w:t>________________________________________________________________</w:t>
+      </w:r>
+    </w:p>
+    <w:p>
+      <w:r>
+        <w:t>________________________________________________________________</w:t>
+      </w:r>
+    </w:p>
+    <w:p>
+      <w:r>
+        <w:t>________________________________________________________________</w:t>
+      </w:r>
+    </w:p>
+    <w:p>
+      <w:pPr>
+        <w:pStyle w:val="Heading3"/>
+      </w:pPr>
+      <w:r>
+        <w:t>05. Connect the explanation to its limit</w:t>
+      </w:r>
+    </w:p>
+    <w:p>
+      <w:r>
+        <w:drawing>
+          <wp:inline xmlns:a="http://schemas.openxmlformats.org/drawingml/2006/main" xmlns:pic="http://schemas.openxmlformats.org/drawingml/2006/picture">
+            <wp:extent cx="5486400" cy="2834640"/>
+            <wp:docPr id="7" name="Picture 7" descr="An exhibition should make the evidence inspectable. A polished demonstration is not a substitute for the reserved-case record. The shared cases allow a direct descriptive comparison of pass rates; missing timing data prevents a claim that the prototype is faster. Unrun cases must not be treated as successes. Limit: This fictional evaluation does not demonstrate classroom learning impact or performance on every future request."/>
+            <wp:cNvGraphicFramePr>
+              <a:graphicFrameLocks noChangeAspect="1"/>
+            </wp:cNvGraphicFramePr>
+            <a:graphic>
+              <a:graphicData uri="http://schemas.openxmlformats.org/drawingml/2006/picture">
+                <pic:pic>
+                  <pic:nvPicPr>
+                    <pic:cNvPr id="0" name="academy-story-ai-1-36-05.png"/>
+                    <pic:cNvPicPr/>
+                  </pic:nvPicPr>
+                  <pic:blipFill>
+                    <a:blip r:embed="rId15"/>
+                    <a:stretch>
+                      <a:fillRect/>
+                    </a:stretch>
+                  </pic:blipFill>
+                  <pic:spPr>
+                    <a:xfrm>
+                      <a:off x="0" y="0"/>
+                      <a:ext cx="5486400" cy="2834640"/>
+                    </a:xfrm>
+                    <a:prstGeom prst="rect"/>
+                  </pic:spPr>
+                </pic:pic>
+              </a:graphicData>
+            </a:graphic>
+          </wp:inline>
+        </w:drawing>
+      </w:r>
+    </w:p>
+    <w:p>
+      <w:pPr>
+        <w:spacing w:line="336" w:lineRule="auto" w:after="180"/>
+      </w:pPr>
+      <w:r>
+        <w:rPr>
+          <w:b w:val="0"/>
+        </w:rPr>
+        <w:t xml:space="preserve">An exhibition should make the </w:t>
+      </w:r>
+      <w:r>
+        <w:rPr>
+          <w:b/>
+        </w:rPr>
+        <w:t>evidence</w:t>
+      </w:r>
+      <w:r>
+        <w:rPr>
+          <w:b w:val="0"/>
+        </w:rPr>
+        <w:t xml:space="preserve"> inspectable. A polished </w:t>
+      </w:r>
+      <w:r>
+        <w:rPr>
+          <w:b/>
+        </w:rPr>
+        <w:t>demonstration</w:t>
+      </w:r>
+      <w:r>
+        <w:rPr>
+          <w:b w:val="0"/>
+        </w:rPr>
+        <w:t xml:space="preserve"> is not a substitute for the reserved-case record.</w:t>
+      </w:r>
+    </w:p>
+    <w:p>
+      <w:pPr>
+        <w:spacing w:line="336" w:lineRule="auto" w:after="180"/>
+      </w:pPr>
+      <w:r>
+        <w:rPr>
+          <w:b w:val="0"/>
+        </w:rPr>
+        <w:t>The shared cases allow a direct descriptive comparison of pass rates; missing timing data prevents a claim that the prototype is faster. Unrun cases must not be treated as successes.</w:t>
+      </w:r>
+    </w:p>
+    <w:p>
+      <w:pPr>
+        <w:spacing w:line="336" w:lineRule="auto" w:after="180"/>
+      </w:pPr>
+      <w:r>
+        <w:rPr>
+          <w:b w:val="0"/>
+        </w:rPr>
+        <w:t>Limit: This fictional evaluation does not demonstrate classroom learning impact or performance on every future request.</w:t>
+      </w:r>
+    </w:p>
+    <w:p>
+      <w:pPr>
+        <w:spacing w:line="336" w:lineRule="auto" w:after="180"/>
+        <w:shd w:fill="F5F1FB"/>
+      </w:pPr>
+      <w:r>
+        <w:rPr>
+          <w:b w:val="0"/>
+        </w:rPr>
+        <w:t>Explain the case, then point to a limit on the claim.</w:t>
+      </w:r>
+    </w:p>
+    <w:p>
+      <w:pPr>
+        <w:pStyle w:val="Heading3"/>
+      </w:pPr>
+      <w:r>
+        <w:t>My picture explanation, deciding evidence and one limit</w:t>
+      </w:r>
+    </w:p>
+    <w:p>
+      <w:r>
+        <w:t>________________________________________________________________</w:t>
+      </w:r>
+    </w:p>
+    <w:p>
+      <w:r>
+        <w:t>________________________________________________________________</w:t>
+      </w:r>
+    </w:p>
+    <w:p>
+      <w:r>
+        <w:t>________________________________________________________________</w:t>
+      </w:r>
+    </w:p>
+    <w:p>
+      <w:r>
+        <w:t>________________________________________________________________</w:t>
+      </w:r>
+    </w:p>
+    <w:p>
+      <w:pPr>
+        <w:pStyle w:val="Heading3"/>
+      </w:pPr>
+      <w:r>
+        <w:t>06. Make the idea visible in your project</w:t>
+      </w:r>
+    </w:p>
+    <w:p>
+      <w:r>
+        <w:drawing>
+          <wp:inline xmlns:a="http://schemas.openxmlformats.org/drawingml/2006/main" xmlns:pic="http://schemas.openxmlformats.org/drawingml/2006/picture">
+            <wp:extent cx="5486400" cy="3380232"/>
+            <wp:docPr id="8" name="Picture 8" descr="Present the Helpful Classroom Sorter’s versions, test records, baseline, failures and next investigation as an evidence portfolio. Draw your input, deciding step, result and limit. Supported question: Write one defensible success statement and one claim the evidence cannot support."/>
+            <wp:cNvGraphicFramePr>
+              <a:graphicFrameLocks noChangeAspect="1"/>
+            </wp:cNvGraphicFramePr>
+            <a:graphic>
+              <a:graphicData uri="http://schemas.openxmlformats.org/drawingml/2006/picture">
+                <pic:pic>
+                  <pic:nvPicPr>
+                    <pic:cNvPr id="0" name="academy-story-ai-1-36-06.png"/>
+                    <pic:cNvPicPr/>
+                  </pic:nvPicPr>
+                  <pic:blipFill>
+                    <a:blip r:embed="rId16"/>
+                    <a:stretch>
+                      <a:fillRect/>
+                    </a:stretch>
+                  </pic:blipFill>
+                  <pic:spPr>
+                    <a:xfrm>
+                      <a:off x="0" y="0"/>
+                      <a:ext cx="5486400" cy="3380232"/>
+                    </a:xfrm>
+                    <a:prstGeom prst="rect"/>
+                  </pic:spPr>
+                </pic:pic>
+              </a:graphicData>
+            </a:graphic>
+          </wp:inline>
+        </w:drawing>
+      </w:r>
+    </w:p>
+    <w:p>
+      <w:pPr>
+        <w:spacing w:line="336" w:lineRule="auto" w:after="180"/>
+      </w:pPr>
+      <w:r>
+        <w:rPr>
+          <w:b w:val="0"/>
+        </w:rPr>
+        <w:t xml:space="preserve">Present the Helpful Classroom Sorter’s versions, test records, </w:t>
+      </w:r>
+      <w:r>
+        <w:rPr>
+          <w:b/>
+        </w:rPr>
+        <w:t>baseline</w:t>
+      </w:r>
+      <w:r>
+        <w:rPr>
+          <w:b w:val="0"/>
+        </w:rPr>
+        <w:t xml:space="preserve">, failures and next investigation as an </w:t>
+      </w:r>
+      <w:r>
+        <w:rPr>
+          <w:b/>
+        </w:rPr>
+        <w:t>evidence</w:t>
+      </w:r>
+      <w:r>
+        <w:rPr>
+          <w:b w:val="0"/>
+        </w:rPr>
+        <w:t xml:space="preserve"> portfolio. Draw your </w:t>
+      </w:r>
+      <w:r>
+        <w:rPr>
+          <w:b/>
+        </w:rPr>
+        <w:t>input</w:t>
+      </w:r>
+      <w:r>
+        <w:rPr>
+          <w:b w:val="0"/>
+        </w:rPr>
+        <w:t>, deciding step, result and limit.</w:t>
+      </w:r>
+    </w:p>
+    <w:p>
+      <w:pPr>
+        <w:spacing w:line="336" w:lineRule="auto" w:after="180"/>
+      </w:pPr>
+      <w:r>
+        <w:rPr>
+          <w:b w:val="0"/>
+        </w:rPr>
+        <w:t xml:space="preserve">Supported question: Write one defensible success statement and one claim the </w:t>
+      </w:r>
+      <w:r>
+        <w:rPr>
+          <w:b/>
+        </w:rPr>
+        <w:t>evidence</w:t>
+      </w:r>
+      <w:r>
+        <w:rPr>
+          <w:b w:val="0"/>
+        </w:rPr>
+        <w:t xml:space="preserve"> cannot support.</w:t>
+      </w:r>
+    </w:p>
+    <w:p>
+      <w:pPr>
+        <w:spacing w:line="336" w:lineRule="auto" w:after="180"/>
+        <w:shd w:fill="F5F1FB"/>
+      </w:pPr>
+      <w:r>
+        <w:rPr>
+          <w:b w:val="0"/>
+        </w:rPr>
+        <w:t xml:space="preserve">Draw your project trace and justify the deciding step using </w:t>
+      </w:r>
+      <w:r>
+        <w:rPr>
+          <w:b/>
+        </w:rPr>
+        <w:t>evidence</w:t>
+      </w:r>
+      <w:r>
+        <w:rPr>
+          <w:b w:val="0"/>
+        </w:rPr>
+        <w:t>.</w:t>
+      </w:r>
+    </w:p>
+    <w:p>
+      <w:pPr>
+        <w:pStyle w:val="Heading3"/>
+      </w:pPr>
+      <w:r>
+        <w:t>My picture explanation, deciding evidence and one limit</w:t>
       </w:r>
     </w:p>
     <w:p>

--- a/downloads/workbook/ai-1-week-36.docx
+++ b/downloads/workbook/ai-1-week-36.docx
@@ -25,50 +25,216 @@
         <w:pStyle w:val="Heading1"/>
       </w:pPr>
       <w:r>
-        <w:t>01. Recall and choose your starting point</w:t>
-      </w:r>
-    </w:p>
-    <w:p>
-      <w:r>
-        <w:t>Record your starting explanation for Expo and Defense before opening notes. Show any later correction separately.</w:t>
-      </w:r>
-    </w:p>
-    <w:p>
-      <w:pPr>
-        <w:spacing w:line="336" w:lineRule="auto" w:after="180"/>
-      </w:pPr>
-      <w:r>
-        <w:rPr>
-          <w:b w:val="0"/>
-        </w:rPr>
+        <w:t>One connected final evaluation and defence record.</w:t>
+      </w:r>
+    </w:p>
+    <w:p>
+      <w:r>
+        <w:t>Archive the candidate, collect both methods’ actual results, prepare the defence and judge the independent library comparison.</w:t>
+      </w:r>
+    </w:p>
+    <w:p>
+      <w:r>
+        <w:t>Keep saved versions, actual traces, full-pass counts, unrun cases and next actions together.</w:t>
+      </w:r>
+    </w:p>
+    <w:p>
+      <w:pPr>
+        <w:pStyle w:val="Heading1"/>
+      </w:pPr>
+      <w:r>
+        <w:t>01. Recall: reconnect earlier ideas</w:t>
+      </w:r>
+    </w:p>
+    <w:p>
+      <w:r>
+        <w:t>Retrieve before opening notes.</w:t>
+      </w:r>
+    </w:p>
+    <w:p>
+      <w:pPr>
+        <w:pStyle w:val="Heading2"/>
+      </w:pPr>
+      <w:r>
+        <w:t>Retrieve and explain</w:t>
+      </w:r>
+    </w:p>
+    <w:p>
+      <w:pPr>
+        <w:pStyle w:val="ListBullet"/>
+      </w:pPr>
+      <w:r>
         <w:t>Try the recall before opening notes. Then use a different colour or a labelled second line to correct your explanation.</w:t>
       </w:r>
     </w:p>
     <w:p>
       <w:pPr>
+        <w:pStyle w:val="ListBullet"/>
+      </w:pPr>
+      <w:r>
+        <w:t>Without opening the old lesson, explain one key idea from Improve One Cause. Give an example and a mistake that the idea helps you avoid.</w:t>
+      </w:r>
+    </w:p>
+    <w:p>
+      <w:pPr>
         <w:pStyle w:val="Heading3"/>
       </w:pPr>
       <w:r>
+        <w:t>My remembered idea, example and correction</w:t>
+      </w:r>
+    </w:p>
+    <w:p>
+      <w:r>
+        <w:t>________________________________________________________________</w:t>
+      </w:r>
+    </w:p>
+    <w:p>
+      <w:r>
+        <w:t>________________________________________________________________</w:t>
+      </w:r>
+    </w:p>
+    <w:p>
+      <w:r>
+        <w:t>________________________________________________________________</w:t>
+      </w:r>
+    </w:p>
+    <w:p>
+      <w:pPr>
+        <w:pStyle w:val="ListBullet"/>
+      </w:pPr>
+      <w:r>
+        <w:t>Without opening the old lesson, explain one key idea from Test Normal Cases. Give an example and a mistake that the idea helps you avoid.</w:t>
+      </w:r>
+    </w:p>
+    <w:p>
+      <w:pPr>
+        <w:pStyle w:val="Heading3"/>
+      </w:pPr>
+      <w:r>
+        <w:t>My remembered idea, example and correction</w:t>
+      </w:r>
+    </w:p>
+    <w:p>
+      <w:r>
+        <w:t>________________________________________________________________</w:t>
+      </w:r>
+    </w:p>
+    <w:p>
+      <w:r>
+        <w:t>________________________________________________________________</w:t>
+      </w:r>
+    </w:p>
+    <w:p>
+      <w:r>
+        <w:t>________________________________________________________________</w:t>
+      </w:r>
+    </w:p>
+    <w:p>
+      <w:pPr>
+        <w:pStyle w:val="ListBullet"/>
+      </w:pPr>
+      <w:r>
+        <w:t>Without opening the old lesson, explain one key idea from Choose Inputs and Outputs. Give an example and a mistake that the idea helps you avoid.</w:t>
+      </w:r>
+    </w:p>
+    <w:p>
+      <w:pPr>
+        <w:pStyle w:val="Heading3"/>
+      </w:pPr>
+      <w:r>
+        <w:t>My remembered idea, example and correction</w:t>
+      </w:r>
+    </w:p>
+    <w:p>
+      <w:r>
+        <w:t>________________________________________________________________</w:t>
+      </w:r>
+    </w:p>
+    <w:p>
+      <w:r>
+        <w:t>________________________________________________________________</w:t>
+      </w:r>
+    </w:p>
+    <w:p>
+      <w:r>
+        <w:t>________________________________________________________________</w:t>
+      </w:r>
+    </w:p>
+    <w:p>
+      <w:pPr>
+        <w:pStyle w:val="Heading2"/>
+      </w:pPr>
+      <w:r>
+        <w:t>Earlier wording, alternatives and picture transcripts · reference / check after trying</w:t>
+      </w:r>
+    </w:p>
+    <w:p>
+      <w:pPr>
+        <w:pStyle w:val="Heading3"/>
+      </w:pPr>
+      <w:r>
         <w:t>Improve One Cause</w:t>
       </w:r>
     </w:p>
     <w:p>
       <w:pPr>
-        <w:spacing w:line="336" w:lineRule="auto" w:after="180"/>
-      </w:pPr>
-      <w:r>
-        <w:rPr>
-          <w:b w:val="0"/>
-        </w:rPr>
-        <w:t>Without opening the old lesson, explain one key idea from Improve One Cause. Give an example and a mistake that the idea helps you avoid.</w:t>
-      </w:r>
-    </w:p>
-    <w:p>
-      <w:pPr>
         <w:pStyle w:val="Heading3"/>
       </w:pPr>
       <w:r>
-        <w:t>My remembered idea, example and correction</w:t>
+        <w:t>Test Normal Cases</w:t>
+      </w:r>
+    </w:p>
+    <w:p>
+      <w:pPr>
+        <w:pStyle w:val="Heading3"/>
+      </w:pPr>
+      <w:r>
+        <w:t>Choose Inputs and Outputs</w:t>
+      </w:r>
+    </w:p>
+    <w:p>
+      <w:pPr>
+        <w:pStyle w:val="Heading1"/>
+      </w:pPr>
+      <w:r>
+        <w:t>12. W1 · Archive the fixed candidate before final inputs</w:t>
+      </w:r>
+    </w:p>
+    <w:p>
+      <w:r>
+        <w:t>Use the supplied contract and record known limitations honestly.</w:t>
+      </w:r>
+    </w:p>
+    <w:p>
+      <w:pPr>
+        <w:pStyle w:val="Heading2"/>
+      </w:pPr>
+      <w:r>
+        <w:t>Your evidence record</w:t>
+      </w:r>
+    </w:p>
+    <w:p>
+      <w:pPr>
+        <w:pStyle w:val="ListBullet"/>
+      </w:pPr>
+      <w:r>
+        <w:t>Final-evaluation contract: whole available minutes 0–30 and Quiet required Yes/No; No permits either quiet label. A fit requires duration≤minutes AND (quiet not required OR activity quiet). Search in assigned catalogue order, stop with the first fit and reason, report no match only after every row fails, clarify invalid/missing fields before search and reset each new run. The teacher supplies a fresh labelled catalogue and requests only after the candidate instructions are saved. Both candidate and manual baseline use those same inputs and the same full-pass rule: correct output and supported reason. Keep actual observations separate from the answer key and leave unrun cases unscored.</w:t>
+      </w:r>
+    </w:p>
+    <w:p>
+      <w:pPr>
+        <w:pStyle w:val="ListBullet"/>
+      </w:pPr>
+      <w:r>
+        <w:t>Before final cases are revealed, record your version label, where its complete instructions are saved, the agreed input and matching rules, the manual baseline and any known limitation. Confirm that the instructions stay unchanged while the assigned catalogue is used as input.</w:t>
+      </w:r>
+    </w:p>
+    <w:p>
+      <w:pPr>
+        <w:pStyle w:val="Heading3"/>
+      </w:pPr>
+      <w:r>
+        <w:t>My reasoning and evidence</w:t>
       </w:r>
     </w:p>
     <w:p>
@@ -87,22 +253,114 @@
       </w:r>
     </w:p>
     <w:p>
+      <w:r>
+        <w:t>________________________________________________________________</w:t>
+      </w:r>
+    </w:p>
+    <w:p>
+      <w:r>
+        <w:t>________________________________________________________________</w:t>
+      </w:r>
+    </w:p>
+    <w:p>
+      <w:r>
+        <w:t>________________________________________________________________</w:t>
+      </w:r>
+    </w:p>
+    <w:p>
+      <w:pPr>
+        <w:pStyle w:val="Heading1"/>
+      </w:pPr>
+      <w:r>
+        <w:t>13. W2 · Keep both methods’ actual final records</w:t>
+      </w:r>
+    </w:p>
+    <w:p>
+      <w:r>
+        <w:t>Record outputs, reasons, versions and failures before checking the key.</w:t>
+      </w:r>
+    </w:p>
+    <w:p>
+      <w:pPr>
+        <w:pStyle w:val="Heading2"/>
+      </w:pPr>
+      <w:r>
+        <w:t>Your evidence record</w:t>
+      </w:r>
+    </w:p>
+    <w:p>
+      <w:pPr>
+        <w:pStyle w:val="ListBullet"/>
+      </w:pPr>
+      <w:r>
+        <w:t>Use a separate sheet for the teacher’s reserved cases. For every case record its ID and inputs, catalogue and candidate labels, both methods’ observed outputs and reasons, and results after checking. Preserve failure traces. Here summarise each method’s full passes over attempted cases and list unrun cases. State what the comparison supports.</w:t>
+      </w:r>
+    </w:p>
+    <w:p>
       <w:pPr>
         <w:pStyle w:val="Heading3"/>
       </w:pPr>
       <w:r>
-        <w:t>Test Normal Cases</w:t>
-      </w:r>
-    </w:p>
-    <w:p>
-      <w:pPr>
-        <w:spacing w:line="336" w:lineRule="auto" w:after="180"/>
-      </w:pPr>
-      <w:r>
-        <w:rPr>
-          <w:b w:val="0"/>
-        </w:rPr>
-        <w:t>Without opening the old lesson, explain one key idea from Test Normal Cases. Give an example and a mistake that the idea helps you avoid.</w:t>
+        <w:t>My reasoning and evidence</w:t>
+      </w:r>
+    </w:p>
+    <w:p>
+      <w:r>
+        <w:t>________________________________________________________________</w:t>
+      </w:r>
+    </w:p>
+    <w:p>
+      <w:r>
+        <w:t>________________________________________________________________</w:t>
+      </w:r>
+    </w:p>
+    <w:p>
+      <w:r>
+        <w:t>________________________________________________________________</w:t>
+      </w:r>
+    </w:p>
+    <w:p>
+      <w:r>
+        <w:t>________________________________________________________________</w:t>
+      </w:r>
+    </w:p>
+    <w:p>
+      <w:r>
+        <w:t>________________________________________________________________</w:t>
+      </w:r>
+    </w:p>
+    <w:p>
+      <w:r>
+        <w:t>________________________________________________________________</w:t>
+      </w:r>
+    </w:p>
+    <w:p>
+      <w:pPr>
+        <w:pStyle w:val="Heading1"/>
+      </w:pPr>
+      <w:r>
+        <w:t>14. W3 · Prepare an evidence-based defence</w:t>
+      </w:r>
+    </w:p>
+    <w:p>
+      <w:r>
+        <w:t>Use one actual trace, measured comparison, limitation and next action.</w:t>
+      </w:r>
+    </w:p>
+    <w:p>
+      <w:pPr>
+        <w:pStyle w:val="Heading2"/>
+      </w:pPr>
+      <w:r>
+        <w:t>Your evidence record</w:t>
+      </w:r>
+    </w:p>
+    <w:p>
+      <w:pPr>
+        <w:pStyle w:val="ListBullet"/>
+      </w:pPr>
+      <w:r>
+        <w:t>Write a two-minute explanation of the problem, one trace, your actual comparison, a limitation and a next action. Explain why this is a written-rule design rather than a model trained on examples. State which personal information is unnecessary and who decides whether to act.</w:t>
       </w:r>
     </w:p>
     <w:p>
@@ -110,7 +368,7 @@
         <w:pStyle w:val="Heading3"/>
       </w:pPr>
       <w:r>
-        <w:t>My remembered idea, example and correction</w:t>
+        <w:t>My reasoning and evidence</w:t>
       </w:r>
     </w:p>
     <w:p>
@@ -129,57 +387,6 @@
       </w:r>
     </w:p>
     <w:p>
-      <w:pPr>
-        <w:pStyle w:val="Heading3"/>
-      </w:pPr>
-      <w:r>
-        <w:t>Choose Inputs and Outputs</w:t>
-      </w:r>
-    </w:p>
-    <w:p>
-      <w:pPr>
-        <w:spacing w:line="336" w:lineRule="auto" w:after="180"/>
-      </w:pPr>
-      <w:r>
-        <w:rPr>
-          <w:b w:val="0"/>
-        </w:rPr>
-        <w:t xml:space="preserve">Without opening the old lesson, explain one key idea from Choose </w:t>
-      </w:r>
-      <w:r>
-        <w:rPr>
-          <w:b/>
-        </w:rPr>
-        <w:t>Input</w:t>
-      </w:r>
-      <w:r>
-        <w:rPr>
-          <w:b w:val="0"/>
-        </w:rPr>
-        <w:t xml:space="preserve">s and </w:t>
-      </w:r>
-      <w:r>
-        <w:rPr>
-          <w:b/>
-        </w:rPr>
-        <w:t>Output</w:t>
-      </w:r>
-      <w:r>
-        <w:rPr>
-          <w:b w:val="0"/>
-        </w:rPr>
-        <w:t>s. Give an example and a mistake that the idea helps you avoid.</w:t>
-      </w:r>
-    </w:p>
-    <w:p>
-      <w:pPr>
-        <w:pStyle w:val="Heading3"/>
-      </w:pPr>
-      <w:r>
-        <w:t>My remembered idea, example and correction</w:t>
-      </w:r>
-    </w:p>
-    <w:p>
       <w:r>
         <w:t>________________________________________________________________</w:t>
       </w:r>
@@ -195,238 +402,29 @@
       </w:r>
     </w:p>
     <w:p>
+      <w:r>
+        <w:t>________________________________________________________________</w:t>
+      </w:r>
+    </w:p>
+    <w:p>
       <w:pPr>
         <w:pStyle w:val="Heading1"/>
       </w:pPr>
       <w:r>
-        <w:t>02. Practise with fading help</w:t>
-      </w:r>
-    </w:p>
-    <w:p>
-      <w:r>
-        <w:t>Complete the supported Expo and Defense trace and record the first step you can explain without help.</w:t>
-      </w:r>
-    </w:p>
-    <w:p>
-      <w:pPr>
-        <w:spacing w:line="336" w:lineRule="auto" w:after="180"/>
-      </w:pPr>
-      <w:r>
-        <w:rPr>
-          <w:b w:val="0"/>
-        </w:rPr>
-        <w:t xml:space="preserve">Use W2: Keep the </w:t>
-      </w:r>
-      <w:r>
-        <w:rPr>
-          <w:b/>
-        </w:rPr>
-        <w:t>final evaluation</w:t>
-      </w:r>
-      <w:r>
-        <w:rPr>
-          <w:b w:val="0"/>
-        </w:rPr>
-        <w:t xml:space="preserve"> record for Evaluating and explaining your project. Record the answer once; the lesson and workbook refer to the same attempt.</w:t>
-      </w:r>
-    </w:p>
-    <w:tbl>
-      <w:tblPr>
-        <w:tblStyle w:val="LightShading-Accent1"/>
-        <w:tblW w:type="auto" w:w="0"/>
-        <w:tblLook w:firstColumn="1" w:firstRow="1" w:lastColumn="0" w:lastRow="0" w:noHBand="0" w:noVBand="1" w:val="04A0"/>
-      </w:tblPr>
-      <w:tblGrid>
-        <w:gridCol w:w="2556"/>
-        <w:gridCol w:w="2556"/>
-        <w:gridCol w:w="2556"/>
-        <w:gridCol w:w="2556"/>
-      </w:tblGrid>
-      <w:tr>
-        <w:trPr>
-          <w:tblHeader/>
-        </w:trPr>
-        <w:tc>
-          <w:tcPr>
-            <w:tcW w:type="dxa" w:w="2556"/>
-          </w:tcPr>
-          <w:p>
-            <w:r>
-              <w:t>Given inputs</w:t>
-            </w:r>
-          </w:p>
-        </w:tc>
-        <w:tc>
-          <w:tcPr>
-            <w:tcW w:type="dxa" w:w="2556"/>
-          </w:tcPr>
-          <w:p>
-            <w:r>
-              <w:t>Procedure I chose</w:t>
-            </w:r>
-          </w:p>
-        </w:tc>
-        <w:tc>
-          <w:tcPr>
-            <w:tcW w:type="dxa" w:w="2556"/>
-          </w:tcPr>
-          <w:p>
-            <w:r>
-              <w:t>Middle steps</w:t>
-            </w:r>
-          </w:p>
-        </w:tc>
-        <w:tc>
-          <w:tcPr>
-            <w:tcW w:type="dxa" w:w="2556"/>
-          </w:tcPr>
-          <w:p>
-            <w:r>
-              <w:t>Result and check</w:t>
-            </w:r>
-          </w:p>
-        </w:tc>
-      </w:tr>
-      <w:tr>
-        <w:tc>
-          <w:tcPr>
-            <w:tcW w:type="dxa" w:w="2556"/>
-          </w:tcPr>
-          <w:p>
-            <w:r/>
-          </w:p>
-        </w:tc>
-        <w:tc>
-          <w:tcPr>
-            <w:tcW w:type="dxa" w:w="2556"/>
-          </w:tcPr>
-          <w:p>
-            <w:r/>
-          </w:p>
-        </w:tc>
-        <w:tc>
-          <w:tcPr>
-            <w:tcW w:type="dxa" w:w="2556"/>
-          </w:tcPr>
-          <w:p>
-            <w:r/>
-          </w:p>
-        </w:tc>
-        <w:tc>
-          <w:tcPr>
-            <w:tcW w:type="dxa" w:w="2556"/>
-          </w:tcPr>
-          <w:p>
-            <w:r/>
-          </w:p>
-        </w:tc>
-      </w:tr>
-    </w:tbl>
-    <w:p>
-      <w:pPr>
-        <w:pStyle w:val="Heading3"/>
-      </w:pPr>
-      <w:r>
-        <w:t>The step I completed without help, and the hint I needed</w:t>
-      </w:r>
-    </w:p>
-    <w:p>
-      <w:r>
-        <w:t>________________________________________________________________</w:t>
-      </w:r>
-    </w:p>
-    <w:p>
-      <w:r>
-        <w:t>________________________________________________________________</w:t>
-      </w:r>
-    </w:p>
-    <w:p>
-      <w:r>
-        <w:t>________________________________________________________________</w:t>
-      </w:r>
-    </w:p>
-    <w:p>
-      <w:pPr>
-        <w:pStyle w:val="Heading1"/>
-      </w:pPr>
-      <w:r>
-        <w:t>03. Individual reasoning check</w:t>
-      </w:r>
-    </w:p>
-    <w:p>
-      <w:r>
-        <w:t>Check the proposed Expo and Defense explanation against the supplied facts before discussing it.</w:t>
-      </w:r>
-    </w:p>
-    <w:p>
-      <w:pPr>
-        <w:spacing w:line="336" w:lineRule="auto" w:after="180"/>
-      </w:pPr>
-      <w:r>
-        <w:rPr>
-          <w:b w:val="0"/>
-        </w:rPr>
-        <w:t>Use the worked case for Evaluating and explaining your project. Proposed explanation: “A polished presentation proves the system works”. Decide whether this explanation is supported.</w:t>
-      </w:r>
-    </w:p>
-    <w:p>
-      <w:pPr>
-        <w:spacing w:line="336" w:lineRule="auto" w:after="180"/>
-      </w:pPr>
-      <w:r>
-        <w:rPr>
-          <w:b w:val="0"/>
-        </w:rPr>
-        <w:t>Point to the step or supplied fact that decides; explain your repair if needed.</w:t>
-      </w:r>
-    </w:p>
-    <w:p>
-      <w:pPr>
-        <w:pStyle w:val="Heading3"/>
-      </w:pPr>
-      <w:r>
-        <w:t>My explanation before partner discussion</w:t>
-      </w:r>
-    </w:p>
-    <w:p>
-      <w:r>
-        <w:t>________________________________________________________________</w:t>
-      </w:r>
-    </w:p>
-    <w:p>
-      <w:r>
-        <w:t>________________________________________________________________</w:t>
-      </w:r>
-    </w:p>
-    <w:p>
-      <w:r>
-        <w:t>________________________________________________________________</w:t>
-      </w:r>
-    </w:p>
-    <w:p>
-      <w:r>
-        <w:t>________________________________________________________________</w:t>
-      </w:r>
-    </w:p>
-    <w:p>
-      <w:pPr>
-        <w:pStyle w:val="Heading1"/>
-      </w:pPr>
-      <w:r>
-        <w:t>04. Independent transfer case</w:t>
-      </w:r>
-    </w:p>
-    <w:p>
-      <w:r>
-        <w:t>Write one first attempt at the reserved independent case before feedback. Repeated copies of that case refer to the same recorded attempt.</w:t>
-      </w:r>
-    </w:p>
-    <w:p>
-      <w:pPr>
-        <w:pStyle w:val="Heading3"/>
-      </w:pPr>
-      <w:r>
-        <w:t>Independent case: Judge a different project independently</w:t>
+        <w:t>04. W4 · Judge a different project independently</w:t>
+      </w:r>
+    </w:p>
+    <w:p>
+      <w:r>
+        <w:t>Keep one first attempt before hints or feedback.</w:t>
+      </w:r>
+    </w:p>
+    <w:p>
+      <w:pPr>
+        <w:pStyle w:val="Heading2"/>
+      </w:pPr>
+      <w:r>
+        <w:t>Read and explain independently</w:t>
       </w:r>
     </w:p>
     <w:p>
@@ -520,6 +518,14 @@
     </w:p>
     <w:p>
       <w:pPr>
+        <w:pStyle w:val="Heading2"/>
+      </w:pPr>
+      <w:r>
+        <w:t>Keep a fair record</w:t>
+      </w:r>
+    </w:p>
+    <w:p>
+      <w:pPr>
         <w:spacing w:line="336" w:lineRule="auto" w:after="180"/>
       </w:pPr>
       <w:r>
@@ -543,27 +549,140 @@
     </w:p>
     <w:p>
       <w:pPr>
+        <w:pStyle w:val="Heading2"/>
+      </w:pPr>
+      <w:r>
+        <w:t>Earlier wording, alternatives and picture transcripts · reference / check after trying</w:t>
+      </w:r>
+    </w:p>
+    <w:p>
+      <w:pPr>
+        <w:pStyle w:val="Heading3"/>
+      </w:pPr>
+      <w:r>
+        <w:t>Independent case: Judge a different project independently</w:t>
+      </w:r>
+    </w:p>
+    <w:p>
+      <w:pPr>
         <w:pStyle w:val="Heading1"/>
       </w:pPr>
       <w:r>
-        <w:t>05. Your learning target</w:t>
-      </w:r>
-    </w:p>
-    <w:p>
-      <w:r>
-        <w:t>Connect the Expo and Defense target to a trace and a justified conclusion.</w:t>
+        <w:t>16. W5 · Write the final bounded conclusion</w:t>
+      </w:r>
+    </w:p>
+    <w:p>
+      <w:r>
+        <w:t>Use your own records and retain privacy and human-control choices.</w:t>
+      </w:r>
+    </w:p>
+    <w:p>
+      <w:pPr>
+        <w:pStyle w:val="Heading2"/>
+      </w:pPr>
+      <w:r>
+        <w:t>Your evidence record</w:t>
+      </w:r>
+    </w:p>
+    <w:p>
+      <w:pPr>
+        <w:pStyle w:val="ListBullet"/>
+      </w:pPr>
+      <w:r>
+        <w:t>Use your own records to complete: Under these conditions, our saved version showed… The baseline showed… We still do not know… Our next action is… Include one privacy or human-control choice. If a case failed, explain its consequence without deleting the result.</w:t>
+      </w:r>
+    </w:p>
+    <w:p>
+      <w:pPr>
+        <w:pStyle w:val="Heading3"/>
+      </w:pPr>
+      <w:r>
+        <w:t>My reasoning and evidence</w:t>
+      </w:r>
+    </w:p>
+    <w:p>
+      <w:r>
+        <w:t>________________________________________________________________</w:t>
+      </w:r>
+    </w:p>
+    <w:p>
+      <w:r>
+        <w:t>________________________________________________________________</w:t>
+      </w:r>
+    </w:p>
+    <w:p>
+      <w:r>
+        <w:t>________________________________________________________________</w:t>
+      </w:r>
+    </w:p>
+    <w:p>
+      <w:r>
+        <w:t>________________________________________________________________</w:t>
+      </w:r>
+    </w:p>
+    <w:p>
+      <w:r>
+        <w:t>________________________________________________________________</w:t>
+      </w:r>
+    </w:p>
+    <w:p>
+      <w:r>
+        <w:t>________________________________________________________________</w:t>
+      </w:r>
+    </w:p>
+    <w:p>
+      <w:pPr>
+        <w:pStyle w:val="Heading1"/>
+      </w:pPr>
+      <w:r>
+        <w:t>09. Project · Keep the decision and its evidence</w:t>
+      </w:r>
+    </w:p>
+    <w:p>
+      <w:r>
+        <w:t>Add this week’s change to your existing project record.</w:t>
+      </w:r>
+    </w:p>
+    <w:p>
+      <w:pPr>
+        <w:pStyle w:val="Heading2"/>
+      </w:pPr>
+      <w:r>
+        <w:t>Your evidence record</w:t>
       </w:r>
     </w:p>
     <w:p>
       <w:pPr>
         <w:spacing w:line="336" w:lineRule="auto" w:after="180"/>
-        <w:shd w:fill="F5F1FB"/>
       </w:pPr>
       <w:r>
         <w:rPr>
           <w:b w:val="0"/>
         </w:rPr>
-        <w:t xml:space="preserve">Defend a sorter with 10/12 routine successes and 2/4 mixed-material successes. Report overall and separate results, show one failure and propose a justified next step. What claim would overstate the </w:t>
+        <w:t xml:space="preserve">Present the final Classroom Sorter portfolio and complete the AI-1 certification </w:t>
+      </w:r>
+      <w:r>
+        <w:rPr>
+          <w:b/>
+        </w:rPr>
+        <w:t>defense</w:t>
+      </w:r>
+      <w:r>
+        <w:rPr>
+          <w:b w:val="0"/>
+        </w:rPr>
+        <w:t>.</w:t>
+      </w:r>
+    </w:p>
+    <w:p>
+      <w:pPr>
+        <w:spacing w:line="336" w:lineRule="auto" w:after="180"/>
+      </w:pPr>
+      <w:r>
+        <w:rPr>
+          <w:b w:val="0"/>
+        </w:rPr>
+        <w:t xml:space="preserve">The project change and </w:t>
       </w:r>
       <w:r>
         <w:rPr>
@@ -575,7 +694,40 @@
         <w:rPr>
           <w:b w:val="0"/>
         </w:rPr>
-        <w:t>?</w:t>
+        <w:t xml:space="preserve"> I will keep</w:t>
+      </w:r>
+    </w:p>
+    <w:p>
+      <w:pPr>
+        <w:pStyle w:val="Heading3"/>
+      </w:pPr>
+      <w:r>
+        <w:t>Write or draw your reasoning and evidence.</w:t>
+      </w:r>
+    </w:p>
+    <w:p>
+      <w:r>
+        <w:t>________________________________________________________________</w:t>
+      </w:r>
+    </w:p>
+    <w:p>
+      <w:r>
+        <w:t>________________________________________________________________</w:t>
+      </w:r>
+    </w:p>
+    <w:p>
+      <w:r>
+        <w:t>________________________________________________________________</w:t>
+      </w:r>
+    </w:p>
+    <w:p>
+      <w:r>
+        <w:t>________________________________________________________________</w:t>
+      </w:r>
+    </w:p>
+    <w:p>
+      <w:r>
+        <w:t>________________________________________________________________</w:t>
       </w:r>
     </w:p>
     <w:p>
@@ -583,1076 +735,20 @@
         <w:pStyle w:val="Heading1"/>
       </w:pPr>
       <w:r>
-        <w:t>06. Solve the given case</w:t>
-      </w:r>
-    </w:p>
-    <w:p>
-      <w:r>
-        <w:t>Solve the supplied Expo and Defense case and show the deciding evidence.</w:t>
-      </w:r>
-    </w:p>
-    <w:p>
-      <w:pPr>
-        <w:spacing w:line="336" w:lineRule="auto" w:after="180"/>
-      </w:pPr>
-      <w:r>
-        <w:rPr>
-          <w:b w:val="0"/>
-        </w:rPr>
-        <w:t>The expo poster says always correct after six classroom passes.</w:t>
-      </w:r>
-    </w:p>
-    <w:p>
-      <w:pPr>
-        <w:spacing w:line="336" w:lineRule="auto" w:after="180"/>
-      </w:pPr>
-      <w:r>
-        <w:rPr>
-          <w:b w:val="0"/>
-        </w:rPr>
-        <w:t>Write a defensible claim.</w:t>
-      </w:r>
-    </w:p>
-    <w:p>
-      <w:pPr>
-        <w:spacing w:line="336" w:lineRule="auto" w:after="180"/>
-      </w:pPr>
-      <w:r>
-        <w:rPr>
-          <w:b w:val="0"/>
-        </w:rPr>
-        <w:t xml:space="preserve">Show your trace, calculation or </w:t>
-      </w:r>
-      <w:r>
-        <w:rPr>
-          <w:b/>
-        </w:rPr>
-        <w:t>evidence</w:t>
-      </w:r>
-    </w:p>
-    <w:p>
-      <w:pPr>
-        <w:pStyle w:val="Heading3"/>
-      </w:pPr>
-      <w:r>
-        <w:t>Write or draw your reasoning and evidence.</w:t>
-      </w:r>
-    </w:p>
-    <w:p>
-      <w:r>
-        <w:t>________________________________________________________________</w:t>
-      </w:r>
-    </w:p>
-    <w:p>
-      <w:r>
-        <w:t>________________________________________________________________</w:t>
-      </w:r>
-    </w:p>
-    <w:p>
-      <w:r>
-        <w:t>________________________________________________________________</w:t>
-      </w:r>
-    </w:p>
-    <w:p>
-      <w:r>
-        <w:t>________________________________________________________________</w:t>
-      </w:r>
-    </w:p>
-    <w:p>
-      <w:r>
-        <w:t>________________________________________________________________</w:t>
-      </w:r>
-    </w:p>
-    <w:p>
-      <w:pPr>
-        <w:pStyle w:val="Heading1"/>
-      </w:pPr>
-      <w:r>
-        <w:t>07. Check a changed case</w:t>
-      </w:r>
-    </w:p>
-    <w:p>
-      <w:r>
-        <w:t>Apply the procedure to the changed case and record why the conclusion follows.</w:t>
-      </w:r>
-    </w:p>
-    <w:p>
-      <w:pPr>
-        <w:spacing w:line="336" w:lineRule="auto" w:after="180"/>
-      </w:pPr>
-      <w:r>
-        <w:rPr>
-          <w:b w:val="0"/>
-        </w:rPr>
-        <w:t xml:space="preserve">At the expo, a team says our sorter never fails after testing four cards. Replace the claim with an </w:t>
-      </w:r>
-      <w:r>
-        <w:rPr>
-          <w:b/>
-        </w:rPr>
-        <w:t>evidence</w:t>
-      </w:r>
-      <w:r>
-        <w:rPr>
-          <w:b w:val="0"/>
-        </w:rPr>
-        <w:t>-based statement and name a next test.</w:t>
-      </w:r>
-    </w:p>
-    <w:p>
-      <w:pPr>
-        <w:spacing w:line="336" w:lineRule="auto" w:after="180"/>
-      </w:pPr>
-      <w:r>
-        <w:rPr>
-          <w:b w:val="0"/>
-        </w:rPr>
-        <w:t>My independent answer and reason</w:t>
-      </w:r>
-    </w:p>
-    <w:p>
-      <w:pPr>
-        <w:pStyle w:val="Heading3"/>
-      </w:pPr>
-      <w:r>
-        <w:t>Write or draw your reasoning and evidence.</w:t>
-      </w:r>
-    </w:p>
-    <w:p>
-      <w:r>
-        <w:t>________________________________________________________________</w:t>
-      </w:r>
-    </w:p>
-    <w:p>
-      <w:r>
-        <w:t>________________________________________________________________</w:t>
-      </w:r>
-    </w:p>
-    <w:p>
-      <w:r>
-        <w:t>________________________________________________________________</w:t>
-      </w:r>
-    </w:p>
-    <w:p>
-      <w:r>
-        <w:t>________________________________________________________________</w:t>
-      </w:r>
-    </w:p>
-    <w:p>
-      <w:r>
-        <w:t>________________________________________________________________</w:t>
-      </w:r>
-    </w:p>
-    <w:p>
-      <w:pPr>
-        <w:pStyle w:val="Heading3"/>
-      </w:pPr>
-      <w:r>
-        <w:t>Week 36 Test and reflect</w:t>
-      </w:r>
-    </w:p>
-    <w:p>
-      <w:pPr>
-        <w:pStyle w:val="Heading1"/>
-      </w:pPr>
-      <w:r>
-        <w:t>08. Design a revealing test</w:t>
-      </w:r>
-    </w:p>
-    <w:p>
-      <w:r>
-        <w:t>Specify a changed input, expected result and observation separately.</w:t>
-      </w:r>
-    </w:p>
-    <w:p>
-      <w:pPr>
-        <w:spacing w:line="336" w:lineRule="auto" w:after="180"/>
-      </w:pPr>
-      <w:r>
-        <w:rPr>
-          <w:b w:val="0"/>
-        </w:rPr>
-        <w:t xml:space="preserve">Create a changed </w:t>
-      </w:r>
-      <w:r>
-        <w:rPr>
-          <w:b/>
-        </w:rPr>
-        <w:t>input</w:t>
-      </w:r>
-      <w:r>
-        <w:rPr>
-          <w:b w:val="0"/>
-        </w:rPr>
-        <w:t>, boundary case or missing-information case. Write the expected answer or safe response before testing.</w:t>
-      </w:r>
-    </w:p>
-    <w:tbl>
-      <w:tblPr>
-        <w:tblStyle w:val="LightShading-Accent1"/>
-        <w:tblW w:type="auto" w:w="0"/>
-        <w:tblLook w:firstColumn="1" w:firstRow="1" w:lastColumn="0" w:lastRow="0" w:noHBand="0" w:noVBand="1" w:val="04A0"/>
-      </w:tblPr>
-      <w:tblGrid>
-        <w:gridCol w:w="5112"/>
-        <w:gridCol w:w="5112"/>
-      </w:tblGrid>
-      <w:tr>
-        <w:trPr>
-          <w:tblHeader/>
-        </w:trPr>
-        <w:tc>
-          <w:tcPr>
-            <w:tcW w:type="dxa" w:w="5112"/>
-          </w:tcPr>
-          <w:p>
-            <w:r>
-              <w:t>Test record</w:t>
-            </w:r>
-          </w:p>
-        </w:tc>
-        <w:tc>
-          <w:tcPr>
-            <w:tcW w:type="dxa" w:w="5112"/>
-          </w:tcPr>
-          <w:p>
-            <w:r>
-              <w:t>My evidence</w:t>
-            </w:r>
-          </w:p>
-        </w:tc>
-      </w:tr>
-      <w:tr>
-        <w:tc>
-          <w:tcPr>
-            <w:tcW w:type="dxa" w:w="5112"/>
-          </w:tcPr>
-          <w:p>
-            <w:r>
-              <w:t>Changed input or condition</w:t>
-            </w:r>
-          </w:p>
-        </w:tc>
-        <w:tc>
-          <w:tcPr>
-            <w:tcW w:type="dxa" w:w="5112"/>
-          </w:tcPr>
-          <w:p>
-            <w:r/>
-          </w:p>
-        </w:tc>
-      </w:tr>
-      <w:tr>
-        <w:tc>
-          <w:tcPr>
-            <w:tcW w:type="dxa" w:w="5112"/>
-          </w:tcPr>
-          <w:p>
-            <w:r>
-              <w:t>Expected answer or fallback</w:t>
-            </w:r>
-          </w:p>
-        </w:tc>
-        <w:tc>
-          <w:tcPr>
-            <w:tcW w:type="dxa" w:w="5112"/>
-          </w:tcPr>
-          <w:p>
-            <w:r/>
-          </w:p>
-        </w:tc>
-      </w:tr>
-      <w:tr>
-        <w:tc>
-          <w:tcPr>
-            <w:tcW w:type="dxa" w:w="5112"/>
-          </w:tcPr>
-          <w:p>
-            <w:r>
-              <w:t>Observed result</w:t>
-            </w:r>
-          </w:p>
-        </w:tc>
-        <w:tc>
-          <w:tcPr>
-            <w:tcW w:type="dxa" w:w="5112"/>
-          </w:tcPr>
-          <w:p>
-            <w:r/>
-          </w:p>
-        </w:tc>
-      </w:tr>
-      <w:tr>
-        <w:tc>
-          <w:tcPr>
-            <w:tcW w:type="dxa" w:w="5112"/>
-          </w:tcPr>
-          <w:p>
-            <w:r>
-              <w:t>Why the result occurred</w:t>
-            </w:r>
-          </w:p>
-        </w:tc>
-        <w:tc>
-          <w:tcPr>
-            <w:tcW w:type="dxa" w:w="5112"/>
-          </w:tcPr>
-          <w:p>
-            <w:r/>
-          </w:p>
-        </w:tc>
-      </w:tr>
-    </w:tbl>
-    <w:p>
-      <w:pPr>
-        <w:pStyle w:val="Heading1"/>
-      </w:pPr>
-      <w:r>
-        <w:t>09. Project checkpoint</w:t>
-      </w:r>
-    </w:p>
-    <w:p>
-      <w:r>
-        <w:t>Justify what Expo and Defense adds to Helpful Classroom Sorter and keep the evidence.</w:t>
-      </w:r>
-    </w:p>
-    <w:p>
-      <w:pPr>
-        <w:spacing w:line="336" w:lineRule="auto" w:after="180"/>
-      </w:pPr>
-      <w:r>
-        <w:rPr>
-          <w:b w:val="0"/>
-        </w:rPr>
-        <w:t xml:space="preserve">Present the final Classroom Sorter portfolio and complete the AI-1 certification </w:t>
-      </w:r>
-      <w:r>
-        <w:rPr>
-          <w:b/>
-        </w:rPr>
-        <w:t>defense</w:t>
-      </w:r>
-      <w:r>
-        <w:rPr>
-          <w:b w:val="0"/>
-        </w:rPr>
-        <w:t>.</w:t>
-      </w:r>
-    </w:p>
-    <w:p>
-      <w:pPr>
-        <w:spacing w:line="336" w:lineRule="auto" w:after="180"/>
-      </w:pPr>
-      <w:r>
-        <w:rPr>
-          <w:b w:val="0"/>
-        </w:rPr>
-        <w:t xml:space="preserve">The project change and </w:t>
-      </w:r>
-      <w:r>
-        <w:rPr>
-          <w:b/>
-        </w:rPr>
-        <w:t>evidence</w:t>
-      </w:r>
-      <w:r>
-        <w:rPr>
-          <w:b w:val="0"/>
-        </w:rPr>
-        <w:t xml:space="preserve"> I will keep</w:t>
-      </w:r>
-    </w:p>
-    <w:p>
-      <w:pPr>
-        <w:pStyle w:val="Heading3"/>
-      </w:pPr>
-      <w:r>
-        <w:t>Write or draw your reasoning and evidence.</w:t>
-      </w:r>
-    </w:p>
-    <w:p>
-      <w:r>
-        <w:t>________________________________________________________________</w:t>
-      </w:r>
-    </w:p>
-    <w:p>
-      <w:r>
-        <w:t>________________________________________________________________</w:t>
-      </w:r>
-    </w:p>
-    <w:p>
-      <w:r>
-        <w:t>________________________________________________________________</w:t>
-      </w:r>
-    </w:p>
-    <w:p>
-      <w:r>
-        <w:t>________________________________________________________________</w:t>
-      </w:r>
-    </w:p>
-    <w:p>
-      <w:r>
-        <w:t>________________________________________________________________</w:t>
-      </w:r>
-    </w:p>
-    <w:p>
-      <w:pPr>
-        <w:pStyle w:val="Heading1"/>
-      </w:pPr>
-      <w:r>
-        <w:t>10. Self check</w:t>
-      </w:r>
-    </w:p>
-    <w:p>
-      <w:r>
-        <w:t>Judge explanation, evidence, transfer and limits separately; attach the work behind your judgement.</w:t>
-      </w:r>
-    </w:p>
-    <w:p>
-      <w:pPr>
-        <w:pStyle w:val="ListBullet"/>
-      </w:pPr>
-      <w:r>
-        <w:t>I can explain the mechanism.</w:t>
-      </w:r>
-    </w:p>
-    <w:p>
-      <w:pPr>
-        <w:pStyle w:val="ListBullet"/>
-      </w:pPr>
-      <w:r>
-        <w:t>I can show evidence.</w:t>
-      </w:r>
-    </w:p>
-    <w:p>
-      <w:pPr>
-        <w:pStyle w:val="ListBullet"/>
-      </w:pPr>
-      <w:r>
-        <w:t>I can handle a changed case.</w:t>
-      </w:r>
-    </w:p>
-    <w:p>
-      <w:pPr>
-        <w:pStyle w:val="ListBullet"/>
-      </w:pPr>
-      <w:r>
-        <w:t>I can name a limit.</w:t>
-      </w:r>
-    </w:p>
-    <w:p>
-      <w:r>
-        <w:t>Mark each as not yet, with help or independently, and attach supporting work.</w:t>
-      </w:r>
-    </w:p>
-    <w:p>
-      <w:pPr>
-        <w:spacing w:line="336" w:lineRule="auto" w:after="180"/>
-      </w:pPr>
-      <w:r>
-        <w:rPr>
-          <w:b w:val="0"/>
-        </w:rPr>
-        <w:t>Teacher review ____________________  Next step ____________________</w:t>
-      </w:r>
-    </w:p>
-    <w:p>
-      <w:pPr>
-        <w:pStyle w:val="Heading1"/>
-      </w:pPr>
-      <w:r>
-        <w:t>11. Transfer practice from the original programme</w:t>
-      </w:r>
-    </w:p>
-    <w:p>
-      <w:r>
-        <w:t>Use this earlier case as transfer practice. A case already discussed with feedback is not fresh assessment evidence.</w:t>
-      </w:r>
-    </w:p>
-    <w:p>
-      <w:pPr>
-        <w:spacing w:line="336" w:lineRule="auto" w:after="180"/>
-        <w:shd w:fill="F5F1FB"/>
-      </w:pPr>
-      <w:r>
-        <w:rPr>
-          <w:b w:val="0"/>
-        </w:rPr>
-        <w:t xml:space="preserve">Defend a sorter with 10/12 routine successes and 2/4 mixed-material successes. Report overall and separate results, show one failure and propose a justified next step. What claim would overstate the </w:t>
-      </w:r>
-      <w:r>
-        <w:rPr>
-          <w:b/>
-        </w:rPr>
-        <w:t>evidence</w:t>
-      </w:r>
-      <w:r>
-        <w:rPr>
-          <w:b w:val="0"/>
-        </w:rPr>
-        <w:t>?</w:t>
-      </w:r>
-    </w:p>
-    <w:p>
-      <w:pPr>
-        <w:pStyle w:val="Heading3"/>
-      </w:pPr>
-      <w:r>
-        <w:t>My independently reasoned answer</w:t>
-      </w:r>
-    </w:p>
-    <w:p>
-      <w:r>
-        <w:t>________________________________________________________________</w:t>
-      </w:r>
-    </w:p>
-    <w:p>
-      <w:r>
-        <w:t>________________________________________________________________</w:t>
-      </w:r>
-    </w:p>
-    <w:p>
-      <w:r>
-        <w:t>________________________________________________________________</w:t>
-      </w:r>
-    </w:p>
-    <w:p>
-      <w:r>
-        <w:t>________________________________________________________________</w:t>
-      </w:r>
-    </w:p>
-    <w:p>
-      <w:r>
-        <w:t>________________________________________________________________</w:t>
-      </w:r>
-    </w:p>
-    <w:p>
-      <w:r>
-        <w:t>________________________________________________________________</w:t>
-      </w:r>
-    </w:p>
-    <w:p>
-      <w:r>
-        <w:t>________________________________________________________________</w:t>
-      </w:r>
-    </w:p>
-    <w:p>
-      <w:pPr>
-        <w:spacing w:line="336" w:lineRule="auto" w:after="180"/>
-      </w:pPr>
-      <w:r>
-        <w:rPr>
-          <w:b w:val="0"/>
-        </w:rPr>
-        <w:t>Record support used: none, hint or teacher explanation.</w:t>
-      </w:r>
-    </w:p>
-    <w:p>
-      <w:pPr>
-        <w:pStyle w:val="Heading1"/>
-      </w:pPr>
-      <w:r>
-        <w:t>12. W1 Record the fixed candidate</w:t>
-      </w:r>
-    </w:p>
-    <w:p>
-      <w:r>
-        <w:t>Record the fixed candidate. Apply the supplied Expo and Defense facts and keep your reasoning.</w:t>
-      </w:r>
-    </w:p>
-    <w:p>
-      <w:pPr>
-        <w:spacing w:line="336" w:lineRule="auto" w:after="180"/>
-      </w:pPr>
-      <w:r>
-        <w:rPr>
-          <w:b w:val="0"/>
-        </w:rPr>
-        <w:t xml:space="preserve">Before final cases are revealed, record your version label, where its complete instructions are saved, the agreed </w:t>
-      </w:r>
-      <w:r>
-        <w:rPr>
-          <w:b/>
-        </w:rPr>
-        <w:t>input</w:t>
-      </w:r>
-      <w:r>
-        <w:rPr>
-          <w:b w:val="0"/>
-        </w:rPr>
-        <w:t xml:space="preserve"> and matching rules, the manual </w:t>
-      </w:r>
-      <w:r>
-        <w:rPr>
-          <w:b/>
-        </w:rPr>
-        <w:t>baseline</w:t>
-      </w:r>
-      <w:r>
-        <w:rPr>
-          <w:b w:val="0"/>
-        </w:rPr>
-        <w:t xml:space="preserve"> and any known </w:t>
-      </w:r>
-      <w:r>
-        <w:rPr>
-          <w:b/>
-        </w:rPr>
-        <w:t>limitation</w:t>
-      </w:r>
-      <w:r>
-        <w:rPr>
-          <w:b w:val="0"/>
-        </w:rPr>
-        <w:t>.</w:t>
-      </w:r>
-    </w:p>
-    <w:p>
-      <w:pPr>
-        <w:spacing w:line="336" w:lineRule="auto" w:after="180"/>
-      </w:pPr>
-      <w:r>
-        <w:rPr>
-          <w:b w:val="0"/>
-        </w:rPr>
-        <w:t xml:space="preserve">Confirm that the instructions stay unchanged while the assigned catalogue is used as </w:t>
-      </w:r>
-      <w:r>
-        <w:rPr>
-          <w:b/>
-        </w:rPr>
-        <w:t>input</w:t>
-      </w:r>
-      <w:r>
-        <w:rPr>
-          <w:b w:val="0"/>
-        </w:rPr>
-        <w:t>.</w:t>
-      </w:r>
-    </w:p>
-    <w:p>
-      <w:pPr>
-        <w:pStyle w:val="Heading3"/>
-      </w:pPr>
-      <w:r>
-        <w:t>My reasoning and evidence</w:t>
-      </w:r>
-    </w:p>
-    <w:p>
-      <w:r>
-        <w:t>________________________________________________________________</w:t>
-      </w:r>
-    </w:p>
-    <w:p>
-      <w:r>
-        <w:t>________________________________________________________________</w:t>
-      </w:r>
-    </w:p>
-    <w:p>
-      <w:r>
-        <w:t>________________________________________________________________</w:t>
-      </w:r>
-    </w:p>
-    <w:p>
-      <w:r>
-        <w:t>________________________________________________________________</w:t>
-      </w:r>
-    </w:p>
-    <w:p>
-      <w:r>
-        <w:t>________________________________________________________________</w:t>
-      </w:r>
-    </w:p>
-    <w:p>
-      <w:r>
-        <w:t>________________________________________________________________</w:t>
-      </w:r>
-    </w:p>
-    <w:p>
-      <w:pPr>
-        <w:pStyle w:val="Heading1"/>
-      </w:pPr>
-      <w:r>
-        <w:t>13. W2 Keep the final evaluation record</w:t>
-      </w:r>
-    </w:p>
-    <w:p>
-      <w:r>
-        <w:t>Keep the final evaluation record. Apply the supplied Expo and Defense facts and keep your reasoning.</w:t>
-      </w:r>
-    </w:p>
-    <w:p>
-      <w:pPr>
-        <w:spacing w:line="336" w:lineRule="auto" w:after="180"/>
-      </w:pPr>
-      <w:r>
-        <w:rPr>
-          <w:b w:val="0"/>
-        </w:rPr>
-        <w:t xml:space="preserve">Use a separate sheet for the teacher’s reserved cases. For every case record its ID and </w:t>
-      </w:r>
-      <w:r>
-        <w:rPr>
-          <w:b/>
-        </w:rPr>
-        <w:t>input</w:t>
-      </w:r>
-      <w:r>
-        <w:rPr>
-          <w:b w:val="0"/>
-        </w:rPr>
-        <w:t xml:space="preserve">s, catalogue and candidate labels, both methods’ observed </w:t>
-      </w:r>
-      <w:r>
-        <w:rPr>
-          <w:b/>
-        </w:rPr>
-        <w:t>output</w:t>
-      </w:r>
-      <w:r>
-        <w:rPr>
-          <w:b w:val="0"/>
-        </w:rPr>
-        <w:t>s and reasons, and results after checking. Preserve failure traces.</w:t>
-      </w:r>
-    </w:p>
-    <w:p>
-      <w:pPr>
-        <w:spacing w:line="336" w:lineRule="auto" w:after="180"/>
-      </w:pPr>
-      <w:r>
-        <w:rPr>
-          <w:b w:val="0"/>
-        </w:rPr>
-        <w:t>Here summarise each method’s full passes over attempted cases and list unrun cases. State what the comparison supports.</w:t>
-      </w:r>
-    </w:p>
-    <w:p>
-      <w:pPr>
-        <w:pStyle w:val="Heading3"/>
-      </w:pPr>
-      <w:r>
-        <w:t>My reasoning and evidence</w:t>
-      </w:r>
-    </w:p>
-    <w:p>
-      <w:r>
-        <w:t>________________________________________________________________</w:t>
-      </w:r>
-    </w:p>
-    <w:p>
-      <w:r>
-        <w:t>________________________________________________________________</w:t>
-      </w:r>
-    </w:p>
-    <w:p>
-      <w:r>
-        <w:t>________________________________________________________________</w:t>
-      </w:r>
-    </w:p>
-    <w:p>
-      <w:r>
-        <w:t>________________________________________________________________</w:t>
-      </w:r>
-    </w:p>
-    <w:p>
-      <w:r>
-        <w:t>________________________________________________________________</w:t>
-      </w:r>
-    </w:p>
-    <w:p>
-      <w:r>
-        <w:t>________________________________________________________________</w:t>
-      </w:r>
-    </w:p>
-    <w:p>
-      <w:pPr>
-        <w:pStyle w:val="Heading1"/>
-      </w:pPr>
-      <w:r>
-        <w:t>14. W3 Prepare your evidence defence</w:t>
-      </w:r>
-    </w:p>
-    <w:p>
-      <w:r>
-        <w:t>Prepare your evidence defence. Apply the supplied Expo and Defense facts and keep your reasoning.</w:t>
-      </w:r>
-    </w:p>
-    <w:p>
-      <w:pPr>
-        <w:spacing w:line="336" w:lineRule="auto" w:after="180"/>
-      </w:pPr>
-      <w:r>
-        <w:rPr>
-          <w:b w:val="0"/>
-        </w:rPr>
-        <w:t xml:space="preserve">Write a two-minute explanation of the problem, one trace, your actual comparison, a </w:t>
-      </w:r>
-      <w:r>
-        <w:rPr>
-          <w:b/>
-        </w:rPr>
-        <w:t>limitation</w:t>
-      </w:r>
-      <w:r>
-        <w:rPr>
-          <w:b w:val="0"/>
-        </w:rPr>
-        <w:t xml:space="preserve"> and a next action. Explain why this is a written-rule design rather than a model trained on examples.</w:t>
-      </w:r>
-    </w:p>
-    <w:p>
-      <w:pPr>
-        <w:spacing w:line="336" w:lineRule="auto" w:after="180"/>
-      </w:pPr>
-      <w:r>
-        <w:rPr>
-          <w:b w:val="0"/>
-        </w:rPr>
-        <w:t>State which personal information is unnecessary and who decides whether to act.</w:t>
-      </w:r>
-    </w:p>
-    <w:p>
-      <w:pPr>
-        <w:pStyle w:val="Heading3"/>
-      </w:pPr>
-      <w:r>
-        <w:t>My reasoning and evidence</w:t>
-      </w:r>
-    </w:p>
-    <w:p>
-      <w:r>
-        <w:t>________________________________________________________________</w:t>
-      </w:r>
-    </w:p>
-    <w:p>
-      <w:r>
-        <w:t>________________________________________________________________</w:t>
-      </w:r>
-    </w:p>
-    <w:p>
-      <w:r>
-        <w:t>________________________________________________________________</w:t>
-      </w:r>
-    </w:p>
-    <w:p>
-      <w:r>
-        <w:t>________________________________________________________________</w:t>
-      </w:r>
-    </w:p>
-    <w:p>
-      <w:r>
-        <w:t>________________________________________________________________</w:t>
-      </w:r>
-    </w:p>
-    <w:p>
-      <w:r>
-        <w:t>________________________________________________________________</w:t>
-      </w:r>
-    </w:p>
-    <w:p>
-      <w:r>
-        <w:t>________________________________________________________________</w:t>
-      </w:r>
-    </w:p>
-    <w:p>
-      <w:pPr>
-        <w:pStyle w:val="Heading1"/>
-      </w:pPr>
-      <w:r>
-        <w:t>15. W4 Judge a different project independently</w:t>
-      </w:r>
-    </w:p>
-    <w:p>
-      <w:r>
-        <w:t>Attempt before feedback. If this repeats the selected independent case, reuse that first attempt; otherwise keep a separate record. Judge a different project independently. Apply the supplied Expo and Defense facts and keep your reasoning.</w:t>
-      </w:r>
-    </w:p>
-    <w:p>
-      <w:pPr>
-        <w:spacing w:line="336" w:lineRule="auto" w:after="180"/>
-      </w:pPr>
-      <w:r>
-        <w:rPr>
-          <w:b w:val="0"/>
-        </w:rPr>
-        <w:t xml:space="preserve">A fictional library adviser and its manual </w:t>
-      </w:r>
-      <w:r>
-        <w:rPr>
-          <w:b/>
-        </w:rPr>
-        <w:t>baseline</w:t>
-      </w:r>
-      <w:r>
-        <w:rPr>
-          <w:b w:val="0"/>
-        </w:rPr>
-        <w:t xml:space="preserve"> face the same 6 reserved cases. The candidate has 4 full passes; the </w:t>
-      </w:r>
-      <w:r>
-        <w:rPr>
-          <w:b/>
-        </w:rPr>
-        <w:t>baseline</w:t>
-      </w:r>
-      <w:r>
-        <w:rPr>
-          <w:b w:val="0"/>
-        </w:rPr>
-        <w:t xml:space="preserve"> has 5. One additional planned case is unrun by both. No speed data was collected.</w:t>
-      </w:r>
-    </w:p>
-    <w:p>
-      <w:pPr>
-        <w:spacing w:line="336" w:lineRule="auto" w:after="180"/>
-      </w:pPr>
-      <w:r>
-        <w:rPr>
-          <w:b w:val="0"/>
-        </w:rPr>
-        <w:t>The team says “ours is faster and more reliable everywhere” and repairs it after seeing the failures. Explain what the counts support, two unsupported claims and how to label a rerun of the revealed cases.</w:t>
-      </w:r>
-    </w:p>
-    <w:p>
-      <w:pPr>
-        <w:pStyle w:val="Heading3"/>
-      </w:pPr>
-      <w:r>
-        <w:t>My reasoning and evidence</w:t>
-      </w:r>
-    </w:p>
-    <w:p>
-      <w:r>
-        <w:t>________________________________________________________________</w:t>
-      </w:r>
-    </w:p>
-    <w:p>
-      <w:r>
-        <w:t>________________________________________________________________</w:t>
-      </w:r>
-    </w:p>
-    <w:p>
-      <w:r>
-        <w:t>________________________________________________________________</w:t>
-      </w:r>
-    </w:p>
-    <w:p>
-      <w:r>
-        <w:t>________________________________________________________________</w:t>
-      </w:r>
-    </w:p>
-    <w:p>
-      <w:r>
-        <w:t>________________________________________________________________</w:t>
-      </w:r>
-    </w:p>
-    <w:p>
-      <w:r>
-        <w:t>________________________________________________________________</w:t>
-      </w:r>
-    </w:p>
-    <w:p>
-      <w:r>
-        <w:t>________________________________________________________________</w:t>
-      </w:r>
-    </w:p>
-    <w:p>
-      <w:pPr>
-        <w:pStyle w:val="Heading1"/>
-      </w:pPr>
-      <w:r>
-        <w:t>16. W5 Write your final conclusion</w:t>
-      </w:r>
-    </w:p>
-    <w:p>
-      <w:r>
-        <w:t>Write your final conclusion. Apply the supplied Expo and Defense facts and keep your reasoning.</w:t>
-      </w:r>
-    </w:p>
-    <w:p>
-      <w:pPr>
-        <w:spacing w:line="336" w:lineRule="auto" w:after="180"/>
-      </w:pPr>
-      <w:r>
-        <w:rPr>
-          <w:b w:val="0"/>
-        </w:rPr>
-        <w:t xml:space="preserve">Use your own records to complete: Under these conditions, our saved version showed… The </w:t>
-      </w:r>
-      <w:r>
-        <w:rPr>
-          <w:b/>
-        </w:rPr>
-        <w:t>baseline</w:t>
-      </w:r>
-      <w:r>
-        <w:rPr>
-          <w:b w:val="0"/>
-        </w:rPr>
-        <w:t xml:space="preserve"> showed… We still do not know… Our next action is… Include one privacy or human-control choice.</w:t>
-      </w:r>
-    </w:p>
-    <w:p>
-      <w:pPr>
-        <w:spacing w:line="336" w:lineRule="auto" w:after="180"/>
-      </w:pPr>
-      <w:r>
-        <w:rPr>
-          <w:b w:val="0"/>
-        </w:rPr>
-        <w:t>If a case failed, explain its consequence without deleting the result.</w:t>
-      </w:r>
-    </w:p>
-    <w:p>
-      <w:pPr>
-        <w:pStyle w:val="Heading3"/>
-      </w:pPr>
-      <w:r>
-        <w:t>My reasoning and evidence</w:t>
-      </w:r>
-    </w:p>
-    <w:p>
-      <w:r>
-        <w:t>________________________________________________________________</w:t>
-      </w:r>
-    </w:p>
-    <w:p>
-      <w:r>
-        <w:t>________________________________________________________________</w:t>
-      </w:r>
-    </w:p>
-    <w:p>
-      <w:r>
-        <w:t>________________________________________________________________</w:t>
-      </w:r>
-    </w:p>
-    <w:p>
-      <w:r>
-        <w:t>________________________________________________________________</w:t>
-      </w:r>
-    </w:p>
-    <w:p>
-      <w:r>
-        <w:t>________________________________________________________________</w:t>
-      </w:r>
-    </w:p>
-    <w:p>
-      <w:r>
-        <w:t>________________________________________________________________</w:t>
-      </w:r>
-    </w:p>
-    <w:p>
-      <w:pPr>
-        <w:pStyle w:val="Heading1"/>
-      </w:pPr>
-      <w:r>
-        <w:t>17. Feedback, return check and learning record</w:t>
-      </w:r>
-    </w:p>
-    <w:p>
-      <w:r>
-        <w:t>Record the first repaired step and a different case to revisit after a delay.</w:t>
+        <w:t>17. Feedback · Repair and return</w:t>
+      </w:r>
+    </w:p>
+    <w:p>
+      <w:r>
+        <w:t>Keep the first attempt, the repair and a changed-case return.</w:t>
+      </w:r>
+    </w:p>
+    <w:p>
+      <w:pPr>
+        <w:pStyle w:val="Heading2"/>
+      </w:pPr>
+      <w:r>
+        <w:t>Your evidence record</w:t>
       </w:r>
     </w:p>
     <w:tbl>
@@ -1807,12 +903,928 @@
         <w:pStyle w:val="Heading1"/>
       </w:pPr>
       <w:r>
-        <w:t>18. Pictorial case practice: Expo and Defense</w:t>
-      </w:r>
-    </w:p>
-    <w:p>
-      <w:r>
-        <w:t>A fictional paper sorter team prepares an exhibition evidence board. Explain the labelled step before checking the changed condition.</w:t>
+        <w:t>10. Finish · Judge the evidence in your work</w:t>
+      </w:r>
+    </w:p>
+    <w:p>
+      <w:r>
+        <w:t>Point to work that supports your confidence level.</w:t>
+      </w:r>
+    </w:p>
+    <w:p>
+      <w:pPr>
+        <w:pStyle w:val="Heading2"/>
+      </w:pPr>
+      <w:r>
+        <w:t>Your evidence record</w:t>
+      </w:r>
+    </w:p>
+    <w:p>
+      <w:pPr>
+        <w:pStyle w:val="ListBullet"/>
+      </w:pPr>
+      <w:r>
+        <w:t>I can explain the mechanism.</w:t>
+      </w:r>
+    </w:p>
+    <w:p>
+      <w:pPr>
+        <w:pStyle w:val="ListBullet"/>
+      </w:pPr>
+      <w:r>
+        <w:t>I can show evidence.</w:t>
+      </w:r>
+    </w:p>
+    <w:p>
+      <w:pPr>
+        <w:pStyle w:val="ListBullet"/>
+      </w:pPr>
+      <w:r>
+        <w:t>I can handle a changed case.</w:t>
+      </w:r>
+    </w:p>
+    <w:p>
+      <w:pPr>
+        <w:pStyle w:val="ListBullet"/>
+      </w:pPr>
+      <w:r>
+        <w:t>I can name a limit.</w:t>
+      </w:r>
+    </w:p>
+    <w:p>
+      <w:r>
+        <w:t>Mark each as not yet, with help or independently, and attach supporting work.</w:t>
+      </w:r>
+    </w:p>
+    <w:p>
+      <w:pPr>
+        <w:spacing w:line="336" w:lineRule="auto" w:after="180"/>
+      </w:pPr>
+      <w:r>
+        <w:rPr>
+          <w:b w:val="0"/>
+        </w:rPr>
+        <w:t>Teacher review ____________________  Next step ____________________</w:t>
+      </w:r>
+    </w:p>
+    <w:p>
+      <w:pPr>
+        <w:pStyle w:val="Heading1"/>
+      </w:pPr>
+      <w:r>
+        <w:t>Reference bank and extra practice</w:t>
+      </w:r>
+    </w:p>
+    <w:p>
+      <w:pPr>
+        <w:pStyle w:val="Heading1"/>
+      </w:pPr>
+      <w:r>
+        <w:t>02. Reference · Supported W2 record</w:t>
+      </w:r>
+    </w:p>
+    <w:p>
+      <w:r>
+        <w:t>This is the same W2 attempt. Keep one response record.</w:t>
+      </w:r>
+    </w:p>
+    <w:p>
+      <w:pPr>
+        <w:pStyle w:val="Heading2"/>
+      </w:pPr>
+      <w:r>
+        <w:t>Use this when helpful</w:t>
+      </w:r>
+    </w:p>
+    <w:p>
+      <w:pPr>
+        <w:spacing w:line="336" w:lineRule="auto" w:after="180"/>
+      </w:pPr>
+      <w:r>
+        <w:rPr>
+          <w:b w:val="0"/>
+        </w:rPr>
+        <w:t xml:space="preserve">Use W2: Keep the </w:t>
+      </w:r>
+      <w:r>
+        <w:rPr>
+          <w:b/>
+        </w:rPr>
+        <w:t>final evaluation</w:t>
+      </w:r>
+      <w:r>
+        <w:rPr>
+          <w:b w:val="0"/>
+        </w:rPr>
+        <w:t xml:space="preserve"> record for Evaluating and explaining your project. Record the answer once; the lesson and workbook refer to the same attempt.</w:t>
+      </w:r>
+    </w:p>
+    <w:tbl>
+      <w:tblPr>
+        <w:tblStyle w:val="LightShading-Accent1"/>
+        <w:tblW w:type="auto" w:w="0"/>
+        <w:tblLook w:firstColumn="1" w:firstRow="1" w:lastColumn="0" w:lastRow="0" w:noHBand="0" w:noVBand="1" w:val="04A0"/>
+      </w:tblPr>
+      <w:tblGrid>
+        <w:gridCol w:w="2556"/>
+        <w:gridCol w:w="2556"/>
+        <w:gridCol w:w="2556"/>
+        <w:gridCol w:w="2556"/>
+      </w:tblGrid>
+      <w:tr>
+        <w:trPr>
+          <w:tblHeader/>
+        </w:trPr>
+        <w:tc>
+          <w:tcPr>
+            <w:tcW w:type="dxa" w:w="2556"/>
+          </w:tcPr>
+          <w:p>
+            <w:r>
+              <w:t>Given inputs</w:t>
+            </w:r>
+          </w:p>
+        </w:tc>
+        <w:tc>
+          <w:tcPr>
+            <w:tcW w:type="dxa" w:w="2556"/>
+          </w:tcPr>
+          <w:p>
+            <w:r>
+              <w:t>Procedure I chose</w:t>
+            </w:r>
+          </w:p>
+        </w:tc>
+        <w:tc>
+          <w:tcPr>
+            <w:tcW w:type="dxa" w:w="2556"/>
+          </w:tcPr>
+          <w:p>
+            <w:r>
+              <w:t>Middle steps</w:t>
+            </w:r>
+          </w:p>
+        </w:tc>
+        <w:tc>
+          <w:tcPr>
+            <w:tcW w:type="dxa" w:w="2556"/>
+          </w:tcPr>
+          <w:p>
+            <w:r>
+              <w:t>Result and check</w:t>
+            </w:r>
+          </w:p>
+        </w:tc>
+      </w:tr>
+      <w:tr>
+        <w:tc>
+          <w:tcPr>
+            <w:tcW w:type="dxa" w:w="2556"/>
+          </w:tcPr>
+          <w:p>
+            <w:r/>
+          </w:p>
+        </w:tc>
+        <w:tc>
+          <w:tcPr>
+            <w:tcW w:type="dxa" w:w="2556"/>
+          </w:tcPr>
+          <w:p>
+            <w:r/>
+          </w:p>
+        </w:tc>
+        <w:tc>
+          <w:tcPr>
+            <w:tcW w:type="dxa" w:w="2556"/>
+          </w:tcPr>
+          <w:p>
+            <w:r/>
+          </w:p>
+        </w:tc>
+        <w:tc>
+          <w:tcPr>
+            <w:tcW w:type="dxa" w:w="2556"/>
+          </w:tcPr>
+          <w:p>
+            <w:r/>
+          </w:p>
+        </w:tc>
+      </w:tr>
+    </w:tbl>
+    <w:p>
+      <w:pPr>
+        <w:pStyle w:val="Heading3"/>
+      </w:pPr>
+      <w:r>
+        <w:t>The step I completed without help, and the hint I needed</w:t>
+      </w:r>
+    </w:p>
+    <w:p>
+      <w:r>
+        <w:t>________________________________________________________________</w:t>
+      </w:r>
+    </w:p>
+    <w:p>
+      <w:r>
+        <w:t>________________________________________________________________</w:t>
+      </w:r>
+    </w:p>
+    <w:p>
+      <w:r>
+        <w:t>________________________________________________________________</w:t>
+      </w:r>
+    </w:p>
+    <w:p>
+      <w:pPr>
+        <w:pStyle w:val="Heading1"/>
+      </w:pPr>
+      <w:r>
+        <w:t>03. Extra practice · Repair the explanation</w:t>
+      </w:r>
+    </w:p>
+    <w:p>
+      <w:r>
+        <w:t>Explain the deciding fact before discussing the answer.</w:t>
+      </w:r>
+    </w:p>
+    <w:p>
+      <w:pPr>
+        <w:pStyle w:val="Heading2"/>
+      </w:pPr>
+      <w:r>
+        <w:t>Use this when helpful</w:t>
+      </w:r>
+    </w:p>
+    <w:p>
+      <w:pPr>
+        <w:spacing w:line="336" w:lineRule="auto" w:after="180"/>
+      </w:pPr>
+      <w:r>
+        <w:rPr>
+          <w:b w:val="0"/>
+        </w:rPr>
+        <w:t>Use the worked case for Evaluating and explaining your project. Proposed explanation: “A polished presentation proves the system works”. Decide whether this explanation is supported.</w:t>
+      </w:r>
+    </w:p>
+    <w:p>
+      <w:pPr>
+        <w:spacing w:line="336" w:lineRule="auto" w:after="180"/>
+      </w:pPr>
+      <w:r>
+        <w:rPr>
+          <w:b w:val="0"/>
+        </w:rPr>
+        <w:t>Point to the step or supplied fact that decides; explain your repair if needed.</w:t>
+      </w:r>
+    </w:p>
+    <w:p>
+      <w:pPr>
+        <w:pStyle w:val="Heading3"/>
+      </w:pPr>
+      <w:r>
+        <w:t>My explanation before partner discussion</w:t>
+      </w:r>
+    </w:p>
+    <w:p>
+      <w:r>
+        <w:t>________________________________________________________________</w:t>
+      </w:r>
+    </w:p>
+    <w:p>
+      <w:r>
+        <w:t>________________________________________________________________</w:t>
+      </w:r>
+    </w:p>
+    <w:p>
+      <w:r>
+        <w:t>________________________________________________________________</w:t>
+      </w:r>
+    </w:p>
+    <w:p>
+      <w:r>
+        <w:t>________________________________________________________________</w:t>
+      </w:r>
+    </w:p>
+    <w:p>
+      <w:pPr>
+        <w:pStyle w:val="Heading1"/>
+      </w:pPr>
+      <w:r>
+        <w:t>05. Reference · Original learning target</w:t>
+      </w:r>
+    </w:p>
+    <w:p>
+      <w:r>
+        <w:t>Use this target to inspect an explanation.</w:t>
+      </w:r>
+    </w:p>
+    <w:p>
+      <w:pPr>
+        <w:pStyle w:val="Heading2"/>
+      </w:pPr>
+      <w:r>
+        <w:t>Use this when helpful</w:t>
+      </w:r>
+    </w:p>
+    <w:p>
+      <w:pPr>
+        <w:spacing w:line="336" w:lineRule="auto" w:after="180"/>
+      </w:pPr>
+      <w:r>
+        <w:rPr>
+          <w:b w:val="0"/>
+        </w:rPr>
+        <w:t xml:space="preserve">Defend a sorter with 10/12 routine successes and 2/4 mixed-material successes. Report overall and separate results, show one failure and propose a justified next step. What claim would overstate the </w:t>
+      </w:r>
+      <w:r>
+        <w:rPr>
+          <w:b/>
+        </w:rPr>
+        <w:t>evidence</w:t>
+      </w:r>
+      <w:r>
+        <w:rPr>
+          <w:b w:val="0"/>
+        </w:rPr>
+        <w:t>?</w:t>
+      </w:r>
+    </w:p>
+    <w:p>
+      <w:pPr>
+        <w:pStyle w:val="Heading1"/>
+      </w:pPr>
+      <w:r>
+        <w:t>06. Extra practice · A complete case</w:t>
+      </w:r>
+    </w:p>
+    <w:p>
+      <w:r>
+        <w:t>Try the question before checking the worked explanation.</w:t>
+      </w:r>
+    </w:p>
+    <w:p>
+      <w:pPr>
+        <w:pStyle w:val="Heading2"/>
+      </w:pPr>
+      <w:r>
+        <w:t>Use this when helpful</w:t>
+      </w:r>
+    </w:p>
+    <w:p>
+      <w:pPr>
+        <w:spacing w:line="336" w:lineRule="auto" w:after="180"/>
+      </w:pPr>
+      <w:r>
+        <w:rPr>
+          <w:b w:val="0"/>
+        </w:rPr>
+        <w:t>The expo poster says always correct after six classroom passes.</w:t>
+      </w:r>
+    </w:p>
+    <w:p>
+      <w:pPr>
+        <w:spacing w:line="336" w:lineRule="auto" w:after="180"/>
+      </w:pPr>
+      <w:r>
+        <w:rPr>
+          <w:b w:val="0"/>
+        </w:rPr>
+        <w:t>Write a defensible claim.</w:t>
+      </w:r>
+    </w:p>
+    <w:p>
+      <w:pPr>
+        <w:spacing w:line="336" w:lineRule="auto" w:after="180"/>
+      </w:pPr>
+      <w:r>
+        <w:rPr>
+          <w:b w:val="0"/>
+        </w:rPr>
+        <w:t xml:space="preserve">Show your trace, calculation or </w:t>
+      </w:r>
+      <w:r>
+        <w:rPr>
+          <w:b/>
+        </w:rPr>
+        <w:t>evidence</w:t>
+      </w:r>
+    </w:p>
+    <w:p>
+      <w:pPr>
+        <w:pStyle w:val="Heading3"/>
+      </w:pPr>
+      <w:r>
+        <w:t>Write or draw your reasoning and evidence.</w:t>
+      </w:r>
+    </w:p>
+    <w:p>
+      <w:r>
+        <w:t>________________________________________________________________</w:t>
+      </w:r>
+    </w:p>
+    <w:p>
+      <w:r>
+        <w:t>________________________________________________________________</w:t>
+      </w:r>
+    </w:p>
+    <w:p>
+      <w:r>
+        <w:t>________________________________________________________________</w:t>
+      </w:r>
+    </w:p>
+    <w:p>
+      <w:r>
+        <w:t>________________________________________________________________</w:t>
+      </w:r>
+    </w:p>
+    <w:p>
+      <w:r>
+        <w:t>________________________________________________________________</w:t>
+      </w:r>
+    </w:p>
+    <w:p>
+      <w:pPr>
+        <w:pStyle w:val="Heading1"/>
+      </w:pPr>
+      <w:r>
+        <w:t>07. Extra practice · A changed case</w:t>
+      </w:r>
+    </w:p>
+    <w:p>
+      <w:r>
+        <w:t>Keep this practice separate from the reserved independent attempt.</w:t>
+      </w:r>
+    </w:p>
+    <w:p>
+      <w:pPr>
+        <w:pStyle w:val="Heading2"/>
+      </w:pPr>
+      <w:r>
+        <w:t>Use this when helpful</w:t>
+      </w:r>
+    </w:p>
+    <w:p>
+      <w:pPr>
+        <w:spacing w:line="336" w:lineRule="auto" w:after="180"/>
+      </w:pPr>
+      <w:r>
+        <w:rPr>
+          <w:b w:val="0"/>
+        </w:rPr>
+        <w:t xml:space="preserve">At the expo, a team says our sorter never fails after testing four cards. Replace the claim with an </w:t>
+      </w:r>
+      <w:r>
+        <w:rPr>
+          <w:b/>
+        </w:rPr>
+        <w:t>evidence</w:t>
+      </w:r>
+      <w:r>
+        <w:rPr>
+          <w:b w:val="0"/>
+        </w:rPr>
+        <w:t>-based statement and name a next test.</w:t>
+      </w:r>
+    </w:p>
+    <w:p>
+      <w:pPr>
+        <w:spacing w:line="336" w:lineRule="auto" w:after="180"/>
+      </w:pPr>
+      <w:r>
+        <w:rPr>
+          <w:b w:val="0"/>
+        </w:rPr>
+        <w:t>My practice answer and reason</w:t>
+      </w:r>
+    </w:p>
+    <w:p>
+      <w:pPr>
+        <w:pStyle w:val="Heading3"/>
+      </w:pPr>
+      <w:r>
+        <w:t>Write or draw your reasoning and evidence.</w:t>
+      </w:r>
+    </w:p>
+    <w:p>
+      <w:r>
+        <w:t>________________________________________________________________</w:t>
+      </w:r>
+    </w:p>
+    <w:p>
+      <w:r>
+        <w:t>________________________________________________________________</w:t>
+      </w:r>
+    </w:p>
+    <w:p>
+      <w:r>
+        <w:t>________________________________________________________________</w:t>
+      </w:r>
+    </w:p>
+    <w:p>
+      <w:r>
+        <w:t>________________________________________________________________</w:t>
+      </w:r>
+    </w:p>
+    <w:p>
+      <w:r>
+        <w:t>________________________________________________________________</w:t>
+      </w:r>
+    </w:p>
+    <w:p>
+      <w:pPr>
+        <w:pStyle w:val="Heading3"/>
+      </w:pPr>
+      <w:r>
+        <w:t>Week 36 Test and reflect</w:t>
+      </w:r>
+    </w:p>
+    <w:p>
+      <w:pPr>
+        <w:pStyle w:val="Heading1"/>
+      </w:pPr>
+      <w:r>
+        <w:t>08. Extra practice · Design a revealing test</w:t>
+      </w:r>
+    </w:p>
+    <w:p>
+      <w:r>
+        <w:t>Predict before tracing or testing.</w:t>
+      </w:r>
+    </w:p>
+    <w:p>
+      <w:pPr>
+        <w:pStyle w:val="Heading2"/>
+      </w:pPr>
+      <w:r>
+        <w:t>Use this when helpful</w:t>
+      </w:r>
+    </w:p>
+    <w:p>
+      <w:pPr>
+        <w:spacing w:line="336" w:lineRule="auto" w:after="180"/>
+      </w:pPr>
+      <w:r>
+        <w:rPr>
+          <w:b w:val="0"/>
+        </w:rPr>
+        <w:t xml:space="preserve">Create a changed </w:t>
+      </w:r>
+      <w:r>
+        <w:rPr>
+          <w:b/>
+        </w:rPr>
+        <w:t>input</w:t>
+      </w:r>
+      <w:r>
+        <w:rPr>
+          <w:b w:val="0"/>
+        </w:rPr>
+        <w:t>, boundary case or missing-information case. Write the expected answer or safe response before testing.</w:t>
+      </w:r>
+    </w:p>
+    <w:tbl>
+      <w:tblPr>
+        <w:tblStyle w:val="LightShading-Accent1"/>
+        <w:tblW w:type="auto" w:w="0"/>
+        <w:tblLook w:firstColumn="1" w:firstRow="1" w:lastColumn="0" w:lastRow="0" w:noHBand="0" w:noVBand="1" w:val="04A0"/>
+      </w:tblPr>
+      <w:tblGrid>
+        <w:gridCol w:w="5112"/>
+        <w:gridCol w:w="5112"/>
+      </w:tblGrid>
+      <w:tr>
+        <w:trPr>
+          <w:tblHeader/>
+        </w:trPr>
+        <w:tc>
+          <w:tcPr>
+            <w:tcW w:type="dxa" w:w="5112"/>
+          </w:tcPr>
+          <w:p>
+            <w:r>
+              <w:t>Test record</w:t>
+            </w:r>
+          </w:p>
+        </w:tc>
+        <w:tc>
+          <w:tcPr>
+            <w:tcW w:type="dxa" w:w="5112"/>
+          </w:tcPr>
+          <w:p>
+            <w:r>
+              <w:t>My evidence</w:t>
+            </w:r>
+          </w:p>
+        </w:tc>
+      </w:tr>
+      <w:tr>
+        <w:tc>
+          <w:tcPr>
+            <w:tcW w:type="dxa" w:w="5112"/>
+          </w:tcPr>
+          <w:p>
+            <w:r>
+              <w:t>Changed input or condition</w:t>
+            </w:r>
+          </w:p>
+        </w:tc>
+        <w:tc>
+          <w:tcPr>
+            <w:tcW w:type="dxa" w:w="5112"/>
+          </w:tcPr>
+          <w:p>
+            <w:r/>
+          </w:p>
+        </w:tc>
+      </w:tr>
+      <w:tr>
+        <w:tc>
+          <w:tcPr>
+            <w:tcW w:type="dxa" w:w="5112"/>
+          </w:tcPr>
+          <w:p>
+            <w:r>
+              <w:t>Expected answer or fallback</w:t>
+            </w:r>
+          </w:p>
+        </w:tc>
+        <w:tc>
+          <w:tcPr>
+            <w:tcW w:type="dxa" w:w="5112"/>
+          </w:tcPr>
+          <w:p>
+            <w:r/>
+          </w:p>
+        </w:tc>
+      </w:tr>
+      <w:tr>
+        <w:tc>
+          <w:tcPr>
+            <w:tcW w:type="dxa" w:w="5112"/>
+          </w:tcPr>
+          <w:p>
+            <w:r>
+              <w:t>Observed result</w:t>
+            </w:r>
+          </w:p>
+        </w:tc>
+        <w:tc>
+          <w:tcPr>
+            <w:tcW w:type="dxa" w:w="5112"/>
+          </w:tcPr>
+          <w:p>
+            <w:r/>
+          </w:p>
+        </w:tc>
+      </w:tr>
+      <w:tr>
+        <w:tc>
+          <w:tcPr>
+            <w:tcW w:type="dxa" w:w="5112"/>
+          </w:tcPr>
+          <w:p>
+            <w:r>
+              <w:t>Why the result occurred</w:t>
+            </w:r>
+          </w:p>
+        </w:tc>
+        <w:tc>
+          <w:tcPr>
+            <w:tcW w:type="dxa" w:w="5112"/>
+          </w:tcPr>
+          <w:p>
+            <w:r/>
+          </w:p>
+        </w:tc>
+      </w:tr>
+    </w:tbl>
+    <w:p>
+      <w:pPr>
+        <w:pStyle w:val="Heading1"/>
+      </w:pPr>
+      <w:r>
+        <w:t>11. Reference · Original target response space</w:t>
+      </w:r>
+    </w:p>
+    <w:p>
+      <w:r>
+        <w:t>This teaching case is practice rather than a fresh assessment.</w:t>
+      </w:r>
+    </w:p>
+    <w:p>
+      <w:pPr>
+        <w:pStyle w:val="Heading2"/>
+      </w:pPr>
+      <w:r>
+        <w:t>Use this when helpful</w:t>
+      </w:r>
+    </w:p>
+    <w:p>
+      <w:pPr>
+        <w:spacing w:line="336" w:lineRule="auto" w:after="180"/>
+      </w:pPr>
+      <w:r>
+        <w:rPr>
+          <w:b w:val="0"/>
+        </w:rPr>
+        <w:t xml:space="preserve">Defend a sorter with 10/12 routine successes and 2/4 mixed-material successes. Report overall and separate results, show one failure and propose a justified next step. What claim would overstate the </w:t>
+      </w:r>
+      <w:r>
+        <w:rPr>
+          <w:b/>
+        </w:rPr>
+        <w:t>evidence</w:t>
+      </w:r>
+      <w:r>
+        <w:rPr>
+          <w:b w:val="0"/>
+        </w:rPr>
+        <w:t>?</w:t>
+      </w:r>
+    </w:p>
+    <w:p>
+      <w:pPr>
+        <w:pStyle w:val="Heading3"/>
+      </w:pPr>
+      <w:r>
+        <w:t>My explanation after practice</w:t>
+      </w:r>
+    </w:p>
+    <w:p>
+      <w:r>
+        <w:t>________________________________________________________________</w:t>
+      </w:r>
+    </w:p>
+    <w:p>
+      <w:r>
+        <w:t>________________________________________________________________</w:t>
+      </w:r>
+    </w:p>
+    <w:p>
+      <w:r>
+        <w:t>________________________________________________________________</w:t>
+      </w:r>
+    </w:p>
+    <w:p>
+      <w:r>
+        <w:t>________________________________________________________________</w:t>
+      </w:r>
+    </w:p>
+    <w:p>
+      <w:r>
+        <w:t>________________________________________________________________</w:t>
+      </w:r>
+    </w:p>
+    <w:p>
+      <w:r>
+        <w:t>________________________________________________________________</w:t>
+      </w:r>
+    </w:p>
+    <w:p>
+      <w:r>
+        <w:t>________________________________________________________________</w:t>
+      </w:r>
+    </w:p>
+    <w:p>
+      <w:pPr>
+        <w:spacing w:line="336" w:lineRule="auto" w:after="180"/>
+      </w:pPr>
+      <w:r>
+        <w:rPr>
+          <w:b w:val="0"/>
+        </w:rPr>
+        <w:t>Record support used: none, hint or teacher explanation.</w:t>
+      </w:r>
+    </w:p>
+    <w:p>
+      <w:pPr>
+        <w:pStyle w:val="Heading1"/>
+      </w:pPr>
+      <w:r>
+        <w:t>15. Reference · Independent-case response copy</w:t>
+      </w:r>
+    </w:p>
+    <w:p>
+      <w:r>
+        <w:t>This duplicates W4. Reuse the same first-attempt record.</w:t>
+      </w:r>
+    </w:p>
+    <w:p>
+      <w:pPr>
+        <w:pStyle w:val="Heading2"/>
+      </w:pPr>
+      <w:r>
+        <w:t>Use this when helpful</w:t>
+      </w:r>
+    </w:p>
+    <w:p>
+      <w:pPr>
+        <w:spacing w:line="336" w:lineRule="auto" w:after="180"/>
+      </w:pPr>
+      <w:r>
+        <w:rPr>
+          <w:b w:val="0"/>
+        </w:rPr>
+        <w:t xml:space="preserve">A fictional library adviser and its manual </w:t>
+      </w:r>
+      <w:r>
+        <w:rPr>
+          <w:b/>
+        </w:rPr>
+        <w:t>baseline</w:t>
+      </w:r>
+      <w:r>
+        <w:rPr>
+          <w:b w:val="0"/>
+        </w:rPr>
+        <w:t xml:space="preserve"> face the same 6 reserved cases. The candidate has 4 full passes; the </w:t>
+      </w:r>
+      <w:r>
+        <w:rPr>
+          <w:b/>
+        </w:rPr>
+        <w:t>baseline</w:t>
+      </w:r>
+      <w:r>
+        <w:rPr>
+          <w:b w:val="0"/>
+        </w:rPr>
+        <w:t xml:space="preserve"> has 5. One additional planned case is unrun by both. No speed data was collected.</w:t>
+      </w:r>
+    </w:p>
+    <w:p>
+      <w:pPr>
+        <w:spacing w:line="336" w:lineRule="auto" w:after="180"/>
+      </w:pPr>
+      <w:r>
+        <w:rPr>
+          <w:b w:val="0"/>
+        </w:rPr>
+        <w:t>The team says “ours is faster and more reliable everywhere” and repairs it after seeing the failures. Explain what the counts support, two unsupported claims and how to label a rerun of the revealed cases.</w:t>
+      </w:r>
+    </w:p>
+    <w:p>
+      <w:pPr>
+        <w:pStyle w:val="Heading3"/>
+      </w:pPr>
+      <w:r>
+        <w:t>My reasoning and evidence</w:t>
+      </w:r>
+    </w:p>
+    <w:p>
+      <w:r>
+        <w:t>________________________________________________________________</w:t>
+      </w:r>
+    </w:p>
+    <w:p>
+      <w:r>
+        <w:t>________________________________________________________________</w:t>
+      </w:r>
+    </w:p>
+    <w:p>
+      <w:r>
+        <w:t>________________________________________________________________</w:t>
+      </w:r>
+    </w:p>
+    <w:p>
+      <w:r>
+        <w:t>________________________________________________________________</w:t>
+      </w:r>
+    </w:p>
+    <w:p>
+      <w:r>
+        <w:t>________________________________________________________________</w:t>
+      </w:r>
+    </w:p>
+    <w:p>
+      <w:r>
+        <w:t>________________________________________________________________</w:t>
+      </w:r>
+    </w:p>
+    <w:p>
+      <w:r>
+        <w:t>________________________________________________________________</w:t>
+      </w:r>
+    </w:p>
+    <w:p>
+      <w:pPr>
+        <w:pStyle w:val="Heading1"/>
+      </w:pPr>
+      <w:r>
+        <w:t>18. Extra practice · Use the worked picture</w:t>
+      </w:r>
+    </w:p>
+    <w:p>
+      <w:r>
+        <w:t>Keep the explanation and the support you used.</w:t>
+      </w:r>
+    </w:p>
+    <w:p>
+      <w:pPr>
+        <w:pStyle w:val="Heading2"/>
+      </w:pPr>
+      <w:r>
+        <w:t>Use this when helpful</w:t>
       </w:r>
     </w:p>
     <w:p>
@@ -2019,16 +2031,7 @@
     </w:p>
     <w:p>
       <w:pPr>
-        <w:pStyle w:val="Heading3"/>
-      </w:pPr>
-      <w:r>
-        <w:t>Record the help used</w:t>
-      </w:r>
-    </w:p>
-    <w:p>
-      <w:pPr>
         <w:spacing w:line="336" w:lineRule="auto" w:after="180"/>
-        <w:shd w:fill="F1F6F8"/>
       </w:pPr>
       <w:r>
         <w:rPr>
@@ -2089,12 +2092,20 @@
         <w:pStyle w:val="Heading1"/>
       </w:pPr>
       <w:r>
-        <w:t>19. Project portfolio milestone</w:t>
-      </w:r>
-    </w:p>
-    <w:p>
-      <w:r>
-        <w:t>Keep this week’s input, deciding step, result and limit together in the Helpful Classroom Sorter record.</w:t>
+        <w:t>19. Reference · Project portfolio record</w:t>
+      </w:r>
+    </w:p>
+    <w:p>
+      <w:r>
+        <w:t>Extend your main project response when helpful.</w:t>
+      </w:r>
+    </w:p>
+    <w:p>
+      <w:pPr>
+        <w:pStyle w:val="Heading2"/>
+      </w:pPr>
+      <w:r>
+        <w:t>Use this when helpful</w:t>
       </w:r>
     </w:p>
     <w:p>
@@ -2320,12 +2331,510 @@
         <w:pStyle w:val="Heading1"/>
       </w:pPr>
       <w:r>
-        <w:t>20. Supported practice and learning evidence</w:t>
-      </w:r>
-    </w:p>
-    <w:p>
-      <w:r>
-        <w:t>Try the supported questions before comparing with hints and feedback. Record what you repaired and the evidence you retained.</w:t>
+        <w:t>20. Extra practice: pictures, repair and feedback</w:t>
+      </w:r>
+    </w:p>
+    <w:p>
+      <w:r>
+        <w:t>Attempt each question before opening its explanation. Use one browser or paper copy.</w:t>
+      </w:r>
+    </w:p>
+    <w:p>
+      <w:pPr>
+        <w:pStyle w:val="Heading2"/>
+      </w:pPr>
+      <w:r>
+        <w:t>First supported question</w:t>
+      </w:r>
+    </w:p>
+    <w:p>
+      <w:pPr>
+        <w:pStyle w:val="ListBullet"/>
+      </w:pPr>
+      <w:r>
+        <w:t>A fictional paper sorter team prepares an exhibition evidence board.</w:t>
+      </w:r>
+    </w:p>
+    <w:p>
+      <w:pPr>
+        <w:pStyle w:val="Heading3"/>
+      </w:pPr>
+      <w:r>
+        <w:t>Practice 1: explain the deciding evidence</w:t>
+      </w:r>
+    </w:p>
+    <w:p>
+      <w:pPr>
+        <w:pStyle w:val="ListBullet"/>
+      </w:pPr>
+      <w:r>
+        <w:t>Which labelled step matches this detail? Prototype did not beat baseline on this measured outcome; explain its failures.</w:t>
+      </w:r>
+    </w:p>
+    <w:p>
+      <w:pPr>
+        <w:pStyle w:val="ListBullet"/>
+      </w:pPr>
+      <w:r>
+        <w:t>1. Keep incomplete work</w:t>
+      </w:r>
+    </w:p>
+    <w:p>
+      <w:pPr>
+        <w:pStyle w:val="ListBullet"/>
+      </w:pPr>
+      <w:r>
+        <w:t>2. Describe contract</w:t>
+      </w:r>
+    </w:p>
+    <w:p>
+      <w:pPr>
+        <w:pStyle w:val="ListBullet"/>
+      </w:pPr>
+      <w:r>
+        <w:t>3. Show results</w:t>
+      </w:r>
+    </w:p>
+    <w:p>
+      <w:pPr>
+        <w:pStyle w:val="ListBullet"/>
+      </w:pPr>
+      <w:r>
+        <w:t>4. Defend conclusion</w:t>
+      </w:r>
+    </w:p>
+    <w:p>
+      <w:pPr>
+        <w:pStyle w:val="Heading3"/>
+      </w:pPr>
+      <w:r>
+        <w:t>My selected conclusion, deciding fact and explanation</w:t>
+      </w:r>
+    </w:p>
+    <w:p>
+      <w:r>
+        <w:t>________________________________________________________________</w:t>
+      </w:r>
+    </w:p>
+    <w:p>
+      <w:r>
+        <w:t>________________________________________________________________</w:t>
+      </w:r>
+    </w:p>
+    <w:p>
+      <w:r>
+        <w:t>________________________________________________________________</w:t>
+      </w:r>
+    </w:p>
+    <w:p>
+      <w:r>
+        <w:t>________________________________________________________________</w:t>
+      </w:r>
+    </w:p>
+    <w:p>
+      <w:r>
+        <w:t>________________________________________________________________</w:t>
+      </w:r>
+    </w:p>
+    <w:p>
+      <w:pPr>
+        <w:pStyle w:val="ListBullet"/>
+      </w:pPr>
+      <w:r>
+        <w:t>Hint if needed: Read the steps in the pictorial case. Match the supplied detail to the stage that performs or records it.</w:t>
+      </w:r>
+    </w:p>
+    <w:p>
+      <w:pPr>
+        <w:pStyle w:val="Heading2"/>
+      </w:pPr>
+      <w:r>
+        <w:t>Check the first explanation · reference / check after trying</w:t>
+      </w:r>
+    </w:p>
+    <w:p>
+      <w:pPr>
+        <w:spacing w:line="336" w:lineRule="auto" w:after="180"/>
+      </w:pPr>
+      <w:r>
+        <w:rPr>
+          <w:b w:val="0"/>
+        </w:rPr>
+        <w:t xml:space="preserve">After your attempt, compare with the supported explanation: Defend conclusion Prototype did not beat </w:t>
+      </w:r>
+      <w:r>
+        <w:rPr>
+          <w:b/>
+        </w:rPr>
+        <w:t>baseline</w:t>
+      </w:r>
+      <w:r>
+        <w:rPr>
+          <w:b w:val="0"/>
+        </w:rPr>
+        <w:t xml:space="preserve"> on this measured outcome; explain its failures. An exhibition should make the </w:t>
+      </w:r>
+      <w:r>
+        <w:rPr>
+          <w:b/>
+        </w:rPr>
+        <w:t>evidence</w:t>
+      </w:r>
+      <w:r>
+        <w:rPr>
+          <w:b w:val="0"/>
+        </w:rPr>
+        <w:t xml:space="preserve"> inspectable.</w:t>
+      </w:r>
+    </w:p>
+    <w:p>
+      <w:pPr>
+        <w:spacing w:line="336" w:lineRule="auto" w:after="180"/>
+      </w:pPr>
+      <w:r>
+        <w:rPr>
+          <w:b w:val="0"/>
+        </w:rPr>
+        <w:t xml:space="preserve">A polished </w:t>
+      </w:r>
+      <w:r>
+        <w:rPr>
+          <w:b/>
+        </w:rPr>
+        <w:t>demonstration</w:t>
+      </w:r>
+      <w:r>
+        <w:rPr>
+          <w:b w:val="0"/>
+        </w:rPr>
+        <w:t xml:space="preserve"> is not a substitute for the reserved-case record. The shared cases allow a direct descriptive comparison of pass rates; missing timing data prevents a claim that the prototype is faster.</w:t>
+      </w:r>
+    </w:p>
+    <w:p>
+      <w:pPr>
+        <w:spacing w:line="336" w:lineRule="auto" w:after="180"/>
+      </w:pPr>
+      <w:r>
+        <w:rPr>
+          <w:b w:val="0"/>
+        </w:rPr>
+        <w:t>Unrun cases must not be treated as successes.</w:t>
+      </w:r>
+    </w:p>
+    <w:p>
+      <w:pPr>
+        <w:pStyle w:val="Heading2"/>
+      </w:pPr>
+      <w:r>
+        <w:t>Changed-case question</w:t>
+      </w:r>
+    </w:p>
+    <w:p>
+      <w:pPr>
+        <w:pStyle w:val="Heading3"/>
+      </w:pPr>
+      <w:r>
+        <w:t>Practice 2: explain the deciding evidence</w:t>
+      </w:r>
+    </w:p>
+    <w:p>
+      <w:pPr>
+        <w:pStyle w:val="ListBullet"/>
+      </w:pPr>
+      <w:r>
+        <w:t>Changed-case practice: Someone adds the two unrun cases to the denominator as failures. Which conclusion is supported by the supplied facts?</w:t>
+      </w:r>
+    </w:p>
+    <w:p>
+      <w:pPr>
+        <w:pStyle w:val="ListBullet"/>
+      </w:pPr>
+      <w:r>
+        <w:t>1. We can decide the result without examining the changed input or the procedure.</w:t>
+      </w:r>
+    </w:p>
+    <w:p>
+      <w:pPr>
+        <w:pStyle w:val="ListBullet"/>
+      </w:pPr>
+      <w:r>
+        <w:t>2. This one example guarantees correct results for every future input.</w:t>
+      </w:r>
+    </w:p>
+    <w:p>
+      <w:pPr>
+        <w:pStyle w:val="ListBullet"/>
+      </w:pPr>
+      <w:r>
+        <w:t>3. That reports a different measure, 8/12 completed successes out of planned cases.</w:t>
+      </w:r>
+    </w:p>
+    <w:p>
+      <w:pPr>
+        <w:pStyle w:val="Heading3"/>
+      </w:pPr>
+      <w:r>
+        <w:t>My selected conclusion, deciding fact and explanation</w:t>
+      </w:r>
+    </w:p>
+    <w:p>
+      <w:r>
+        <w:t>________________________________________________________________</w:t>
+      </w:r>
+    </w:p>
+    <w:p>
+      <w:r>
+        <w:t>________________________________________________________________</w:t>
+      </w:r>
+    </w:p>
+    <w:p>
+      <w:r>
+        <w:t>________________________________________________________________</w:t>
+      </w:r>
+    </w:p>
+    <w:p>
+      <w:r>
+        <w:t>________________________________________________________________</w:t>
+      </w:r>
+    </w:p>
+    <w:p>
+      <w:r>
+        <w:t>________________________________________________________________</w:t>
+      </w:r>
+    </w:p>
+    <w:p>
+      <w:pPr>
+        <w:pStyle w:val="ListBullet"/>
+      </w:pPr>
+      <w:r>
+        <w:t>Hint if needed: Use the changed condition and the deciding step in the pictorial trace. The answer must say what follows from those facts.</w:t>
+      </w:r>
+    </w:p>
+    <w:p>
+      <w:pPr>
+        <w:pStyle w:val="Heading2"/>
+      </w:pPr>
+      <w:r>
+        <w:t>Check the changed case · reference / check after trying</w:t>
+      </w:r>
+    </w:p>
+    <w:p>
+      <w:pPr>
+        <w:spacing w:line="336" w:lineRule="auto" w:after="180"/>
+      </w:pPr>
+      <w:r>
+        <w:rPr>
+          <w:b w:val="0"/>
+        </w:rPr>
+        <w:t>After your attempt, compare with the supported explanation: That reports a different measure, 8/12 completed successes out of planned cases.</w:t>
+      </w:r>
+    </w:p>
+    <w:p>
+      <w:pPr>
+        <w:spacing w:line="336" w:lineRule="auto" w:after="180"/>
+      </w:pPr>
+      <w:r>
+        <w:rPr>
+          <w:b w:val="0"/>
+        </w:rPr>
+        <w:t>It cannot be called the original attempted-case pass rate; distinguish completion from evaluated correctness.</w:t>
+      </w:r>
+    </w:p>
+    <w:p>
+      <w:pPr>
+        <w:pStyle w:val="Heading2"/>
+      </w:pPr>
+      <w:r>
+        <w:t>Repair and save your work</w:t>
+      </w:r>
+    </w:p>
+    <w:p>
+      <w:pPr>
+        <w:spacing w:line="336" w:lineRule="auto" w:after="180"/>
+      </w:pPr>
+      <w:r>
+        <w:rPr>
+          <w:b w:val="0"/>
+        </w:rPr>
+        <w:t>Review Improve One Cause (ai-1/35). Goal: Repair a located defect without changing the agreed requirements. Short practice: Explain why “our repaired version now picks something” is not enough to show success at 6..</w:t>
+      </w:r>
+    </w:p>
+    <w:p>
+      <w:pPr>
+        <w:spacing w:line="336" w:lineRule="auto" w:after="180"/>
+      </w:pPr>
+      <w:r>
+        <w:rPr>
+          <w:b w:val="0"/>
+        </w:rPr>
+        <w:t>Return to this week and explain what you changed.</w:t>
+      </w:r>
+    </w:p>
+    <w:p>
+      <w:pPr>
+        <w:spacing w:line="336" w:lineRule="auto" w:after="180"/>
+      </w:pPr>
+      <w:r>
+        <w:rPr>
+          <w:b w:val="0"/>
+        </w:rPr>
+        <w:t>Review Test Normal Cases (ai-1/33). Goal: Plan routine cases with expected results derived from the requirements. Short practice: Why is none correct for 8 but incorrect for 6? Use both capacity cards..</w:t>
+      </w:r>
+    </w:p>
+    <w:p>
+      <w:pPr>
+        <w:spacing w:line="336" w:lineRule="auto" w:after="180"/>
+      </w:pPr>
+      <w:r>
+        <w:rPr>
+          <w:b w:val="0"/>
+        </w:rPr>
+        <w:t>Return to this week and explain what you changed.</w:t>
+      </w:r>
+    </w:p>
+    <w:p>
+      <w:pPr>
+        <w:spacing w:line="336" w:lineRule="auto" w:after="180"/>
+      </w:pPr>
+      <w:r>
+        <w:rPr>
+          <w:b w:val="0"/>
+        </w:rPr>
+        <w:t xml:space="preserve">Review Choose </w:t>
+      </w:r>
+      <w:r>
+        <w:rPr>
+          <w:b/>
+        </w:rPr>
+        <w:t>Input</w:t>
+      </w:r>
+      <w:r>
+        <w:rPr>
+          <w:b w:val="0"/>
+        </w:rPr>
+        <w:t xml:space="preserve">s and </w:t>
+      </w:r>
+      <w:r>
+        <w:rPr>
+          <w:b/>
+        </w:rPr>
+        <w:t>Output</w:t>
+      </w:r>
+      <w:r>
+        <w:rPr>
+          <w:b w:val="0"/>
+        </w:rPr>
+        <w:t xml:space="preserve">s (ai-1/30). Goal: Turn the project outcome into precise </w:t>
+      </w:r>
+      <w:r>
+        <w:rPr>
+          <w:b/>
+        </w:rPr>
+        <w:t>input</w:t>
+      </w:r>
+      <w:r>
+        <w:rPr>
+          <w:b w:val="0"/>
+        </w:rPr>
+        <w:t xml:space="preserve"> and </w:t>
+      </w:r>
+      <w:r>
+        <w:rPr>
+          <w:b/>
+        </w:rPr>
+        <w:t>output</w:t>
+      </w:r>
+      <w:r>
+        <w:rPr>
+          <w:b w:val="0"/>
+        </w:rPr>
+        <w:t xml:space="preserve"> requirements. Short practice: Trace requests 10 and blank. Why should they not receive the same explanation?.</w:t>
+      </w:r>
+    </w:p>
+    <w:p>
+      <w:pPr>
+        <w:spacing w:line="336" w:lineRule="auto" w:after="180"/>
+      </w:pPr>
+      <w:r>
+        <w:rPr>
+          <w:b w:val="0"/>
+        </w:rPr>
+        <w:t>Return to this week and explain what you changed.</w:t>
+      </w:r>
+    </w:p>
+    <w:p>
+      <w:pPr>
+        <w:spacing w:line="336" w:lineRule="auto" w:after="180"/>
+      </w:pPr>
+      <w:r>
+        <w:rPr>
+          <w:b w:val="0"/>
+        </w:rPr>
+        <w:t xml:space="preserve">Use Download completed work in the hosted lesson to export your answers, reflections, practice feedback and code-run </w:t>
+      </w:r>
+      <w:r>
+        <w:rPr>
+          <w:b/>
+        </w:rPr>
+        <w:t>evidence</w:t>
+      </w:r>
+      <w:r>
+        <w:rPr>
+          <w:b w:val="0"/>
+        </w:rPr>
+        <w:t>. Open the HTML copy to read or print it.</w:t>
+      </w:r>
+    </w:p>
+    <w:p>
+      <w:pPr>
+        <w:spacing w:line="336" w:lineRule="auto" w:after="180"/>
+      </w:pPr>
+      <w:r>
+        <w:rPr>
+          <w:b w:val="0"/>
+        </w:rPr>
+        <w:t>Drafts stay in this browser when storage is available; clear drafts on a shared device.</w:t>
+      </w:r>
+    </w:p>
+    <w:p>
+      <w:pPr>
+        <w:pStyle w:val="Heading3"/>
+      </w:pPr>
+      <w:r>
+        <w:t>What I repaired, the evidence I kept and the next test</w:t>
+      </w:r>
+    </w:p>
+    <w:p>
+      <w:r>
+        <w:t>________________________________________________________________</w:t>
+      </w:r>
+    </w:p>
+    <w:p>
+      <w:r>
+        <w:t>________________________________________________________________</w:t>
+      </w:r>
+    </w:p>
+    <w:p>
+      <w:r>
+        <w:t>________________________________________________________________</w:t>
+      </w:r>
+    </w:p>
+    <w:p>
+      <w:r>
+        <w:t>________________________________________________________________</w:t>
+      </w:r>
+    </w:p>
+    <w:p>
+      <w:r>
+        <w:t>________________________________________________________________</w:t>
+      </w:r>
+    </w:p>
+    <w:p>
+      <w:pPr>
+        <w:pStyle w:val="Heading2"/>
+      </w:pPr>
+      <w:r>
+        <w:t>Earlier wording, alternatives and picture transcripts · reference / check after trying</w:t>
       </w:r>
     </w:p>
     <w:p>
@@ -2341,104 +2850,10 @@
     </w:p>
     <w:p>
       <w:pPr>
-        <w:spacing w:line="336" w:lineRule="auto" w:after="180"/>
-      </w:pPr>
-      <w:r>
-        <w:rPr>
-          <w:b w:val="0"/>
-        </w:rPr>
-        <w:t xml:space="preserve">A fictional paper sorter team prepares an exhibition </w:t>
-      </w:r>
-      <w:r>
-        <w:rPr>
-          <w:b/>
-        </w:rPr>
-        <w:t>evidence</w:t>
-      </w:r>
-      <w:r>
-        <w:rPr>
-          <w:b w:val="0"/>
-        </w:rPr>
-        <w:t xml:space="preserve"> board.</w:t>
-      </w:r>
-    </w:p>
-    <w:p>
-      <w:pPr>
         <w:pStyle w:val="Heading3"/>
       </w:pPr>
       <w:r>
-        <w:t>Practice 1: explain the deciding evidence</w:t>
-      </w:r>
-    </w:p>
-    <w:p>
-      <w:pPr>
-        <w:spacing w:line="336" w:lineRule="auto" w:after="180"/>
-      </w:pPr>
-      <w:r>
-        <w:rPr>
-          <w:b w:val="0"/>
-        </w:rPr>
-        <w:t xml:space="preserve">Which labelled step matches this detail? Prototype did not beat </w:t>
-      </w:r>
-      <w:r>
-        <w:rPr>
-          <w:b/>
-        </w:rPr>
-        <w:t>baseline</w:t>
-      </w:r>
-      <w:r>
-        <w:rPr>
-          <w:b w:val="0"/>
-        </w:rPr>
-        <w:t xml:space="preserve"> on this measured outcome; explain its failures.</w:t>
-      </w:r>
-    </w:p>
-    <w:p>
-      <w:pPr>
-        <w:spacing w:line="336" w:lineRule="auto" w:after="180"/>
-        <w:shd w:fill="F4F9FC"/>
-      </w:pPr>
-      <w:r>
-        <w:rPr>
-          <w:b w:val="0"/>
-        </w:rPr>
-        <w:t>1. Keep incomplete work</w:t>
-      </w:r>
-    </w:p>
-    <w:p>
-      <w:pPr>
-        <w:spacing w:line="336" w:lineRule="auto" w:after="180"/>
-        <w:shd w:fill="F4F9FC"/>
-      </w:pPr>
-      <w:r>
-        <w:rPr>
-          <w:b w:val="0"/>
-        </w:rPr>
-        <w:t>2. Describe contract</w:t>
-      </w:r>
-    </w:p>
-    <w:p>
-      <w:pPr>
-        <w:spacing w:line="336" w:lineRule="auto" w:after="180"/>
-        <w:shd w:fill="F4F9FC"/>
-      </w:pPr>
-      <w:r>
-        <w:rPr>
-          <w:b w:val="0"/>
-        </w:rPr>
-        <w:t>3. Show results</w:t>
-      </w:r>
-    </w:p>
-    <w:p>
-      <w:pPr>
-        <w:spacing w:line="336" w:lineRule="auto" w:after="180"/>
-        <w:shd w:fill="F4F9FC"/>
-      </w:pPr>
-      <w:r>
-        <w:rPr>
-          <w:b w:val="0"/>
-        </w:rPr>
-        <w:t>4. Defend conclusion</w:t>
+        <w:t>Repair a missing building block</w:t>
       </w:r>
     </w:p>
     <w:p>
@@ -2446,520 +2861,25 @@
         <w:pStyle w:val="Heading3"/>
       </w:pPr>
       <w:r>
-        <w:t>My selected conclusion, deciding fact and explanation</w:t>
-      </w:r>
-    </w:p>
-    <w:p>
-      <w:r>
-        <w:t>________________________________________________________________</w:t>
-      </w:r>
-    </w:p>
-    <w:p>
-      <w:r>
-        <w:t>________________________________________________________________</w:t>
-      </w:r>
-    </w:p>
-    <w:p>
-      <w:r>
-        <w:t>________________________________________________________________</w:t>
-      </w:r>
-    </w:p>
-    <w:p>
-      <w:r>
-        <w:t>________________________________________________________________</w:t>
-      </w:r>
-    </w:p>
-    <w:p>
-      <w:r>
-        <w:t>________________________________________________________________</w:t>
-      </w:r>
-    </w:p>
-    <w:p>
-      <w:pPr>
-        <w:pStyle w:val="Heading3"/>
-      </w:pPr>
-      <w:r>
-        <w:t>Hint · try first</w:t>
-      </w:r>
-    </w:p>
-    <w:p>
-      <w:pPr>
-        <w:spacing w:line="336" w:lineRule="auto" w:after="180"/>
-        <w:shd w:fill="F1F6F8"/>
-      </w:pPr>
-      <w:r>
-        <w:rPr>
-          <w:b w:val="0"/>
-        </w:rPr>
-        <w:t>Hint if needed: Read the steps in the pictorial case. Match the supplied detail to the stage that performs or records it.</w:t>
-      </w:r>
-    </w:p>
-    <w:p>
-      <w:pPr>
-        <w:pStyle w:val="Heading3"/>
-      </w:pPr>
-      <w:r>
-        <w:t>Feedback · compare after trying</w:t>
-      </w:r>
-    </w:p>
-    <w:p>
-      <w:pPr>
-        <w:spacing w:line="336" w:lineRule="auto" w:after="180"/>
-        <w:shd w:fill="F1F6FC"/>
-      </w:pPr>
-      <w:r>
-        <w:rPr>
-          <w:b w:val="0"/>
-        </w:rPr>
-        <w:t xml:space="preserve">After your attempt, compare with the supported explanation: Defend conclusion Prototype did not beat </w:t>
-      </w:r>
-      <w:r>
-        <w:rPr>
-          <w:b/>
-        </w:rPr>
-        <w:t>baseline</w:t>
-      </w:r>
-      <w:r>
-        <w:rPr>
-          <w:b w:val="0"/>
-        </w:rPr>
-        <w:t xml:space="preserve"> on this measured outcome; explain its failures. An exhibition should make the </w:t>
-      </w:r>
-      <w:r>
-        <w:rPr>
-          <w:b/>
-        </w:rPr>
-        <w:t>evidence</w:t>
-      </w:r>
-      <w:r>
-        <w:rPr>
-          <w:b w:val="0"/>
-        </w:rPr>
-        <w:t xml:space="preserve"> inspectable.</w:t>
-      </w:r>
-    </w:p>
-    <w:p>
-      <w:pPr>
-        <w:spacing w:line="336" w:lineRule="auto" w:after="180"/>
-        <w:shd w:fill="F1F6FC"/>
-      </w:pPr>
-      <w:r>
-        <w:rPr>
-          <w:b w:val="0"/>
-        </w:rPr>
-        <w:t xml:space="preserve">A polished </w:t>
-      </w:r>
-      <w:r>
-        <w:rPr>
-          <w:b/>
-        </w:rPr>
-        <w:t>demonstration</w:t>
-      </w:r>
-      <w:r>
-        <w:rPr>
-          <w:b w:val="0"/>
-        </w:rPr>
-        <w:t xml:space="preserve"> is not a substitute for the reserved-case record. The shared cases allow a direct descriptive comparison of pass rates; missing timing data prevents a claim that the prototype is faster.</w:t>
-      </w:r>
-    </w:p>
-    <w:p>
-      <w:pPr>
-        <w:spacing w:line="336" w:lineRule="auto" w:after="180"/>
-        <w:shd w:fill="F1F6FC"/>
-      </w:pPr>
-      <w:r>
-        <w:rPr>
-          <w:b w:val="0"/>
-        </w:rPr>
-        <w:t>Unrun cases must not be treated as successes.</w:t>
-      </w:r>
-    </w:p>
-    <w:p>
-      <w:pPr>
-        <w:pStyle w:val="Heading3"/>
-      </w:pPr>
-      <w:r>
-        <w:t>Practice 2: explain the deciding evidence</w:t>
-      </w:r>
-    </w:p>
-    <w:p>
-      <w:pPr>
-        <w:pStyle w:val="Heading3"/>
-      </w:pPr>
-      <w:r>
-        <w:t>Changed case · predict first</w:t>
-      </w:r>
-    </w:p>
-    <w:p>
-      <w:pPr>
-        <w:spacing w:line="336" w:lineRule="auto" w:after="180"/>
-        <w:shd w:fill="F5F1FB"/>
-      </w:pPr>
-      <w:r>
-        <w:rPr>
-          <w:b w:val="0"/>
-        </w:rPr>
-        <w:t>Changed-case practice: Someone adds the two unrun cases to the denominator as failures. Which conclusion is supported by the supplied facts?</w:t>
-      </w:r>
-    </w:p>
-    <w:p>
-      <w:pPr>
-        <w:spacing w:line="336" w:lineRule="auto" w:after="180"/>
-        <w:shd w:fill="F4F9FC"/>
-      </w:pPr>
-      <w:r>
-        <w:rPr>
-          <w:b w:val="0"/>
-        </w:rPr>
-        <w:t xml:space="preserve">1. We can decide the result without examining the changed </w:t>
-      </w:r>
-      <w:r>
-        <w:rPr>
-          <w:b/>
-        </w:rPr>
-        <w:t>input</w:t>
-      </w:r>
-      <w:r>
-        <w:rPr>
-          <w:b w:val="0"/>
-        </w:rPr>
-        <w:t xml:space="preserve"> or the procedure.</w:t>
-      </w:r>
-    </w:p>
-    <w:p>
-      <w:pPr>
-        <w:spacing w:line="336" w:lineRule="auto" w:after="180"/>
-        <w:shd w:fill="F4F9FC"/>
-      </w:pPr>
-      <w:r>
-        <w:rPr>
-          <w:b w:val="0"/>
-        </w:rPr>
-        <w:t xml:space="preserve">2. This one example guarantees correct results for every future </w:t>
-      </w:r>
-      <w:r>
-        <w:rPr>
-          <w:b/>
-        </w:rPr>
-        <w:t>input</w:t>
-      </w:r>
-      <w:r>
-        <w:rPr>
-          <w:b w:val="0"/>
-        </w:rPr>
-        <w:t>.</w:t>
-      </w:r>
-    </w:p>
-    <w:p>
-      <w:pPr>
-        <w:spacing w:line="336" w:lineRule="auto" w:after="180"/>
-        <w:shd w:fill="F4F9FC"/>
-      </w:pPr>
-      <w:r>
-        <w:rPr>
-          <w:b w:val="0"/>
-        </w:rPr>
-        <w:t>3. That reports a different measure, 8/12 completed successes out of planned cases.</w:t>
-      </w:r>
-    </w:p>
-    <w:p>
-      <w:pPr>
-        <w:pStyle w:val="Heading3"/>
-      </w:pPr>
-      <w:r>
-        <w:t>My selected conclusion, deciding fact and explanation</w:t>
-      </w:r>
-    </w:p>
-    <w:p>
-      <w:r>
-        <w:t>________________________________________________________________</w:t>
-      </w:r>
-    </w:p>
-    <w:p>
-      <w:r>
-        <w:t>________________________________________________________________</w:t>
-      </w:r>
-    </w:p>
-    <w:p>
-      <w:r>
-        <w:t>________________________________________________________________</w:t>
-      </w:r>
-    </w:p>
-    <w:p>
-      <w:r>
-        <w:t>________________________________________________________________</w:t>
-      </w:r>
-    </w:p>
-    <w:p>
-      <w:r>
-        <w:t>________________________________________________________________</w:t>
-      </w:r>
-    </w:p>
-    <w:p>
-      <w:pPr>
-        <w:pStyle w:val="Heading3"/>
-      </w:pPr>
-      <w:r>
-        <w:t>Hint · try first</w:t>
-      </w:r>
-    </w:p>
-    <w:p>
-      <w:pPr>
-        <w:spacing w:line="336" w:lineRule="auto" w:after="180"/>
-        <w:shd w:fill="F1F6F8"/>
-      </w:pPr>
-      <w:r>
-        <w:rPr>
-          <w:b w:val="0"/>
-        </w:rPr>
-        <w:t>Hint if needed: Use the changed condition and the deciding step in the pictorial trace. The answer must say what follows from those facts.</w:t>
-      </w:r>
-    </w:p>
-    <w:p>
-      <w:pPr>
-        <w:pStyle w:val="Heading3"/>
-      </w:pPr>
-      <w:r>
-        <w:t>Feedback · compare after trying</w:t>
-      </w:r>
-    </w:p>
-    <w:p>
-      <w:pPr>
-        <w:spacing w:line="336" w:lineRule="auto" w:after="180"/>
-        <w:shd w:fill="F1F6FC"/>
-      </w:pPr>
-      <w:r>
-        <w:rPr>
-          <w:b w:val="0"/>
-        </w:rPr>
-        <w:t>After your attempt, compare with the supported explanation: That reports a different measure, 8/12 completed successes out of planned cases.</w:t>
-      </w:r>
-    </w:p>
-    <w:p>
-      <w:pPr>
-        <w:spacing w:line="336" w:lineRule="auto" w:after="180"/>
-        <w:shd w:fill="F1F6FC"/>
-      </w:pPr>
-      <w:r>
-        <w:rPr>
-          <w:b w:val="0"/>
-        </w:rPr>
-        <w:t>It cannot be called the original attempted-case pass rate; distinguish completion from evaluated correctness.</w:t>
-      </w:r>
-    </w:p>
-    <w:p>
-      <w:pPr>
-        <w:pStyle w:val="Heading3"/>
-      </w:pPr>
-      <w:r>
-        <w:t>Repair a missing building block</w:t>
-      </w:r>
-    </w:p>
-    <w:p>
-      <w:pPr>
-        <w:spacing w:line="336" w:lineRule="auto" w:after="180"/>
-      </w:pPr>
-      <w:r>
-        <w:rPr>
-          <w:b w:val="0"/>
-        </w:rPr>
-        <w:t>Review Improve One Cause (ai-1/35). Goal: Repair a located defect without changing the agreed requirements. Short practice: Explain why “our repaired version now picks something” is not enough to show success at 6..</w:t>
-      </w:r>
-    </w:p>
-    <w:p>
-      <w:pPr>
-        <w:spacing w:line="336" w:lineRule="auto" w:after="180"/>
-      </w:pPr>
-      <w:r>
-        <w:rPr>
-          <w:b w:val="0"/>
-        </w:rPr>
-        <w:t>Return to this week and explain what you changed.</w:t>
-      </w:r>
-    </w:p>
-    <w:p>
-      <w:pPr>
-        <w:spacing w:line="336" w:lineRule="auto" w:after="180"/>
-      </w:pPr>
-      <w:r>
-        <w:rPr>
-          <w:b w:val="0"/>
-        </w:rPr>
-        <w:t>Review Test Normal Cases (ai-1/33). Goal: Plan routine cases with expected results derived from the requirements. Short practice: Why is none correct for 8 but incorrect for 6? Use both capacity cards..</w:t>
-      </w:r>
-    </w:p>
-    <w:p>
-      <w:pPr>
-        <w:spacing w:line="336" w:lineRule="auto" w:after="180"/>
-      </w:pPr>
-      <w:r>
-        <w:rPr>
-          <w:b w:val="0"/>
-        </w:rPr>
-        <w:t>Return to this week and explain what you changed.</w:t>
-      </w:r>
-    </w:p>
-    <w:p>
-      <w:pPr>
-        <w:spacing w:line="336" w:lineRule="auto" w:after="180"/>
-      </w:pPr>
-      <w:r>
-        <w:rPr>
-          <w:b w:val="0"/>
-        </w:rPr>
-        <w:t xml:space="preserve">Review Choose </w:t>
-      </w:r>
-      <w:r>
-        <w:rPr>
-          <w:b/>
-        </w:rPr>
-        <w:t>Input</w:t>
-      </w:r>
-      <w:r>
-        <w:rPr>
-          <w:b w:val="0"/>
-        </w:rPr>
-        <w:t xml:space="preserve">s and </w:t>
-      </w:r>
-      <w:r>
-        <w:rPr>
-          <w:b/>
-        </w:rPr>
-        <w:t>Output</w:t>
-      </w:r>
-      <w:r>
-        <w:rPr>
-          <w:b w:val="0"/>
-        </w:rPr>
-        <w:t xml:space="preserve">s (ai-1/30). Goal: Turn the project outcome into precise </w:t>
-      </w:r>
-      <w:r>
-        <w:rPr>
-          <w:b/>
-        </w:rPr>
-        <w:t>input</w:t>
-      </w:r>
-      <w:r>
-        <w:rPr>
-          <w:b w:val="0"/>
-        </w:rPr>
-        <w:t xml:space="preserve"> and </w:t>
-      </w:r>
-      <w:r>
-        <w:rPr>
-          <w:b/>
-        </w:rPr>
-        <w:t>output</w:t>
-      </w:r>
-      <w:r>
-        <w:rPr>
-          <w:b w:val="0"/>
-        </w:rPr>
-        <w:t xml:space="preserve"> requirements. Short practice: Trace requests 10 and blank. Why should they not receive the same explanation?.</w:t>
-      </w:r>
-    </w:p>
-    <w:p>
-      <w:pPr>
-        <w:spacing w:line="336" w:lineRule="auto" w:after="180"/>
-      </w:pPr>
-      <w:r>
-        <w:rPr>
-          <w:b w:val="0"/>
-        </w:rPr>
-        <w:t>Return to this week and explain what you changed.</w:t>
-      </w:r>
-    </w:p>
-    <w:p>
-      <w:pPr>
-        <w:pStyle w:val="Heading3"/>
-      </w:pPr>
-      <w:r>
         <w:t>Keep your completed work</w:t>
       </w:r>
     </w:p>
     <w:p>
       <w:pPr>
-        <w:spacing w:line="336" w:lineRule="auto" w:after="180"/>
-      </w:pPr>
-      <w:r>
-        <w:rPr>
-          <w:b w:val="0"/>
-        </w:rPr>
-        <w:t xml:space="preserve">Use Download completed work in the hosted lesson to export your answers, reflections, practice feedback and code-run </w:t>
-      </w:r>
-      <w:r>
-        <w:rPr>
-          <w:b/>
-        </w:rPr>
-        <w:t>evidence</w:t>
-      </w:r>
-      <w:r>
-        <w:rPr>
-          <w:b w:val="0"/>
-        </w:rPr>
-        <w:t>. Open the HTML copy to read or print it.</w:t>
-      </w:r>
-    </w:p>
-    <w:p>
-      <w:pPr>
-        <w:spacing w:line="336" w:lineRule="auto" w:after="180"/>
-      </w:pPr>
-      <w:r>
-        <w:rPr>
-          <w:b w:val="0"/>
-        </w:rPr>
-        <w:t>Drafts stay in this browser when storage is available; clear drafts on a shared device.</w:t>
-      </w:r>
-    </w:p>
-    <w:p>
-      <w:pPr>
-        <w:pStyle w:val="Heading3"/>
-      </w:pPr>
-      <w:r>
-        <w:t>What I repaired, the evidence I kept and the next test</w:t>
-      </w:r>
-    </w:p>
-    <w:p>
-      <w:r>
-        <w:t>________________________________________________________________</w:t>
-      </w:r>
-    </w:p>
-    <w:p>
-      <w:r>
-        <w:t>________________________________________________________________</w:t>
-      </w:r>
-    </w:p>
-    <w:p>
-      <w:r>
-        <w:t>________________________________________________________________</w:t>
-      </w:r>
-    </w:p>
-    <w:p>
-      <w:r>
-        <w:t>________________________________________________________________</w:t>
-      </w:r>
-    </w:p>
-    <w:p>
-      <w:r>
-        <w:t>________________________________________________________________</w:t>
-      </w:r>
-    </w:p>
-    <w:p>
-      <w:pPr>
         <w:pStyle w:val="Heading1"/>
       </w:pPr>
       <w:r>
-        <w:t>21. Visual concept journey</w:t>
-      </w:r>
-    </w:p>
-    <w:p>
-      <w:r>
-        <w:t>Explain each Expo and Defense picture from its labels, then record a relevant limit.</w:t>
-      </w:r>
-    </w:p>
-    <w:p>
-      <w:pPr>
-        <w:pStyle w:val="Heading3"/>
+        <w:t>21. Reference · Six-picture response sheets</w:t>
+      </w:r>
+    </w:p>
+    <w:p>
+      <w:r>
+        <w:t>Choose the image that helps rather than repeating all six.</w:t>
+      </w:r>
+    </w:p>
+    <w:p>
+      <w:pPr>
+        <w:pStyle w:val="Heading2"/>
       </w:pPr>
       <w:r>
         <w:t>01. Expo and Defense: the case</w:t>
@@ -3062,7 +2982,6 @@
     <w:p>
       <w:pPr>
         <w:spacing w:line="336" w:lineRule="auto" w:after="180"/>
-        <w:shd w:fill="F5F1FB"/>
       </w:pPr>
       <w:r>
         <w:rPr>
@@ -3101,7 +3020,7 @@
     </w:p>
     <w:p>
       <w:pPr>
-        <w:pStyle w:val="Heading3"/>
+        <w:pStyle w:val="Heading2"/>
       </w:pPr>
       <w:r>
         <w:t>02. Follow the deciding steps</w:t>
@@ -3205,7 +3124,6 @@
     <w:p>
       <w:pPr>
         <w:spacing w:line="336" w:lineRule="auto" w:after="180"/>
-        <w:shd w:fill="F5F1FB"/>
       </w:pPr>
       <w:r>
         <w:rPr>
@@ -3256,7 +3174,7 @@
     </w:p>
     <w:p>
       <w:pPr>
-        <w:pStyle w:val="Heading3"/>
+        <w:pStyle w:val="Heading2"/>
       </w:pPr>
       <w:r>
         <w:t>03. Shared reserved-case comparison</w:t>
@@ -3324,7 +3242,6 @@
     <w:p>
       <w:pPr>
         <w:spacing w:line="336" w:lineRule="auto" w:after="180"/>
-        <w:shd w:fill="F5F1FB"/>
       </w:pPr>
       <w:r>
         <w:rPr>
@@ -3363,7 +3280,7 @@
     </w:p>
     <w:p>
       <w:pPr>
-        <w:pStyle w:val="Heading3"/>
+        <w:pStyle w:val="Heading2"/>
       </w:pPr>
       <w:r>
         <w:t>04. Change one thing. Trace what follows.</w:t>
@@ -3442,7 +3359,6 @@
     <w:p>
       <w:pPr>
         <w:spacing w:line="336" w:lineRule="auto" w:after="180"/>
-        <w:shd w:fill="F5F1FB"/>
       </w:pPr>
       <w:r>
         <w:rPr>
@@ -3481,7 +3397,7 @@
     </w:p>
     <w:p>
       <w:pPr>
-        <w:pStyle w:val="Heading3"/>
+        <w:pStyle w:val="Heading2"/>
       </w:pPr>
       <w:r>
         <w:t>05. Connect the explanation to its limit</w:t>
@@ -3583,7 +3499,6 @@
     <w:p>
       <w:pPr>
         <w:spacing w:line="336" w:lineRule="auto" w:after="180"/>
-        <w:shd w:fill="F5F1FB"/>
       </w:pPr>
       <w:r>
         <w:rPr>
@@ -3622,7 +3537,7 @@
     </w:p>
     <w:p>
       <w:pPr>
-        <w:pStyle w:val="Heading3"/>
+        <w:pStyle w:val="Heading2"/>
       </w:pPr>
       <w:r>
         <w:t>06. Make the idea visible in your project</w:t>
@@ -3737,7 +3652,6 @@
     <w:p>
       <w:pPr>
         <w:spacing w:line="336" w:lineRule="auto" w:after="180"/>
-        <w:shd w:fill="F5F1FB"/>
       </w:pPr>
       <w:r>
         <w:rPr>
@@ -3784,6 +3698,62 @@
     <w:p>
       <w:r>
         <w:t>________________________________________________________________</w:t>
+      </w:r>
+    </w:p>
+    <w:p>
+      <w:pPr>
+        <w:pStyle w:val="Heading2"/>
+      </w:pPr>
+      <w:r>
+        <w:t>Earlier wording, alternatives and picture transcripts · reference / check after trying</w:t>
+      </w:r>
+    </w:p>
+    <w:p>
+      <w:pPr>
+        <w:pStyle w:val="Heading3"/>
+      </w:pPr>
+      <w:r>
+        <w:t>01. Expo and Defense: the case</w:t>
+      </w:r>
+    </w:p>
+    <w:p>
+      <w:pPr>
+        <w:pStyle w:val="Heading3"/>
+      </w:pPr>
+      <w:r>
+        <w:t>02. Follow the deciding steps</w:t>
+      </w:r>
+    </w:p>
+    <w:p>
+      <w:pPr>
+        <w:pStyle w:val="Heading3"/>
+      </w:pPr>
+      <w:r>
+        <w:t>03. Shared reserved-case comparison</w:t>
+      </w:r>
+    </w:p>
+    <w:p>
+      <w:pPr>
+        <w:pStyle w:val="Heading3"/>
+      </w:pPr>
+      <w:r>
+        <w:t>04. Change one thing. Trace what follows.</w:t>
+      </w:r>
+    </w:p>
+    <w:p>
+      <w:pPr>
+        <w:pStyle w:val="Heading3"/>
+      </w:pPr>
+      <w:r>
+        <w:t>05. Connect the explanation to its limit</w:t>
+      </w:r>
+    </w:p>
+    <w:p>
+      <w:pPr>
+        <w:pStyle w:val="Heading3"/>
+      </w:pPr>
+      <w:r>
+        <w:t>06. Make the idea visible in your project</w:t>
       </w:r>
     </w:p>
     <w:sectPr>
